--- a/modele.docx
+++ b/modele.docx
@@ -653,10 +653,7 @@
       </w:r>
       <w:r>
         <w:tab/>
-      </w:r>
-      <w:r>
-        <w:tab/>
-        <w:t xml:space="preserve"> Genre </w:t>
+        <w:t>Genre </w:t>
       </w:r>
       <w:r>
         <w:tab/>
@@ -680,11 +677,13 @@
         <w:t xml:space="preserve"> </w:t>
       </w:r>
       <w:r>
-        <w:t xml:space="preserve">              Type : {{type}}</w:t>
-      </w:r>
-      <w:r>
-        <w:tab/>
-        <w:t xml:space="preserve">     Carrosserie : {{</w:t>
+        <w:t xml:space="preserve">         Type : {{type}}</w:t>
+      </w:r>
+      <w:r>
+        <w:t xml:space="preserve"> </w:t>
+      </w:r>
+      <w:r>
+        <w:t xml:space="preserve">   Carrosserie : {{</w:t>
       </w:r>
       <w:r>
         <w:rPr>
@@ -716,7 +715,7 @@
       </w:r>
       <w:proofErr w:type="gramEnd"/>
       <w:r>
-        <w:t xml:space="preserve">                                 Date de1ère mise en circulation : {{</w:t>
+        <w:t xml:space="preserve">  Date de1ère mise en circulation {{</w:t>
       </w:r>
       <w:proofErr w:type="spellStart"/>
       <w:r>
@@ -783,6 +782,7 @@
     <w:p>
       <w:pPr>
         <w:pStyle w:val="NormalWeb"/>
+        <w:spacing w:before="0" w:beforeAutospacing="0" w:after="0" w:afterAutospacing="0"/>
       </w:pPr>
       <w:r>
         <w:t xml:space="preserve">Numéro d’identification du véhicule (VIN), composé de dix-sept (17) caractères : </w:t>
@@ -802,6 +802,7 @@
     <w:p>
       <w:pPr>
         <w:pStyle w:val="NormalWeb"/>
+        <w:spacing w:before="0" w:beforeAutospacing="0" w:after="0" w:afterAutospacing="0"/>
       </w:pPr>
       <w:r>
         <w:t xml:space="preserve">Type « mines », neuf (9) caractères </w:t>
@@ -813,6 +814,7 @@
     <w:p>
       <w:pPr>
         <w:pStyle w:val="NormalWeb"/>
+        <w:spacing w:before="0" w:beforeAutospacing="0" w:after="0" w:afterAutospacing="0"/>
       </w:pPr>
       <w:r>
         <w:t xml:space="preserve">Section d’identification du véhicule (n° dans la série du type), huit (8) caractères : </w:t>
@@ -823,26 +825,8 @@
     </w:p>
     <w:p>
       <w:pPr>
-        <w:autoSpaceDE w:val="0"/>
-        <w:autoSpaceDN w:val="0"/>
-        <w:adjustRightInd w:val="0"/>
-        <w:rPr>
-          <w:rFonts w:asciiTheme="majorHAnsi" w:hAnsiTheme="majorHAnsi"/>
-          <w:sz w:val="10"/>
-          <w:szCs w:val="10"/>
-        </w:rPr>
-      </w:pPr>
-    </w:p>
-    <w:p>
-      <w:pPr>
-        <w:autoSpaceDE w:val="0"/>
-        <w:autoSpaceDN w:val="0"/>
-        <w:adjustRightInd w:val="0"/>
-        <w:rPr>
-          <w:rFonts w:asciiTheme="majorHAnsi" w:hAnsiTheme="majorHAnsi"/>
-          <w:sz w:val="20"/>
-          <w:szCs w:val="20"/>
-        </w:rPr>
+        <w:pStyle w:val="NormalWeb"/>
+        <w:spacing w:before="0" w:beforeAutospacing="0" w:after="0" w:afterAutospacing="0"/>
       </w:pPr>
       <w:r>
         <w:t xml:space="preserve">Puissance </w:t>
@@ -853,33 +837,32 @@
       </w:r>
       <w:proofErr w:type="gramEnd"/>
       <w:r>
-        <w:rPr>
-          <w:highlight w:val="yellow"/>
-        </w:rPr>
-        <w:t>CV</w:t>
-      </w:r>
-      <w:r>
-        <w:t>) : {{</w:t>
+        <w:t>CV) : {{</w:t>
       </w:r>
       <w:proofErr w:type="spellStart"/>
       <w:r>
-        <w:t>puissance_administrative</w:t>
+        <w:t>puiss_cv</w:t>
       </w:r>
       <w:proofErr w:type="spellEnd"/>
       <w:r>
-        <w:t>}}                           Nombre de places : assises {{</w:t>
+        <w:t>}}</w:t>
+      </w:r>
+      <w:r>
+        <w:t xml:space="preserve">  Nombre de places :{{</w:t>
+      </w:r>
+      <w:r>
+        <w:t xml:space="preserve"> </w:t>
+      </w:r>
+      <w:r>
+        <w:t>{</w:t>
       </w:r>
       <w:proofErr w:type="spellStart"/>
       <w:r>
-        <w:t>nombre_places_assises</w:t>
+        <w:t>nb_places</w:t>
       </w:r>
       <w:proofErr w:type="spellEnd"/>
       <w:r>
-        <w:t>}}</w:t>
-      </w:r>
-      <w:r>
-        <w:tab/>
-        <w:t>, debout : 00</w:t>
+        <w:t>}}, debout : 00</w:t>
       </w:r>
     </w:p>
     <w:p>
@@ -2190,7 +2173,6 @@
           <w:sz w:val="22"/>
           <w:szCs w:val="22"/>
         </w:rPr>
-        <w:lastRenderedPageBreak/>
         <w:t>Vu, approuvé et enregistré</w:t>
       </w:r>
     </w:p>
@@ -2337,6 +2319,217 @@
       </w:pPr>
       <w:r>
         <w:rPr>
+          <w:rFonts w:ascii="Bookman Old Style" w:hAnsi="Bookman Old Style"/>
+          <w:sz w:val="18"/>
+          <w:szCs w:val="20"/>
+        </w:rPr>
+        <w:t>………………</w:t>
+      </w:r>
+      <w:r>
+        <w:rPr>
+          <w:rFonts w:ascii="Bookman Old Style" w:hAnsi="Bookman Old Style"/>
+          <w:sz w:val="18"/>
+          <w:szCs w:val="20"/>
+        </w:rPr>
+        <w:t>NEGGAZ MOHAMED</w:t>
+      </w:r>
+      <w:r>
+        <w:rPr>
+          <w:rFonts w:ascii="Bookman Old Style" w:hAnsi="Bookman Old Style"/>
+          <w:sz w:val="18"/>
+          <w:szCs w:val="20"/>
+        </w:rPr>
+        <w:t>………….</w:t>
+      </w:r>
+    </w:p>
+    <w:p>
+      <w:pPr>
+        <w:jc w:val="center"/>
+        <w:rPr>
+          <w:rFonts w:ascii="Bookman Old Style" w:hAnsi="Bookman Old Style"/>
+          <w:sz w:val="12"/>
+          <w:szCs w:val="14"/>
+        </w:rPr>
+      </w:pPr>
+    </w:p>
+    <w:p>
+      <w:pPr>
+        <w:jc w:val="center"/>
+        <w:rPr>
+          <w:rFonts w:ascii="Bookman Old Style" w:hAnsi="Bookman Old Style"/>
+          <w:sz w:val="20"/>
+          <w:szCs w:val="22"/>
+        </w:rPr>
+      </w:pPr>
+      <w:r>
+        <w:t>Fait à {{lieu}}, le {{</w:t>
+      </w:r>
+      <w:proofErr w:type="spellStart"/>
+      <w:r>
+        <w:t>date_expertise</w:t>
+      </w:r>
+      <w:proofErr w:type="spellEnd"/>
+      <w:r>
+        <w:t>}}</w:t>
+      </w:r>
+    </w:p>
+    <w:p>
+      <w:pPr>
+        <w:jc w:val="center"/>
+        <w:rPr>
+          <w:rFonts w:ascii="Bookman Old Style" w:hAnsi="Bookman Old Style"/>
+          <w:sz w:val="20"/>
+          <w:szCs w:val="22"/>
+        </w:rPr>
+      </w:pPr>
+    </w:p>
+    <w:p>
+      <w:pPr>
+        <w:jc w:val="center"/>
+        <w:rPr>
+          <w:rFonts w:ascii="Bookman Old Style" w:hAnsi="Bookman Old Style"/>
+          <w:sz w:val="14"/>
+          <w:szCs w:val="16"/>
+        </w:rPr>
+      </w:pPr>
+    </w:p>
+    <w:p>
+      <w:pPr>
+        <w:jc w:val="right"/>
+        <w:rPr>
+          <w:rFonts w:ascii="Bookman Old Style" w:hAnsi="Bookman Old Style"/>
+          <w:sz w:val="14"/>
+          <w:szCs w:val="16"/>
+        </w:rPr>
+      </w:pPr>
+    </w:p>
+    <w:p>
+      <w:pPr>
+        <w:jc w:val="right"/>
+        <w:rPr>
+          <w:rFonts w:ascii="Bookman Old Style" w:hAnsi="Bookman Old Style"/>
+          <w:b/>
+          <w:bCs/>
+          <w:sz w:val="22"/>
+        </w:rPr>
+      </w:pPr>
+      <w:r>
+        <w:rPr>
+          <w:rFonts w:ascii="Bookman Old Style" w:hAnsi="Bookman Old Style"/>
+          <w:b/>
+          <w:bCs/>
+          <w:sz w:val="22"/>
+        </w:rPr>
+        <w:t>1</w:t>
+      </w:r>
+      <w:r>
+        <w:rPr>
+          <w:rFonts w:ascii="Bookman Old Style" w:hAnsi="Bookman Old Style"/>
+          <w:b/>
+          <w:bCs/>
+          <w:sz w:val="22"/>
+        </w:rPr>
+        <w:t>/</w:t>
+      </w:r>
+      <w:r>
+        <w:rPr>
+          <w:rFonts w:ascii="Bookman Old Style" w:hAnsi="Bookman Old Style"/>
+          <w:b/>
+          <w:bCs/>
+          <w:sz w:val="22"/>
+        </w:rPr>
+        <w:t>2</w:t>
+      </w:r>
+    </w:p>
+    <w:p>
+      <w:pPr>
+        <w:jc w:val="right"/>
+        <w:rPr>
+          <w:rFonts w:ascii="Bookman Old Style" w:hAnsi="Bookman Old Style"/>
+          <w:b/>
+          <w:bCs/>
+          <w:sz w:val="22"/>
+        </w:rPr>
+      </w:pPr>
+    </w:p>
+    <w:p>
+      <w:pPr>
+        <w:jc w:val="center"/>
+        <w:rPr>
+          <w:rFonts w:ascii="Bookman Old Style" w:hAnsi="Bookman Old Style"/>
+          <w:b/>
+          <w:bCs/>
+          <w:sz w:val="22"/>
+        </w:rPr>
+      </w:pPr>
+    </w:p>
+    <w:p>
+      <w:pPr>
+        <w:jc w:val="center"/>
+        <w:rPr>
+          <w:rFonts w:ascii="Bookman Old Style" w:hAnsi="Bookman Old Style"/>
+          <w:sz w:val="14"/>
+          <w:szCs w:val="16"/>
+        </w:rPr>
+      </w:pPr>
+    </w:p>
+    <w:p>
+      <w:pPr>
+        <w:jc w:val="center"/>
+        <w:rPr>
+          <w:rFonts w:ascii="Bookman Old Style" w:hAnsi="Bookman Old Style"/>
+          <w:b/>
+          <w:bCs/>
+          <w:sz w:val="32"/>
+          <w:szCs w:val="36"/>
+        </w:rPr>
+      </w:pPr>
+      <w:r>
+        <w:rPr>
+          <w:rFonts w:ascii="Bookman Old Style" w:hAnsi="Bookman Old Style"/>
+          <w:b/>
+          <w:bCs/>
+          <w:sz w:val="32"/>
+          <w:szCs w:val="36"/>
+        </w:rPr>
+        <w:t>{{</w:t>
+      </w:r>
+      <w:proofErr w:type="spellStart"/>
+      <w:r>
+        <w:rPr>
+          <w:rFonts w:ascii="Bookman Old Style" w:hAnsi="Bookman Old Style"/>
+          <w:b/>
+          <w:bCs/>
+          <w:sz w:val="32"/>
+          <w:szCs w:val="36"/>
+        </w:rPr>
+        <w:t>img_vehicule</w:t>
+      </w:r>
+      <w:proofErr w:type="spellEnd"/>
+      <w:r>
+        <w:rPr>
+          <w:rFonts w:ascii="Bookman Old Style" w:hAnsi="Bookman Old Style"/>
+          <w:b/>
+          <w:bCs/>
+          <w:sz w:val="32"/>
+          <w:szCs w:val="36"/>
+        </w:rPr>
+        <w:t>}}</w:t>
+      </w:r>
+    </w:p>
+    <w:p>
+      <w:pPr>
+        <w:jc w:val="center"/>
+        <w:rPr>
+          <w:rFonts w:ascii="Bookman Old Style" w:hAnsi="Bookman Old Style"/>
+          <w:b/>
+          <w:bCs/>
+          <w:sz w:val="32"/>
+          <w:szCs w:val="36"/>
+        </w:rPr>
+      </w:pPr>
+      <w:r>
+        <w:rPr>
           <w:rFonts w:ascii="Cambria" w:hAnsi="Cambria"/>
           <w:b/>
           <w:bCs/>
@@ -2349,13 +2542,13 @@
         <mc:AlternateContent>
           <mc:Choice Requires="wps">
             <w:drawing>
-              <wp:anchor distT="0" distB="0" distL="114300" distR="114300" simplePos="0" relativeHeight="251693056" behindDoc="1" locked="0" layoutInCell="1" allowOverlap="1" wp14:anchorId="0CE67496" wp14:editId="3144A4B7">
+              <wp:anchor distT="0" distB="0" distL="114300" distR="114300" simplePos="0" relativeHeight="251693056" behindDoc="1" locked="0" layoutInCell="1" allowOverlap="1" wp14:anchorId="0CE67496" wp14:editId="2B973C49">
                 <wp:simplePos x="0" y="0"/>
                 <wp:positionH relativeFrom="column">
-                  <wp:posOffset>-1431926</wp:posOffset>
+                  <wp:posOffset>-1698625</wp:posOffset>
                 </wp:positionH>
                 <wp:positionV relativeFrom="paragraph">
-                  <wp:posOffset>-689610</wp:posOffset>
+                  <wp:posOffset>288925</wp:posOffset>
                 </wp:positionV>
                 <wp:extent cx="8458200" cy="11692255"/>
                 <wp:effectExtent l="19050" t="19050" r="76200" b="80645"/>
@@ -2416,11 +2609,11 @@
           </mc:Choice>
           <mc:Fallback>
             <w:pict>
-              <v:shapetype w14:anchorId="15D38CA4" id="_x0000_t32" coordsize="21600,21600" o:spt="32" o:oned="t" path="m,l21600,21600e" filled="f">
+              <v:shapetype w14:anchorId="19B7EEBA" id="_x0000_t32" coordsize="21600,21600" o:spt="32" o:oned="t" path="m,l21600,21600e" filled="f">
                 <v:path arrowok="t" fillok="f" o:connecttype="none"/>
                 <o:lock v:ext="edit" shapetype="t"/>
               </v:shapetype>
-              <v:shape id="AutoShape 35" o:spid="_x0000_s1026" type="#_x0000_t32" style="position:absolute;margin-left:-112.75pt;margin-top:-54.3pt;width:666pt;height:920.65pt;flip:x;z-index:-251623424;visibility:visible;mso-wrap-style:square;mso-width-percent:0;mso-height-percent:0;mso-wrap-distance-left:9pt;mso-wrap-distance-top:0;mso-wrap-distance-right:9pt;mso-wrap-distance-bottom:0;mso-position-horizontal:absolute;mso-position-horizontal-relative:text;mso-position-vertical:absolute;mso-position-vertical-relative:text;mso-width-percent:0;mso-height-percent:0;mso-width-relative:page;mso-height-relative:page" o:gfxdata="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" strokecolor="red" strokeweight="4.5pt">
+              <v:shape id="AutoShape 35" o:spid="_x0000_s1026" type="#_x0000_t32" style="position:absolute;margin-left:-133.75pt;margin-top:22.75pt;width:666pt;height:920.65pt;flip:x;z-index:-251623424;visibility:visible;mso-wrap-style:square;mso-width-percent:0;mso-height-percent:0;mso-wrap-distance-left:9pt;mso-wrap-distance-top:0;mso-wrap-distance-right:9pt;mso-wrap-distance-bottom:0;mso-position-horizontal:absolute;mso-position-horizontal-relative:text;mso-position-vertical:absolute;mso-position-vertical-relative:text;mso-width-percent:0;mso-height-percent:0;mso-width-relative:page;mso-height-relative:page" o:gfxdata="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" strokecolor="red" strokeweight="4.5pt">
                 <v:stroke dashstyle="dash"/>
                 <v:shadow on="t" color="#00b050"/>
               </v:shape>
@@ -2428,2600 +2621,2388 @@
           </mc:Fallback>
         </mc:AlternateContent>
       </w:r>
-      <w:r>
+    </w:p>
+    <w:p>
+      <w:pPr>
+        <w:jc w:val="center"/>
+        <w:rPr>
+          <w:rFonts w:ascii="Bookman Old Style" w:hAnsi="Bookman Old Style"/>
+          <w:b/>
+          <w:bCs/>
+          <w:sz w:val="32"/>
+          <w:szCs w:val="36"/>
+        </w:rPr>
+      </w:pPr>
+      <w:r>
+        <w:rPr>
+          <w:rFonts w:ascii="Bookman Old Style" w:hAnsi="Bookman Old Style"/>
+          <w:b/>
+          <w:bCs/>
+          <w:sz w:val="32"/>
+          <w:szCs w:val="36"/>
+        </w:rPr>
+        <w:t>{{</w:t>
+      </w:r>
+      <w:proofErr w:type="spellStart"/>
+      <w:r>
+        <w:rPr>
+          <w:rFonts w:ascii="Bookman Old Style" w:hAnsi="Bookman Old Style"/>
+          <w:b/>
+          <w:bCs/>
+          <w:sz w:val="32"/>
+          <w:szCs w:val="36"/>
+        </w:rPr>
+        <w:t>img_carte</w:t>
+      </w:r>
+      <w:proofErr w:type="spellEnd"/>
+      <w:r>
+        <w:rPr>
+          <w:rFonts w:ascii="Bookman Old Style" w:hAnsi="Bookman Old Style"/>
+          <w:b/>
+          <w:bCs/>
+          <w:sz w:val="32"/>
+          <w:szCs w:val="36"/>
+        </w:rPr>
+        <w:t>}}</w:t>
+      </w:r>
+    </w:p>
+    <w:p>
+      <w:pPr>
+        <w:jc w:val="center"/>
+        <w:rPr>
+          <w:rFonts w:ascii="Bookman Old Style" w:hAnsi="Bookman Old Style"/>
+          <w:b/>
+          <w:bCs/>
+          <w:sz w:val="32"/>
+          <w:szCs w:val="36"/>
+        </w:rPr>
+      </w:pPr>
+    </w:p>
+    <w:p>
+      <w:pPr>
+        <w:jc w:val="center"/>
+        <w:rPr>
+          <w:rFonts w:ascii="Bookman Old Style" w:hAnsi="Bookman Old Style"/>
+          <w:b/>
+          <w:bCs/>
+          <w:sz w:val="32"/>
+          <w:szCs w:val="36"/>
+        </w:rPr>
+      </w:pPr>
+      <w:r>
+        <w:rPr>
+          <w:rFonts w:ascii="Bookman Old Style" w:hAnsi="Bookman Old Style"/>
+          <w:b/>
+          <w:bCs/>
+          <w:sz w:val="32"/>
+          <w:szCs w:val="36"/>
+        </w:rPr>
+        <w:t>{{</w:t>
+      </w:r>
+      <w:proofErr w:type="spellStart"/>
+      <w:r>
+        <w:rPr>
+          <w:rFonts w:ascii="Bookman Old Style" w:hAnsi="Bookman Old Style"/>
+          <w:b/>
+          <w:bCs/>
+          <w:sz w:val="32"/>
+          <w:szCs w:val="36"/>
+        </w:rPr>
+        <w:t>img_plaque</w:t>
+      </w:r>
+      <w:proofErr w:type="spellEnd"/>
+      <w:r>
+        <w:rPr>
+          <w:rFonts w:ascii="Bookman Old Style" w:hAnsi="Bookman Old Style"/>
+          <w:b/>
+          <w:bCs/>
+          <w:sz w:val="32"/>
+          <w:szCs w:val="36"/>
+        </w:rPr>
+        <w:t>}}</w:t>
+      </w:r>
+    </w:p>
+    <w:p>
+      <w:pPr>
+        <w:jc w:val="center"/>
+        <w:rPr>
+          <w:rFonts w:ascii="Bookman Old Style" w:hAnsi="Bookman Old Style"/>
+          <w:b/>
+          <w:bCs/>
+          <w:sz w:val="32"/>
+          <w:szCs w:val="36"/>
+        </w:rPr>
+      </w:pPr>
+    </w:p>
+    <w:p>
+      <w:pPr>
+        <w:jc w:val="center"/>
+        <w:rPr>
+          <w:rFonts w:ascii="Bookman Old Style" w:hAnsi="Bookman Old Style"/>
+          <w:b/>
+          <w:bCs/>
+          <w:sz w:val="32"/>
+          <w:szCs w:val="36"/>
+        </w:rPr>
+      </w:pPr>
+      <w:r>
+        <w:rPr>
+          <w:rFonts w:ascii="Bookman Old Style" w:hAnsi="Bookman Old Style"/>
+          <w:b/>
+          <w:bCs/>
+          <w:sz w:val="32"/>
+          <w:szCs w:val="36"/>
+        </w:rPr>
+        <w:t>{{</w:t>
+      </w:r>
+      <w:proofErr w:type="spellStart"/>
+      <w:r>
+        <w:rPr>
+          <w:rFonts w:ascii="Bookman Old Style" w:hAnsi="Bookman Old Style"/>
+          <w:b/>
+          <w:bCs/>
+          <w:sz w:val="32"/>
+          <w:szCs w:val="36"/>
+        </w:rPr>
+        <w:t>img_vin</w:t>
+      </w:r>
+      <w:proofErr w:type="spellEnd"/>
+      <w:r>
+        <w:rPr>
+          <w:rFonts w:ascii="Bookman Old Style" w:hAnsi="Bookman Old Style"/>
+          <w:b/>
+          <w:bCs/>
+          <w:sz w:val="32"/>
+          <w:szCs w:val="36"/>
+        </w:rPr>
+        <w:t>}}</w:t>
+      </w:r>
+    </w:p>
+    <w:p>
+      <w:pPr>
+        <w:bidi/>
+        <w:jc w:val="center"/>
+        <w:rPr>
+          <w:rFonts w:asciiTheme="majorBidi" w:hAnsiTheme="majorBidi" w:cstheme="majorBidi"/>
+          <w:b/>
+          <w:bCs/>
+          <w:sz w:val="14"/>
+          <w:szCs w:val="14"/>
+          <w:lang w:bidi="ar-DZ"/>
+        </w:rPr>
+      </w:pPr>
+    </w:p>
+    <w:p>
+      <w:pPr>
+        <w:bidi/>
+        <w:jc w:val="center"/>
+        <w:rPr>
+          <w:rFonts w:asciiTheme="majorBidi" w:hAnsiTheme="majorBidi" w:cstheme="majorBidi"/>
+          <w:b/>
+          <w:bCs/>
+          <w:sz w:val="14"/>
+          <w:szCs w:val="14"/>
+          <w:lang w:bidi="ar-DZ"/>
+        </w:rPr>
+      </w:pPr>
+    </w:p>
+    <w:p>
+      <w:pPr>
+        <w:bidi/>
+        <w:jc w:val="center"/>
+        <w:rPr>
+          <w:rFonts w:asciiTheme="majorBidi" w:hAnsiTheme="majorBidi" w:cstheme="majorBidi"/>
+          <w:b/>
+          <w:bCs/>
+          <w:sz w:val="14"/>
+          <w:szCs w:val="14"/>
+          <w:lang w:bidi="ar-DZ"/>
+        </w:rPr>
+      </w:pPr>
+    </w:p>
+    <w:p>
+      <w:pPr>
+        <w:bidi/>
+        <w:jc w:val="center"/>
+        <w:rPr>
+          <w:rFonts w:asciiTheme="majorBidi" w:hAnsiTheme="majorBidi" w:cstheme="majorBidi"/>
+          <w:b/>
+          <w:bCs/>
+          <w:sz w:val="14"/>
+          <w:szCs w:val="14"/>
+          <w:lang w:bidi="ar-DZ"/>
+        </w:rPr>
+      </w:pPr>
+    </w:p>
+    <w:p>
+      <w:pPr>
+        <w:bidi/>
+        <w:jc w:val="center"/>
+        <w:rPr>
+          <w:rFonts w:asciiTheme="majorBidi" w:hAnsiTheme="majorBidi" w:cstheme="majorBidi"/>
+          <w:b/>
+          <w:bCs/>
+          <w:sz w:val="14"/>
+          <w:szCs w:val="14"/>
+          <w:lang w:bidi="ar-DZ"/>
+        </w:rPr>
+      </w:pPr>
+    </w:p>
+    <w:p>
+      <w:pPr>
+        <w:bidi/>
+        <w:jc w:val="center"/>
+        <w:rPr>
+          <w:rFonts w:asciiTheme="majorBidi" w:hAnsiTheme="majorBidi" w:cstheme="majorBidi"/>
+          <w:b/>
+          <w:bCs/>
+          <w:sz w:val="14"/>
+          <w:szCs w:val="14"/>
+          <w:lang w:bidi="ar-DZ"/>
+        </w:rPr>
+      </w:pPr>
+    </w:p>
+    <w:p>
+      <w:pPr>
+        <w:autoSpaceDE w:val="0"/>
+        <w:autoSpaceDN w:val="0"/>
+        <w:adjustRightInd w:val="0"/>
+        <w:rPr>
+          <w:rFonts w:ascii="Cambria" w:hAnsi="Cambria"/>
+          <w:b/>
+          <w:bCs/>
+          <w:color w:val="FF0000"/>
+          <w:sz w:val="6"/>
+          <w:szCs w:val="6"/>
+          <w:u w:val="single"/>
+        </w:rPr>
+      </w:pPr>
+    </w:p>
+    <w:p>
+      <w:pPr>
+        <w:autoSpaceDE w:val="0"/>
+        <w:autoSpaceDN w:val="0"/>
+        <w:adjustRightInd w:val="0"/>
+        <w:jc w:val="center"/>
+        <w:rPr>
+          <w:rFonts w:ascii="Cambria" w:hAnsi="Cambria"/>
+          <w:b/>
+          <w:bCs/>
+          <w:color w:val="FF0000"/>
+          <w:sz w:val="6"/>
+          <w:szCs w:val="6"/>
+          <w:u w:val="single"/>
+        </w:rPr>
+      </w:pPr>
+    </w:p>
+    <w:p>
+      <w:pPr>
+        <w:autoSpaceDE w:val="0"/>
+        <w:autoSpaceDN w:val="0"/>
+        <w:adjustRightInd w:val="0"/>
+        <w:jc w:val="center"/>
+        <w:rPr>
+          <w:rFonts w:ascii="Cambria" w:hAnsi="Cambria"/>
+          <w:b/>
+          <w:bCs/>
+          <w:color w:val="FF0000"/>
+          <w:sz w:val="6"/>
+          <w:szCs w:val="6"/>
+          <w:u w:val="single"/>
+        </w:rPr>
+      </w:pPr>
+    </w:p>
+    <w:p>
+      <w:pPr>
+        <w:autoSpaceDE w:val="0"/>
+        <w:autoSpaceDN w:val="0"/>
+        <w:adjustRightInd w:val="0"/>
+        <w:jc w:val="center"/>
+        <w:rPr>
+          <w:rFonts w:ascii="Cambria" w:hAnsi="Cambria"/>
+          <w:b/>
+          <w:bCs/>
+          <w:color w:val="FF0000"/>
+          <w:sz w:val="6"/>
+          <w:szCs w:val="6"/>
+          <w:u w:val="single"/>
+        </w:rPr>
+      </w:pPr>
+    </w:p>
+    <w:p>
+      <w:pPr>
+        <w:autoSpaceDE w:val="0"/>
+        <w:autoSpaceDN w:val="0"/>
+        <w:adjustRightInd w:val="0"/>
+        <w:jc w:val="center"/>
+        <w:rPr>
+          <w:rFonts w:ascii="Cambria" w:hAnsi="Cambria"/>
+          <w:b/>
+          <w:bCs/>
+          <w:color w:val="FF0000"/>
+          <w:sz w:val="6"/>
+          <w:szCs w:val="6"/>
+          <w:u w:val="single"/>
+        </w:rPr>
+      </w:pPr>
+    </w:p>
+    <w:p>
+      <w:pPr>
+        <w:autoSpaceDE w:val="0"/>
+        <w:autoSpaceDN w:val="0"/>
+        <w:adjustRightInd w:val="0"/>
+        <w:jc w:val="center"/>
+        <w:rPr>
+          <w:rFonts w:ascii="Cambria" w:hAnsi="Cambria"/>
+          <w:b/>
+          <w:bCs/>
+          <w:color w:val="FF0000"/>
+          <w:sz w:val="6"/>
+          <w:szCs w:val="6"/>
+          <w:u w:val="single"/>
+        </w:rPr>
+      </w:pPr>
+    </w:p>
+    <w:p>
+      <w:pPr>
+        <w:autoSpaceDE w:val="0"/>
+        <w:autoSpaceDN w:val="0"/>
+        <w:adjustRightInd w:val="0"/>
+        <w:jc w:val="center"/>
+        <w:rPr>
+          <w:rFonts w:ascii="Cambria" w:hAnsi="Cambria"/>
+          <w:b/>
+          <w:bCs/>
+          <w:color w:val="FF0000"/>
+          <w:sz w:val="6"/>
+          <w:szCs w:val="6"/>
+          <w:u w:val="single"/>
+        </w:rPr>
+      </w:pPr>
+    </w:p>
+    <w:p>
+      <w:pPr>
+        <w:autoSpaceDE w:val="0"/>
+        <w:autoSpaceDN w:val="0"/>
+        <w:adjustRightInd w:val="0"/>
+        <w:jc w:val="center"/>
+        <w:rPr>
+          <w:rFonts w:ascii="Cambria" w:hAnsi="Cambria"/>
+          <w:b/>
+          <w:bCs/>
+          <w:color w:val="FF0000"/>
+          <w:sz w:val="6"/>
+          <w:szCs w:val="6"/>
+          <w:u w:val="single"/>
+        </w:rPr>
+      </w:pPr>
+    </w:p>
+    <w:p>
+      <w:pPr>
+        <w:autoSpaceDE w:val="0"/>
+        <w:autoSpaceDN w:val="0"/>
+        <w:adjustRightInd w:val="0"/>
+        <w:jc w:val="center"/>
+        <w:rPr>
+          <w:rFonts w:ascii="Cambria" w:hAnsi="Cambria"/>
+          <w:b/>
+          <w:bCs/>
+          <w:color w:val="FF0000"/>
+          <w:sz w:val="6"/>
+          <w:szCs w:val="6"/>
+          <w:u w:val="single"/>
+        </w:rPr>
+      </w:pPr>
+    </w:p>
+    <w:p>
+      <w:pPr>
+        <w:autoSpaceDE w:val="0"/>
+        <w:autoSpaceDN w:val="0"/>
+        <w:adjustRightInd w:val="0"/>
+        <w:jc w:val="center"/>
+        <w:rPr>
+          <w:rFonts w:ascii="Cambria" w:hAnsi="Cambria"/>
+          <w:b/>
+          <w:bCs/>
+          <w:color w:val="FF0000"/>
+          <w:sz w:val="6"/>
+          <w:szCs w:val="6"/>
+          <w:u w:val="single"/>
+        </w:rPr>
+      </w:pPr>
+    </w:p>
+    <w:p>
+      <w:pPr>
+        <w:autoSpaceDE w:val="0"/>
+        <w:autoSpaceDN w:val="0"/>
+        <w:adjustRightInd w:val="0"/>
+        <w:jc w:val="center"/>
+        <w:rPr>
+          <w:rFonts w:ascii="Cambria" w:hAnsi="Cambria"/>
+          <w:b/>
+          <w:bCs/>
+          <w:color w:val="FF0000"/>
+          <w:sz w:val="6"/>
+          <w:szCs w:val="6"/>
+          <w:u w:val="single"/>
+        </w:rPr>
+      </w:pPr>
+    </w:p>
+    <w:p>
+      <w:pPr>
+        <w:autoSpaceDE w:val="0"/>
+        <w:autoSpaceDN w:val="0"/>
+        <w:adjustRightInd w:val="0"/>
+        <w:jc w:val="center"/>
+        <w:rPr>
+          <w:rFonts w:ascii="Cambria" w:hAnsi="Cambria"/>
+          <w:b/>
+          <w:bCs/>
+          <w:color w:val="FF0000"/>
+          <w:sz w:val="6"/>
+          <w:szCs w:val="6"/>
+          <w:u w:val="single"/>
+        </w:rPr>
+      </w:pPr>
+    </w:p>
+    <w:p>
+      <w:pPr>
+        <w:autoSpaceDE w:val="0"/>
+        <w:autoSpaceDN w:val="0"/>
+        <w:adjustRightInd w:val="0"/>
+        <w:jc w:val="center"/>
+        <w:rPr>
+          <w:rFonts w:ascii="Cambria" w:hAnsi="Cambria"/>
+          <w:b/>
+          <w:bCs/>
+          <w:color w:val="FF0000"/>
+          <w:sz w:val="6"/>
+          <w:szCs w:val="6"/>
+          <w:u w:val="single"/>
+        </w:rPr>
+      </w:pPr>
+    </w:p>
+    <w:p>
+      <w:pPr>
+        <w:autoSpaceDE w:val="0"/>
+        <w:autoSpaceDN w:val="0"/>
+        <w:adjustRightInd w:val="0"/>
+        <w:jc w:val="center"/>
+        <w:rPr>
+          <w:rFonts w:ascii="Cambria" w:hAnsi="Cambria"/>
+          <w:b/>
+          <w:bCs/>
+          <w:color w:val="FF0000"/>
+          <w:sz w:val="6"/>
+          <w:szCs w:val="6"/>
+          <w:u w:val="single"/>
+        </w:rPr>
+      </w:pPr>
+    </w:p>
+    <w:p>
+      <w:pPr>
+        <w:autoSpaceDE w:val="0"/>
+        <w:autoSpaceDN w:val="0"/>
+        <w:adjustRightInd w:val="0"/>
+        <w:jc w:val="center"/>
+        <w:rPr>
+          <w:rFonts w:ascii="Cambria" w:hAnsi="Cambria"/>
+          <w:b/>
+          <w:bCs/>
+          <w:color w:val="FF0000"/>
+          <w:sz w:val="6"/>
+          <w:szCs w:val="6"/>
+          <w:u w:val="single"/>
+        </w:rPr>
+      </w:pPr>
+    </w:p>
+    <w:p>
+      <w:pPr>
+        <w:autoSpaceDE w:val="0"/>
+        <w:autoSpaceDN w:val="0"/>
+        <w:adjustRightInd w:val="0"/>
+        <w:jc w:val="center"/>
+        <w:rPr>
+          <w:rFonts w:ascii="Cambria" w:hAnsi="Cambria"/>
+          <w:b/>
+          <w:bCs/>
+          <w:color w:val="FF0000"/>
+          <w:sz w:val="6"/>
+          <w:szCs w:val="6"/>
+          <w:u w:val="single"/>
+        </w:rPr>
+      </w:pPr>
+    </w:p>
+    <w:p>
+      <w:pPr>
+        <w:autoSpaceDE w:val="0"/>
+        <w:autoSpaceDN w:val="0"/>
+        <w:adjustRightInd w:val="0"/>
+        <w:jc w:val="center"/>
+        <w:rPr>
+          <w:rFonts w:ascii="Cambria" w:hAnsi="Cambria"/>
+          <w:b/>
+          <w:bCs/>
+          <w:color w:val="FF0000"/>
+          <w:sz w:val="6"/>
+          <w:szCs w:val="6"/>
+          <w:u w:val="single"/>
+        </w:rPr>
+      </w:pPr>
+    </w:p>
+    <w:p>
+      <w:pPr>
+        <w:autoSpaceDE w:val="0"/>
+        <w:autoSpaceDN w:val="0"/>
+        <w:adjustRightInd w:val="0"/>
+        <w:jc w:val="center"/>
+        <w:rPr>
+          <w:rFonts w:ascii="Cambria" w:hAnsi="Cambria"/>
+          <w:b/>
+          <w:bCs/>
+          <w:color w:val="FF0000"/>
+          <w:sz w:val="6"/>
+          <w:szCs w:val="6"/>
+          <w:u w:val="single"/>
+        </w:rPr>
+      </w:pPr>
+    </w:p>
+    <w:p>
+      <w:pPr>
+        <w:autoSpaceDE w:val="0"/>
+        <w:autoSpaceDN w:val="0"/>
+        <w:adjustRightInd w:val="0"/>
+        <w:jc w:val="center"/>
+        <w:rPr>
+          <w:rFonts w:ascii="Cambria" w:hAnsi="Cambria"/>
+          <w:b/>
+          <w:bCs/>
+          <w:color w:val="FF0000"/>
+          <w:sz w:val="6"/>
+          <w:szCs w:val="6"/>
+          <w:u w:val="single"/>
+        </w:rPr>
+      </w:pPr>
+    </w:p>
+    <w:p>
+      <w:pPr>
+        <w:autoSpaceDE w:val="0"/>
+        <w:autoSpaceDN w:val="0"/>
+        <w:adjustRightInd w:val="0"/>
+        <w:jc w:val="center"/>
+        <w:rPr>
+          <w:rFonts w:ascii="Cambria" w:hAnsi="Cambria"/>
+          <w:b/>
+          <w:bCs/>
+          <w:color w:val="FF0000"/>
+          <w:sz w:val="6"/>
+          <w:szCs w:val="6"/>
+          <w:u w:val="single"/>
+        </w:rPr>
+      </w:pPr>
+    </w:p>
+    <w:p>
+      <w:pPr>
+        <w:autoSpaceDE w:val="0"/>
+        <w:autoSpaceDN w:val="0"/>
+        <w:adjustRightInd w:val="0"/>
+        <w:jc w:val="center"/>
+        <w:rPr>
+          <w:rFonts w:ascii="Cambria" w:hAnsi="Cambria"/>
+          <w:b/>
+          <w:bCs/>
+          <w:color w:val="FF0000"/>
+          <w:sz w:val="6"/>
+          <w:szCs w:val="6"/>
+          <w:u w:val="single"/>
+        </w:rPr>
+      </w:pPr>
+    </w:p>
+    <w:p>
+      <w:pPr>
+        <w:autoSpaceDE w:val="0"/>
+        <w:autoSpaceDN w:val="0"/>
+        <w:adjustRightInd w:val="0"/>
+        <w:jc w:val="center"/>
+        <w:rPr>
+          <w:rFonts w:ascii="Cambria" w:hAnsi="Cambria"/>
+          <w:b/>
+          <w:bCs/>
+          <w:color w:val="FF0000"/>
+          <w:sz w:val="6"/>
+          <w:szCs w:val="6"/>
+          <w:u w:val="single"/>
+        </w:rPr>
+      </w:pPr>
+    </w:p>
+    <w:p>
+      <w:pPr>
+        <w:autoSpaceDE w:val="0"/>
+        <w:autoSpaceDN w:val="0"/>
+        <w:adjustRightInd w:val="0"/>
+        <w:jc w:val="center"/>
+        <w:rPr>
+          <w:rFonts w:ascii="Cambria" w:hAnsi="Cambria"/>
+          <w:b/>
+          <w:bCs/>
+          <w:color w:val="FF0000"/>
+          <w:sz w:val="6"/>
+          <w:szCs w:val="6"/>
+          <w:u w:val="single"/>
+        </w:rPr>
+      </w:pPr>
+    </w:p>
+    <w:p>
+      <w:pPr>
+        <w:autoSpaceDE w:val="0"/>
+        <w:autoSpaceDN w:val="0"/>
+        <w:adjustRightInd w:val="0"/>
+        <w:jc w:val="center"/>
+        <w:rPr>
+          <w:rFonts w:ascii="Cambria" w:hAnsi="Cambria"/>
+          <w:b/>
+          <w:bCs/>
+          <w:color w:val="FF0000"/>
+          <w:sz w:val="6"/>
+          <w:szCs w:val="6"/>
+          <w:u w:val="single"/>
+        </w:rPr>
+      </w:pPr>
+    </w:p>
+    <w:p>
+      <w:pPr>
+        <w:autoSpaceDE w:val="0"/>
+        <w:autoSpaceDN w:val="0"/>
+        <w:adjustRightInd w:val="0"/>
+        <w:jc w:val="center"/>
+        <w:rPr>
+          <w:rFonts w:ascii="Cambria" w:hAnsi="Cambria"/>
+          <w:b/>
+          <w:bCs/>
+          <w:color w:val="FF0000"/>
+          <w:sz w:val="6"/>
+          <w:szCs w:val="6"/>
+          <w:u w:val="single"/>
+        </w:rPr>
+      </w:pPr>
+    </w:p>
+    <w:p>
+      <w:pPr>
+        <w:autoSpaceDE w:val="0"/>
+        <w:autoSpaceDN w:val="0"/>
+        <w:adjustRightInd w:val="0"/>
+        <w:jc w:val="center"/>
+        <w:rPr>
+          <w:rFonts w:ascii="Cambria" w:hAnsi="Cambria"/>
+          <w:b/>
+          <w:bCs/>
+          <w:color w:val="FF0000"/>
+          <w:sz w:val="6"/>
+          <w:szCs w:val="6"/>
+          <w:u w:val="single"/>
+        </w:rPr>
+      </w:pPr>
+    </w:p>
+    <w:p>
+      <w:pPr>
+        <w:autoSpaceDE w:val="0"/>
+        <w:autoSpaceDN w:val="0"/>
+        <w:adjustRightInd w:val="0"/>
+        <w:jc w:val="center"/>
+        <w:rPr>
+          <w:rFonts w:ascii="Cambria" w:hAnsi="Cambria"/>
+          <w:b/>
+          <w:bCs/>
+          <w:color w:val="FF0000"/>
+          <w:sz w:val="6"/>
+          <w:szCs w:val="6"/>
+          <w:u w:val="single"/>
+        </w:rPr>
+      </w:pPr>
+    </w:p>
+    <w:p>
+      <w:pPr>
+        <w:autoSpaceDE w:val="0"/>
+        <w:autoSpaceDN w:val="0"/>
+        <w:adjustRightInd w:val="0"/>
+        <w:jc w:val="center"/>
+        <w:rPr>
+          <w:rFonts w:ascii="Cambria" w:hAnsi="Cambria"/>
+          <w:b/>
+          <w:bCs/>
+          <w:color w:val="FF0000"/>
+          <w:sz w:val="6"/>
+          <w:szCs w:val="6"/>
+          <w:u w:val="single"/>
+        </w:rPr>
+      </w:pPr>
+    </w:p>
+    <w:p>
+      <w:pPr>
+        <w:autoSpaceDE w:val="0"/>
+        <w:autoSpaceDN w:val="0"/>
+        <w:adjustRightInd w:val="0"/>
+        <w:jc w:val="center"/>
+        <w:rPr>
+          <w:rFonts w:ascii="Cambria" w:hAnsi="Cambria"/>
+          <w:b/>
+          <w:bCs/>
+          <w:color w:val="FF0000"/>
+          <w:sz w:val="6"/>
+          <w:szCs w:val="6"/>
+          <w:u w:val="single"/>
+        </w:rPr>
+      </w:pPr>
+    </w:p>
+    <w:p>
+      <w:pPr>
+        <w:autoSpaceDE w:val="0"/>
+        <w:autoSpaceDN w:val="0"/>
+        <w:adjustRightInd w:val="0"/>
+        <w:jc w:val="center"/>
+        <w:rPr>
+          <w:rFonts w:ascii="Cambria" w:hAnsi="Cambria"/>
+          <w:b/>
+          <w:bCs/>
+          <w:color w:val="FF0000"/>
+          <w:sz w:val="6"/>
+          <w:szCs w:val="6"/>
+          <w:u w:val="single"/>
+        </w:rPr>
+      </w:pPr>
+    </w:p>
+    <w:p>
+      <w:pPr>
+        <w:autoSpaceDE w:val="0"/>
+        <w:autoSpaceDN w:val="0"/>
+        <w:adjustRightInd w:val="0"/>
+        <w:jc w:val="center"/>
+        <w:rPr>
+          <w:rFonts w:ascii="Cambria" w:hAnsi="Cambria"/>
+          <w:b/>
+          <w:bCs/>
+          <w:color w:val="FF0000"/>
+          <w:sz w:val="6"/>
+          <w:szCs w:val="6"/>
+          <w:u w:val="single"/>
+        </w:rPr>
+      </w:pPr>
+    </w:p>
+    <w:p>
+      <w:pPr>
+        <w:autoSpaceDE w:val="0"/>
+        <w:autoSpaceDN w:val="0"/>
+        <w:adjustRightInd w:val="0"/>
+        <w:jc w:val="center"/>
+        <w:rPr>
+          <w:rFonts w:ascii="Cambria" w:hAnsi="Cambria"/>
+          <w:b/>
+          <w:bCs/>
+          <w:color w:val="FF0000"/>
+          <w:sz w:val="6"/>
+          <w:szCs w:val="6"/>
+          <w:u w:val="single"/>
+        </w:rPr>
+      </w:pPr>
+    </w:p>
+    <w:p>
+      <w:pPr>
+        <w:autoSpaceDE w:val="0"/>
+        <w:autoSpaceDN w:val="0"/>
+        <w:adjustRightInd w:val="0"/>
+        <w:jc w:val="center"/>
+        <w:rPr>
+          <w:rFonts w:ascii="Cambria" w:hAnsi="Cambria"/>
+          <w:b/>
+          <w:bCs/>
+          <w:color w:val="FF0000"/>
+          <w:sz w:val="6"/>
+          <w:szCs w:val="6"/>
+          <w:u w:val="single"/>
+        </w:rPr>
+      </w:pPr>
+    </w:p>
+    <w:p>
+      <w:pPr>
+        <w:autoSpaceDE w:val="0"/>
+        <w:autoSpaceDN w:val="0"/>
+        <w:adjustRightInd w:val="0"/>
+        <w:jc w:val="center"/>
+        <w:rPr>
+          <w:rFonts w:ascii="Cambria" w:hAnsi="Cambria"/>
+          <w:b/>
+          <w:bCs/>
+          <w:color w:val="FF0000"/>
+          <w:sz w:val="6"/>
+          <w:szCs w:val="6"/>
+          <w:u w:val="single"/>
+        </w:rPr>
+      </w:pPr>
+    </w:p>
+    <w:p>
+      <w:pPr>
+        <w:autoSpaceDE w:val="0"/>
+        <w:autoSpaceDN w:val="0"/>
+        <w:adjustRightInd w:val="0"/>
+        <w:jc w:val="center"/>
+        <w:rPr>
+          <w:rFonts w:ascii="Cambria" w:hAnsi="Cambria"/>
+          <w:b/>
+          <w:bCs/>
+          <w:color w:val="FF0000"/>
+          <w:sz w:val="6"/>
+          <w:szCs w:val="6"/>
+          <w:u w:val="single"/>
+        </w:rPr>
+      </w:pPr>
+    </w:p>
+    <w:p>
+      <w:pPr>
+        <w:autoSpaceDE w:val="0"/>
+        <w:autoSpaceDN w:val="0"/>
+        <w:adjustRightInd w:val="0"/>
+        <w:jc w:val="center"/>
+        <w:rPr>
+          <w:rFonts w:ascii="Cambria" w:hAnsi="Cambria"/>
+          <w:b/>
+          <w:bCs/>
+          <w:color w:val="FF0000"/>
+          <w:sz w:val="6"/>
+          <w:szCs w:val="6"/>
+          <w:u w:val="single"/>
+        </w:rPr>
+      </w:pPr>
+    </w:p>
+    <w:p>
+      <w:pPr>
+        <w:autoSpaceDE w:val="0"/>
+        <w:autoSpaceDN w:val="0"/>
+        <w:adjustRightInd w:val="0"/>
+        <w:jc w:val="center"/>
+        <w:rPr>
+          <w:rFonts w:ascii="Cambria" w:hAnsi="Cambria"/>
+          <w:b/>
+          <w:bCs/>
+          <w:color w:val="FF0000"/>
+          <w:sz w:val="6"/>
+          <w:szCs w:val="6"/>
+          <w:u w:val="single"/>
+        </w:rPr>
+      </w:pPr>
+    </w:p>
+    <w:p>
+      <w:pPr>
+        <w:autoSpaceDE w:val="0"/>
+        <w:autoSpaceDN w:val="0"/>
+        <w:adjustRightInd w:val="0"/>
+        <w:jc w:val="center"/>
+        <w:rPr>
+          <w:rFonts w:ascii="Cambria" w:hAnsi="Cambria"/>
+          <w:b/>
+          <w:bCs/>
+          <w:color w:val="FF0000"/>
+          <w:sz w:val="6"/>
+          <w:szCs w:val="6"/>
+          <w:u w:val="single"/>
+        </w:rPr>
+      </w:pPr>
+    </w:p>
+    <w:p>
+      <w:pPr>
+        <w:autoSpaceDE w:val="0"/>
+        <w:autoSpaceDN w:val="0"/>
+        <w:adjustRightInd w:val="0"/>
+        <w:jc w:val="center"/>
+        <w:rPr>
+          <w:rFonts w:ascii="Cambria" w:hAnsi="Cambria"/>
+          <w:b/>
+          <w:bCs/>
+          <w:color w:val="FF0000"/>
+          <w:sz w:val="6"/>
+          <w:szCs w:val="6"/>
+          <w:u w:val="single"/>
+        </w:rPr>
+      </w:pPr>
+    </w:p>
+    <w:p>
+      <w:pPr>
+        <w:autoSpaceDE w:val="0"/>
+        <w:autoSpaceDN w:val="0"/>
+        <w:adjustRightInd w:val="0"/>
+        <w:jc w:val="center"/>
+        <w:rPr>
+          <w:rFonts w:ascii="Cambria" w:hAnsi="Cambria"/>
+          <w:b/>
+          <w:bCs/>
+          <w:color w:val="FF0000"/>
+          <w:sz w:val="6"/>
+          <w:szCs w:val="6"/>
+          <w:u w:val="single"/>
+        </w:rPr>
+      </w:pPr>
+    </w:p>
+    <w:p>
+      <w:pPr>
+        <w:autoSpaceDE w:val="0"/>
+        <w:autoSpaceDN w:val="0"/>
+        <w:adjustRightInd w:val="0"/>
+        <w:jc w:val="center"/>
+        <w:rPr>
+          <w:rFonts w:ascii="Cambria" w:hAnsi="Cambria"/>
+          <w:b/>
+          <w:bCs/>
+          <w:color w:val="FF0000"/>
+          <w:sz w:val="6"/>
+          <w:szCs w:val="6"/>
+          <w:u w:val="single"/>
+        </w:rPr>
+      </w:pPr>
+    </w:p>
+    <w:p>
+      <w:pPr>
+        <w:autoSpaceDE w:val="0"/>
+        <w:autoSpaceDN w:val="0"/>
+        <w:adjustRightInd w:val="0"/>
+        <w:jc w:val="center"/>
+        <w:rPr>
+          <w:rFonts w:ascii="Cambria" w:hAnsi="Cambria"/>
+          <w:b/>
+          <w:bCs/>
+          <w:color w:val="FF0000"/>
+          <w:sz w:val="6"/>
+          <w:szCs w:val="6"/>
+          <w:u w:val="single"/>
+        </w:rPr>
+      </w:pPr>
+    </w:p>
+    <w:p>
+      <w:pPr>
+        <w:autoSpaceDE w:val="0"/>
+        <w:autoSpaceDN w:val="0"/>
+        <w:adjustRightInd w:val="0"/>
+        <w:jc w:val="center"/>
+        <w:rPr>
+          <w:rFonts w:ascii="Cambria" w:hAnsi="Cambria"/>
+          <w:b/>
+          <w:bCs/>
+          <w:color w:val="FF0000"/>
+          <w:sz w:val="6"/>
+          <w:szCs w:val="6"/>
+          <w:u w:val="single"/>
+        </w:rPr>
+      </w:pPr>
+    </w:p>
+    <w:p>
+      <w:pPr>
+        <w:autoSpaceDE w:val="0"/>
+        <w:autoSpaceDN w:val="0"/>
+        <w:adjustRightInd w:val="0"/>
+        <w:jc w:val="center"/>
+        <w:rPr>
+          <w:rFonts w:ascii="Cambria" w:hAnsi="Cambria"/>
+          <w:b/>
+          <w:bCs/>
+          <w:color w:val="FF0000"/>
+          <w:sz w:val="6"/>
+          <w:szCs w:val="6"/>
+          <w:u w:val="single"/>
+        </w:rPr>
+      </w:pPr>
+    </w:p>
+    <w:p>
+      <w:pPr>
+        <w:autoSpaceDE w:val="0"/>
+        <w:autoSpaceDN w:val="0"/>
+        <w:adjustRightInd w:val="0"/>
+        <w:jc w:val="center"/>
+        <w:rPr>
+          <w:rFonts w:ascii="Cambria" w:hAnsi="Cambria"/>
+          <w:b/>
+          <w:bCs/>
+          <w:color w:val="FF0000"/>
+          <w:sz w:val="6"/>
+          <w:szCs w:val="6"/>
+          <w:u w:val="single"/>
+        </w:rPr>
+      </w:pPr>
+    </w:p>
+    <w:p>
+      <w:pPr>
+        <w:autoSpaceDE w:val="0"/>
+        <w:autoSpaceDN w:val="0"/>
+        <w:adjustRightInd w:val="0"/>
+        <w:jc w:val="center"/>
+        <w:rPr>
+          <w:rFonts w:ascii="Cambria" w:hAnsi="Cambria"/>
+          <w:b/>
+          <w:bCs/>
+          <w:color w:val="FF0000"/>
+          <w:sz w:val="6"/>
+          <w:szCs w:val="6"/>
+          <w:u w:val="single"/>
+        </w:rPr>
+      </w:pPr>
+    </w:p>
+    <w:p>
+      <w:pPr>
+        <w:autoSpaceDE w:val="0"/>
+        <w:autoSpaceDN w:val="0"/>
+        <w:adjustRightInd w:val="0"/>
+        <w:jc w:val="center"/>
+        <w:rPr>
+          <w:rFonts w:ascii="Cambria" w:hAnsi="Cambria"/>
+          <w:b/>
+          <w:bCs/>
+          <w:color w:val="FF0000"/>
+          <w:sz w:val="6"/>
+          <w:szCs w:val="6"/>
+          <w:u w:val="single"/>
+        </w:rPr>
+      </w:pPr>
+    </w:p>
+    <w:p>
+      <w:pPr>
+        <w:autoSpaceDE w:val="0"/>
+        <w:autoSpaceDN w:val="0"/>
+        <w:adjustRightInd w:val="0"/>
+        <w:jc w:val="center"/>
+        <w:rPr>
+          <w:rFonts w:ascii="Cambria" w:hAnsi="Cambria"/>
+          <w:b/>
+          <w:bCs/>
+          <w:color w:val="FF0000"/>
+          <w:sz w:val="6"/>
+          <w:szCs w:val="6"/>
+          <w:u w:val="single"/>
+        </w:rPr>
+      </w:pPr>
+    </w:p>
+    <w:p>
+      <w:pPr>
+        <w:autoSpaceDE w:val="0"/>
+        <w:autoSpaceDN w:val="0"/>
+        <w:adjustRightInd w:val="0"/>
+        <w:jc w:val="center"/>
+        <w:rPr>
+          <w:rFonts w:ascii="Cambria" w:hAnsi="Cambria"/>
+          <w:b/>
+          <w:bCs/>
+          <w:color w:val="FF0000"/>
+          <w:sz w:val="6"/>
+          <w:szCs w:val="6"/>
+          <w:u w:val="single"/>
+        </w:rPr>
+      </w:pPr>
+    </w:p>
+    <w:p>
+      <w:pPr>
+        <w:autoSpaceDE w:val="0"/>
+        <w:autoSpaceDN w:val="0"/>
+        <w:adjustRightInd w:val="0"/>
+        <w:jc w:val="center"/>
+        <w:rPr>
+          <w:rFonts w:ascii="Cambria" w:hAnsi="Cambria"/>
+          <w:b/>
+          <w:bCs/>
+          <w:color w:val="FF0000"/>
+          <w:sz w:val="6"/>
+          <w:szCs w:val="6"/>
+          <w:u w:val="single"/>
+        </w:rPr>
+      </w:pPr>
+    </w:p>
+    <w:p>
+      <w:pPr>
+        <w:autoSpaceDE w:val="0"/>
+        <w:autoSpaceDN w:val="0"/>
+        <w:adjustRightInd w:val="0"/>
+        <w:jc w:val="center"/>
+        <w:rPr>
+          <w:rFonts w:ascii="Cambria" w:hAnsi="Cambria"/>
+          <w:b/>
+          <w:bCs/>
+          <w:color w:val="FF0000"/>
+          <w:sz w:val="6"/>
+          <w:szCs w:val="6"/>
+          <w:u w:val="single"/>
+        </w:rPr>
+      </w:pPr>
+    </w:p>
+    <w:p>
+      <w:pPr>
+        <w:autoSpaceDE w:val="0"/>
+        <w:autoSpaceDN w:val="0"/>
+        <w:adjustRightInd w:val="0"/>
+        <w:jc w:val="center"/>
+        <w:rPr>
+          <w:rFonts w:ascii="Cambria" w:hAnsi="Cambria"/>
+          <w:b/>
+          <w:bCs/>
+          <w:color w:val="FF0000"/>
+          <w:sz w:val="6"/>
+          <w:szCs w:val="6"/>
+          <w:u w:val="single"/>
+        </w:rPr>
+      </w:pPr>
+    </w:p>
+    <w:p>
+      <w:pPr>
+        <w:autoSpaceDE w:val="0"/>
+        <w:autoSpaceDN w:val="0"/>
+        <w:adjustRightInd w:val="0"/>
+        <w:jc w:val="center"/>
+        <w:rPr>
+          <w:rFonts w:ascii="Cambria" w:hAnsi="Cambria"/>
+          <w:b/>
+          <w:bCs/>
+          <w:color w:val="FF0000"/>
+          <w:sz w:val="6"/>
+          <w:szCs w:val="6"/>
+          <w:u w:val="single"/>
+        </w:rPr>
+      </w:pPr>
+    </w:p>
+    <w:p>
+      <w:pPr>
+        <w:autoSpaceDE w:val="0"/>
+        <w:autoSpaceDN w:val="0"/>
+        <w:adjustRightInd w:val="0"/>
+        <w:jc w:val="center"/>
+        <w:rPr>
+          <w:rFonts w:ascii="Cambria" w:hAnsi="Cambria"/>
+          <w:b/>
+          <w:bCs/>
+          <w:color w:val="FF0000"/>
+          <w:sz w:val="6"/>
+          <w:szCs w:val="6"/>
+          <w:u w:val="single"/>
+        </w:rPr>
+      </w:pPr>
+    </w:p>
+    <w:p>
+      <w:pPr>
+        <w:autoSpaceDE w:val="0"/>
+        <w:autoSpaceDN w:val="0"/>
+        <w:adjustRightInd w:val="0"/>
+        <w:jc w:val="center"/>
+        <w:rPr>
+          <w:rFonts w:ascii="Cambria" w:hAnsi="Cambria"/>
+          <w:b/>
+          <w:bCs/>
+          <w:color w:val="FF0000"/>
+          <w:sz w:val="6"/>
+          <w:szCs w:val="6"/>
+          <w:u w:val="single"/>
+        </w:rPr>
+      </w:pPr>
+    </w:p>
+    <w:p>
+      <w:pPr>
+        <w:autoSpaceDE w:val="0"/>
+        <w:autoSpaceDN w:val="0"/>
+        <w:adjustRightInd w:val="0"/>
+        <w:jc w:val="center"/>
+        <w:rPr>
+          <w:rFonts w:ascii="Cambria" w:hAnsi="Cambria"/>
+          <w:b/>
+          <w:bCs/>
+          <w:color w:val="FF0000"/>
+          <w:sz w:val="6"/>
+          <w:szCs w:val="6"/>
+          <w:u w:val="single"/>
+        </w:rPr>
+      </w:pPr>
+    </w:p>
+    <w:p>
+      <w:pPr>
+        <w:autoSpaceDE w:val="0"/>
+        <w:autoSpaceDN w:val="0"/>
+        <w:adjustRightInd w:val="0"/>
+        <w:jc w:val="center"/>
+        <w:rPr>
+          <w:rFonts w:ascii="Cambria" w:hAnsi="Cambria"/>
+          <w:b/>
+          <w:bCs/>
+          <w:color w:val="FF0000"/>
+          <w:sz w:val="6"/>
+          <w:szCs w:val="6"/>
+          <w:u w:val="single"/>
+        </w:rPr>
+      </w:pPr>
+    </w:p>
+    <w:p>
+      <w:pPr>
+        <w:autoSpaceDE w:val="0"/>
+        <w:autoSpaceDN w:val="0"/>
+        <w:adjustRightInd w:val="0"/>
+        <w:jc w:val="center"/>
+        <w:rPr>
+          <w:rFonts w:ascii="Cambria" w:hAnsi="Cambria"/>
+          <w:b/>
+          <w:bCs/>
+          <w:color w:val="FF0000"/>
+          <w:sz w:val="6"/>
+          <w:szCs w:val="6"/>
+          <w:u w:val="single"/>
+        </w:rPr>
+      </w:pPr>
+    </w:p>
+    <w:p>
+      <w:pPr>
+        <w:autoSpaceDE w:val="0"/>
+        <w:autoSpaceDN w:val="0"/>
+        <w:adjustRightInd w:val="0"/>
+        <w:jc w:val="center"/>
+        <w:rPr>
+          <w:rFonts w:ascii="Cambria" w:hAnsi="Cambria"/>
+          <w:b/>
+          <w:bCs/>
+          <w:color w:val="FF0000"/>
+          <w:sz w:val="6"/>
+          <w:szCs w:val="6"/>
+          <w:u w:val="single"/>
+        </w:rPr>
+      </w:pPr>
+    </w:p>
+    <w:p>
+      <w:pPr>
+        <w:autoSpaceDE w:val="0"/>
+        <w:autoSpaceDN w:val="0"/>
+        <w:adjustRightInd w:val="0"/>
+        <w:jc w:val="center"/>
+        <w:rPr>
+          <w:rFonts w:ascii="Cambria" w:hAnsi="Cambria"/>
+          <w:b/>
+          <w:bCs/>
+          <w:color w:val="FF0000"/>
+          <w:sz w:val="6"/>
+          <w:szCs w:val="6"/>
+          <w:u w:val="single"/>
+        </w:rPr>
+      </w:pPr>
+    </w:p>
+    <w:p>
+      <w:pPr>
+        <w:autoSpaceDE w:val="0"/>
+        <w:autoSpaceDN w:val="0"/>
+        <w:adjustRightInd w:val="0"/>
+        <w:jc w:val="center"/>
+        <w:rPr>
+          <w:rFonts w:ascii="Cambria" w:hAnsi="Cambria"/>
+          <w:b/>
+          <w:bCs/>
+          <w:color w:val="FF0000"/>
+          <w:sz w:val="6"/>
+          <w:szCs w:val="6"/>
+          <w:u w:val="single"/>
+        </w:rPr>
+      </w:pPr>
+    </w:p>
+    <w:p>
+      <w:pPr>
+        <w:autoSpaceDE w:val="0"/>
+        <w:autoSpaceDN w:val="0"/>
+        <w:adjustRightInd w:val="0"/>
+        <w:jc w:val="center"/>
+        <w:rPr>
+          <w:rFonts w:ascii="Cambria" w:hAnsi="Cambria"/>
+          <w:b/>
+          <w:bCs/>
+          <w:color w:val="FF0000"/>
+          <w:sz w:val="6"/>
+          <w:szCs w:val="6"/>
+          <w:u w:val="single"/>
+        </w:rPr>
+      </w:pPr>
+    </w:p>
+    <w:p>
+      <w:pPr>
+        <w:autoSpaceDE w:val="0"/>
+        <w:autoSpaceDN w:val="0"/>
+        <w:adjustRightInd w:val="0"/>
+        <w:jc w:val="center"/>
+        <w:rPr>
+          <w:rFonts w:ascii="Cambria" w:hAnsi="Cambria"/>
+          <w:b/>
+          <w:bCs/>
+          <w:color w:val="FF0000"/>
+          <w:sz w:val="6"/>
+          <w:szCs w:val="6"/>
+          <w:u w:val="single"/>
+        </w:rPr>
+      </w:pPr>
+    </w:p>
+    <w:p>
+      <w:pPr>
+        <w:autoSpaceDE w:val="0"/>
+        <w:autoSpaceDN w:val="0"/>
+        <w:adjustRightInd w:val="0"/>
+        <w:jc w:val="center"/>
+        <w:rPr>
+          <w:rFonts w:ascii="Cambria" w:hAnsi="Cambria"/>
+          <w:b/>
+          <w:bCs/>
+          <w:color w:val="FF0000"/>
+          <w:sz w:val="6"/>
+          <w:szCs w:val="6"/>
+          <w:u w:val="single"/>
+        </w:rPr>
+      </w:pPr>
+    </w:p>
+    <w:p>
+      <w:pPr>
+        <w:autoSpaceDE w:val="0"/>
+        <w:autoSpaceDN w:val="0"/>
+        <w:adjustRightInd w:val="0"/>
+        <w:jc w:val="center"/>
+        <w:rPr>
+          <w:rFonts w:ascii="Cambria" w:hAnsi="Cambria"/>
+          <w:b/>
+          <w:bCs/>
+          <w:color w:val="FF0000"/>
+          <w:sz w:val="6"/>
+          <w:szCs w:val="6"/>
+          <w:u w:val="single"/>
+        </w:rPr>
+      </w:pPr>
+    </w:p>
+    <w:p>
+      <w:pPr>
+        <w:autoSpaceDE w:val="0"/>
+        <w:autoSpaceDN w:val="0"/>
+        <w:adjustRightInd w:val="0"/>
+        <w:jc w:val="center"/>
+        <w:rPr>
+          <w:rFonts w:ascii="Cambria" w:hAnsi="Cambria"/>
+          <w:b/>
+          <w:bCs/>
+          <w:color w:val="FF0000"/>
+          <w:sz w:val="6"/>
+          <w:szCs w:val="6"/>
+          <w:u w:val="single"/>
+        </w:rPr>
+      </w:pPr>
+    </w:p>
+    <w:p>
+      <w:pPr>
+        <w:autoSpaceDE w:val="0"/>
+        <w:autoSpaceDN w:val="0"/>
+        <w:adjustRightInd w:val="0"/>
+        <w:jc w:val="center"/>
+        <w:rPr>
+          <w:rFonts w:ascii="Cambria" w:hAnsi="Cambria"/>
+          <w:b/>
+          <w:bCs/>
+          <w:color w:val="FF0000"/>
+          <w:sz w:val="6"/>
+          <w:szCs w:val="6"/>
+          <w:u w:val="single"/>
+        </w:rPr>
+      </w:pPr>
+    </w:p>
+    <w:p>
+      <w:pPr>
+        <w:autoSpaceDE w:val="0"/>
+        <w:autoSpaceDN w:val="0"/>
+        <w:adjustRightInd w:val="0"/>
+        <w:jc w:val="center"/>
+        <w:rPr>
+          <w:rFonts w:ascii="Cambria" w:hAnsi="Cambria"/>
+          <w:b/>
+          <w:bCs/>
+          <w:color w:val="FF0000"/>
+          <w:sz w:val="6"/>
+          <w:szCs w:val="6"/>
+          <w:u w:val="single"/>
+        </w:rPr>
+      </w:pPr>
+    </w:p>
+    <w:p>
+      <w:pPr>
+        <w:autoSpaceDE w:val="0"/>
+        <w:autoSpaceDN w:val="0"/>
+        <w:adjustRightInd w:val="0"/>
+        <w:jc w:val="center"/>
+        <w:rPr>
+          <w:rFonts w:ascii="Cambria" w:hAnsi="Cambria"/>
+          <w:b/>
+          <w:bCs/>
+          <w:color w:val="FF0000"/>
+          <w:sz w:val="6"/>
+          <w:szCs w:val="6"/>
+          <w:u w:val="single"/>
+        </w:rPr>
+      </w:pPr>
+    </w:p>
+    <w:p>
+      <w:pPr>
+        <w:autoSpaceDE w:val="0"/>
+        <w:autoSpaceDN w:val="0"/>
+        <w:adjustRightInd w:val="0"/>
+        <w:jc w:val="center"/>
+        <w:rPr>
+          <w:rFonts w:ascii="Cambria" w:hAnsi="Cambria"/>
+          <w:b/>
+          <w:bCs/>
+          <w:color w:val="FF0000"/>
+          <w:sz w:val="6"/>
+          <w:szCs w:val="6"/>
+          <w:u w:val="single"/>
+        </w:rPr>
+      </w:pPr>
+    </w:p>
+    <w:p>
+      <w:pPr>
+        <w:autoSpaceDE w:val="0"/>
+        <w:autoSpaceDN w:val="0"/>
+        <w:adjustRightInd w:val="0"/>
+        <w:jc w:val="center"/>
+        <w:rPr>
+          <w:rFonts w:ascii="Cambria" w:hAnsi="Cambria"/>
+          <w:b/>
+          <w:bCs/>
+          <w:color w:val="FF0000"/>
+          <w:sz w:val="6"/>
+          <w:szCs w:val="6"/>
+          <w:u w:val="single"/>
+        </w:rPr>
+      </w:pPr>
+    </w:p>
+    <w:p>
+      <w:pPr>
+        <w:autoSpaceDE w:val="0"/>
+        <w:autoSpaceDN w:val="0"/>
+        <w:adjustRightInd w:val="0"/>
+        <w:jc w:val="center"/>
+        <w:rPr>
+          <w:rFonts w:ascii="Cambria" w:hAnsi="Cambria"/>
+          <w:b/>
+          <w:bCs/>
+          <w:color w:val="FF0000"/>
+          <w:sz w:val="6"/>
+          <w:szCs w:val="6"/>
+          <w:u w:val="single"/>
+        </w:rPr>
+      </w:pPr>
+    </w:p>
+    <w:p>
+      <w:pPr>
+        <w:autoSpaceDE w:val="0"/>
+        <w:autoSpaceDN w:val="0"/>
+        <w:adjustRightInd w:val="0"/>
+        <w:jc w:val="center"/>
+        <w:rPr>
+          <w:rFonts w:ascii="Cambria" w:hAnsi="Cambria"/>
+          <w:b/>
+          <w:bCs/>
+          <w:color w:val="FF0000"/>
+          <w:sz w:val="6"/>
+          <w:szCs w:val="6"/>
+          <w:u w:val="single"/>
+        </w:rPr>
+      </w:pPr>
+    </w:p>
+    <w:p>
+      <w:pPr>
+        <w:autoSpaceDE w:val="0"/>
+        <w:autoSpaceDN w:val="0"/>
+        <w:adjustRightInd w:val="0"/>
+        <w:jc w:val="center"/>
+        <w:rPr>
+          <w:rFonts w:ascii="Cambria" w:hAnsi="Cambria"/>
+          <w:b/>
+          <w:bCs/>
+          <w:color w:val="FF0000"/>
+          <w:sz w:val="6"/>
+          <w:szCs w:val="6"/>
+          <w:u w:val="single"/>
+        </w:rPr>
+      </w:pPr>
+    </w:p>
+    <w:p>
+      <w:pPr>
+        <w:autoSpaceDE w:val="0"/>
+        <w:autoSpaceDN w:val="0"/>
+        <w:adjustRightInd w:val="0"/>
+        <w:jc w:val="center"/>
+        <w:rPr>
+          <w:rFonts w:ascii="Cambria" w:hAnsi="Cambria"/>
+          <w:b/>
+          <w:bCs/>
+          <w:color w:val="FF0000"/>
+          <w:sz w:val="6"/>
+          <w:szCs w:val="6"/>
+          <w:u w:val="single"/>
+        </w:rPr>
+      </w:pPr>
+    </w:p>
+    <w:p>
+      <w:pPr>
+        <w:autoSpaceDE w:val="0"/>
+        <w:autoSpaceDN w:val="0"/>
+        <w:adjustRightInd w:val="0"/>
+        <w:jc w:val="center"/>
+        <w:rPr>
+          <w:rFonts w:ascii="Cambria" w:hAnsi="Cambria"/>
+          <w:b/>
+          <w:bCs/>
+          <w:color w:val="FF0000"/>
+          <w:sz w:val="6"/>
+          <w:szCs w:val="6"/>
+          <w:u w:val="single"/>
+        </w:rPr>
+      </w:pPr>
+    </w:p>
+    <w:p>
+      <w:pPr>
+        <w:autoSpaceDE w:val="0"/>
+        <w:autoSpaceDN w:val="0"/>
+        <w:adjustRightInd w:val="0"/>
+        <w:jc w:val="center"/>
+        <w:rPr>
+          <w:rFonts w:ascii="Cambria" w:hAnsi="Cambria"/>
+          <w:b/>
+          <w:bCs/>
+          <w:color w:val="FF0000"/>
+          <w:sz w:val="6"/>
+          <w:szCs w:val="6"/>
+          <w:u w:val="single"/>
+        </w:rPr>
+      </w:pPr>
+    </w:p>
+    <w:p>
+      <w:pPr>
+        <w:autoSpaceDE w:val="0"/>
+        <w:autoSpaceDN w:val="0"/>
+        <w:adjustRightInd w:val="0"/>
+        <w:jc w:val="center"/>
+        <w:rPr>
+          <w:rFonts w:ascii="Cambria" w:hAnsi="Cambria"/>
+          <w:b/>
+          <w:bCs/>
+          <w:color w:val="FF0000"/>
+          <w:sz w:val="6"/>
+          <w:szCs w:val="6"/>
+          <w:u w:val="single"/>
+        </w:rPr>
+      </w:pPr>
+    </w:p>
+    <w:p>
+      <w:pPr>
+        <w:autoSpaceDE w:val="0"/>
+        <w:autoSpaceDN w:val="0"/>
+        <w:adjustRightInd w:val="0"/>
+        <w:jc w:val="center"/>
+        <w:rPr>
+          <w:rFonts w:ascii="Cambria" w:hAnsi="Cambria"/>
+          <w:b/>
+          <w:bCs/>
+          <w:color w:val="FF0000"/>
+          <w:sz w:val="6"/>
+          <w:szCs w:val="6"/>
+          <w:u w:val="single"/>
+        </w:rPr>
+      </w:pPr>
+    </w:p>
+    <w:p>
+      <w:pPr>
+        <w:autoSpaceDE w:val="0"/>
+        <w:autoSpaceDN w:val="0"/>
+        <w:adjustRightInd w:val="0"/>
+        <w:jc w:val="center"/>
+        <w:rPr>
+          <w:rFonts w:ascii="Cambria" w:hAnsi="Cambria"/>
+          <w:b/>
+          <w:bCs/>
+          <w:color w:val="FF0000"/>
+          <w:sz w:val="6"/>
+          <w:szCs w:val="6"/>
+          <w:u w:val="single"/>
+        </w:rPr>
+      </w:pPr>
+    </w:p>
+    <w:p>
+      <w:pPr>
+        <w:autoSpaceDE w:val="0"/>
+        <w:autoSpaceDN w:val="0"/>
+        <w:adjustRightInd w:val="0"/>
+        <w:jc w:val="center"/>
+        <w:rPr>
+          <w:rFonts w:ascii="Cambria" w:hAnsi="Cambria"/>
+          <w:b/>
+          <w:bCs/>
+          <w:color w:val="FF0000"/>
+          <w:sz w:val="6"/>
+          <w:szCs w:val="6"/>
+          <w:u w:val="single"/>
+        </w:rPr>
+      </w:pPr>
+    </w:p>
+    <w:p>
+      <w:pPr>
+        <w:autoSpaceDE w:val="0"/>
+        <w:autoSpaceDN w:val="0"/>
+        <w:adjustRightInd w:val="0"/>
+        <w:jc w:val="center"/>
+        <w:rPr>
+          <w:rFonts w:ascii="Cambria" w:hAnsi="Cambria"/>
+          <w:b/>
+          <w:bCs/>
+          <w:color w:val="FF0000"/>
+          <w:sz w:val="6"/>
+          <w:szCs w:val="6"/>
+          <w:u w:val="single"/>
+        </w:rPr>
+      </w:pPr>
+    </w:p>
+    <w:p>
+      <w:pPr>
+        <w:autoSpaceDE w:val="0"/>
+        <w:autoSpaceDN w:val="0"/>
+        <w:adjustRightInd w:val="0"/>
+        <w:jc w:val="center"/>
+        <w:rPr>
+          <w:rFonts w:ascii="Cambria" w:hAnsi="Cambria"/>
+          <w:b/>
+          <w:bCs/>
+          <w:color w:val="FF0000"/>
+          <w:sz w:val="6"/>
+          <w:szCs w:val="6"/>
+          <w:u w:val="single"/>
+        </w:rPr>
+      </w:pPr>
+    </w:p>
+    <w:p>
+      <w:pPr>
+        <w:autoSpaceDE w:val="0"/>
+        <w:autoSpaceDN w:val="0"/>
+        <w:adjustRightInd w:val="0"/>
+        <w:jc w:val="center"/>
+        <w:rPr>
+          <w:rFonts w:ascii="Cambria" w:hAnsi="Cambria"/>
+          <w:b/>
+          <w:bCs/>
+          <w:color w:val="FF0000"/>
+          <w:sz w:val="6"/>
+          <w:szCs w:val="6"/>
+          <w:u w:val="single"/>
+        </w:rPr>
+      </w:pPr>
+    </w:p>
+    <w:p>
+      <w:pPr>
+        <w:autoSpaceDE w:val="0"/>
+        <w:autoSpaceDN w:val="0"/>
+        <w:adjustRightInd w:val="0"/>
+        <w:jc w:val="center"/>
+        <w:rPr>
+          <w:rFonts w:ascii="Cambria" w:hAnsi="Cambria"/>
+          <w:b/>
+          <w:bCs/>
+          <w:color w:val="FF0000"/>
+          <w:sz w:val="6"/>
+          <w:szCs w:val="6"/>
+          <w:u w:val="single"/>
+        </w:rPr>
+      </w:pPr>
+    </w:p>
+    <w:p>
+      <w:pPr>
+        <w:autoSpaceDE w:val="0"/>
+        <w:autoSpaceDN w:val="0"/>
+        <w:adjustRightInd w:val="0"/>
+        <w:jc w:val="center"/>
+        <w:rPr>
+          <w:rFonts w:ascii="Cambria" w:hAnsi="Cambria"/>
+          <w:b/>
+          <w:bCs/>
+          <w:color w:val="FF0000"/>
+          <w:sz w:val="6"/>
+          <w:szCs w:val="6"/>
+          <w:u w:val="single"/>
+        </w:rPr>
+      </w:pPr>
+    </w:p>
+    <w:p>
+      <w:pPr>
+        <w:autoSpaceDE w:val="0"/>
+        <w:autoSpaceDN w:val="0"/>
+        <w:adjustRightInd w:val="0"/>
+        <w:jc w:val="center"/>
+        <w:rPr>
+          <w:rFonts w:ascii="Cambria" w:hAnsi="Cambria"/>
+          <w:b/>
+          <w:bCs/>
+          <w:color w:val="FF0000"/>
+          <w:sz w:val="6"/>
+          <w:szCs w:val="6"/>
+          <w:u w:val="single"/>
+        </w:rPr>
+      </w:pPr>
+    </w:p>
+    <w:p>
+      <w:pPr>
+        <w:autoSpaceDE w:val="0"/>
+        <w:autoSpaceDN w:val="0"/>
+        <w:adjustRightInd w:val="0"/>
+        <w:jc w:val="center"/>
+        <w:rPr>
+          <w:rFonts w:ascii="Cambria" w:hAnsi="Cambria"/>
+          <w:b/>
+          <w:bCs/>
+          <w:color w:val="FF0000"/>
+          <w:sz w:val="6"/>
+          <w:szCs w:val="6"/>
+          <w:u w:val="single"/>
+        </w:rPr>
+      </w:pPr>
+    </w:p>
+    <w:p>
+      <w:pPr>
+        <w:autoSpaceDE w:val="0"/>
+        <w:autoSpaceDN w:val="0"/>
+        <w:adjustRightInd w:val="0"/>
+        <w:jc w:val="center"/>
+        <w:rPr>
+          <w:rFonts w:ascii="Cambria" w:hAnsi="Cambria"/>
+          <w:b/>
+          <w:bCs/>
+          <w:color w:val="FF0000"/>
+          <w:sz w:val="6"/>
+          <w:szCs w:val="6"/>
+          <w:u w:val="single"/>
+        </w:rPr>
+      </w:pPr>
+    </w:p>
+    <w:p>
+      <w:pPr>
+        <w:autoSpaceDE w:val="0"/>
+        <w:autoSpaceDN w:val="0"/>
+        <w:adjustRightInd w:val="0"/>
+        <w:jc w:val="center"/>
+        <w:rPr>
+          <w:rFonts w:ascii="Cambria" w:hAnsi="Cambria"/>
+          <w:b/>
+          <w:bCs/>
+          <w:color w:val="FF0000"/>
+          <w:sz w:val="6"/>
+          <w:szCs w:val="6"/>
+          <w:u w:val="single"/>
+        </w:rPr>
+      </w:pPr>
+    </w:p>
+    <w:p>
+      <w:pPr>
+        <w:autoSpaceDE w:val="0"/>
+        <w:autoSpaceDN w:val="0"/>
+        <w:adjustRightInd w:val="0"/>
+        <w:jc w:val="center"/>
+        <w:rPr>
+          <w:rFonts w:ascii="Cambria" w:hAnsi="Cambria"/>
+          <w:b/>
+          <w:bCs/>
+          <w:color w:val="FF0000"/>
+          <w:sz w:val="6"/>
+          <w:szCs w:val="6"/>
+          <w:u w:val="single"/>
+        </w:rPr>
+      </w:pPr>
+    </w:p>
+    <w:p>
+      <w:pPr>
+        <w:autoSpaceDE w:val="0"/>
+        <w:autoSpaceDN w:val="0"/>
+        <w:adjustRightInd w:val="0"/>
+        <w:jc w:val="center"/>
+        <w:rPr>
+          <w:rFonts w:ascii="Cambria" w:hAnsi="Cambria"/>
+          <w:b/>
+          <w:bCs/>
+          <w:color w:val="FF0000"/>
+          <w:sz w:val="6"/>
+          <w:szCs w:val="6"/>
+          <w:u w:val="single"/>
+        </w:rPr>
+      </w:pPr>
+    </w:p>
+    <w:p>
+      <w:pPr>
+        <w:autoSpaceDE w:val="0"/>
+        <w:autoSpaceDN w:val="0"/>
+        <w:adjustRightInd w:val="0"/>
+        <w:jc w:val="center"/>
+        <w:rPr>
+          <w:rFonts w:ascii="Cambria" w:hAnsi="Cambria"/>
+          <w:b/>
+          <w:bCs/>
+          <w:color w:val="FF0000"/>
+          <w:sz w:val="6"/>
+          <w:szCs w:val="6"/>
+          <w:u w:val="single"/>
+        </w:rPr>
+      </w:pPr>
+    </w:p>
+    <w:p>
+      <w:pPr>
+        <w:autoSpaceDE w:val="0"/>
+        <w:autoSpaceDN w:val="0"/>
+        <w:adjustRightInd w:val="0"/>
+        <w:jc w:val="center"/>
+        <w:rPr>
+          <w:rFonts w:ascii="Cambria" w:hAnsi="Cambria"/>
+          <w:b/>
+          <w:bCs/>
+          <w:color w:val="FF0000"/>
+          <w:sz w:val="6"/>
+          <w:szCs w:val="6"/>
+          <w:u w:val="single"/>
+        </w:rPr>
+      </w:pPr>
+    </w:p>
+    <w:p>
+      <w:pPr>
+        <w:autoSpaceDE w:val="0"/>
+        <w:autoSpaceDN w:val="0"/>
+        <w:adjustRightInd w:val="0"/>
+        <w:jc w:val="center"/>
+        <w:rPr>
+          <w:rFonts w:ascii="Cambria" w:hAnsi="Cambria"/>
+          <w:b/>
+          <w:bCs/>
+          <w:color w:val="FF0000"/>
+          <w:sz w:val="6"/>
+          <w:szCs w:val="6"/>
+          <w:u w:val="single"/>
+        </w:rPr>
+      </w:pPr>
+    </w:p>
+    <w:p>
+      <w:pPr>
+        <w:autoSpaceDE w:val="0"/>
+        <w:autoSpaceDN w:val="0"/>
+        <w:adjustRightInd w:val="0"/>
+        <w:jc w:val="center"/>
+        <w:rPr>
+          <w:rFonts w:ascii="Cambria" w:hAnsi="Cambria"/>
+          <w:b/>
+          <w:bCs/>
+          <w:color w:val="FF0000"/>
+          <w:sz w:val="6"/>
+          <w:szCs w:val="6"/>
+          <w:u w:val="single"/>
+        </w:rPr>
+      </w:pPr>
+    </w:p>
+    <w:p>
+      <w:pPr>
+        <w:autoSpaceDE w:val="0"/>
+        <w:autoSpaceDN w:val="0"/>
+        <w:adjustRightInd w:val="0"/>
+        <w:jc w:val="center"/>
+        <w:rPr>
+          <w:rFonts w:ascii="Cambria" w:hAnsi="Cambria"/>
+          <w:b/>
+          <w:bCs/>
+          <w:color w:val="FF0000"/>
+          <w:sz w:val="6"/>
+          <w:szCs w:val="6"/>
+          <w:u w:val="single"/>
+        </w:rPr>
+      </w:pPr>
+    </w:p>
+    <w:p>
+      <w:pPr>
+        <w:autoSpaceDE w:val="0"/>
+        <w:autoSpaceDN w:val="0"/>
+        <w:adjustRightInd w:val="0"/>
+        <w:jc w:val="center"/>
+        <w:rPr>
+          <w:rFonts w:ascii="Cambria" w:hAnsi="Cambria"/>
+          <w:b/>
+          <w:bCs/>
+          <w:color w:val="FF0000"/>
+          <w:sz w:val="6"/>
+          <w:szCs w:val="6"/>
+          <w:u w:val="single"/>
+        </w:rPr>
+      </w:pPr>
+    </w:p>
+    <w:p>
+      <w:pPr>
+        <w:autoSpaceDE w:val="0"/>
+        <w:autoSpaceDN w:val="0"/>
+        <w:adjustRightInd w:val="0"/>
+        <w:jc w:val="center"/>
+        <w:rPr>
+          <w:rFonts w:ascii="Cambria" w:hAnsi="Cambria"/>
+          <w:b/>
+          <w:bCs/>
+          <w:color w:val="FF0000"/>
+          <w:sz w:val="6"/>
+          <w:szCs w:val="6"/>
+          <w:u w:val="single"/>
+        </w:rPr>
+      </w:pPr>
+    </w:p>
+    <w:p>
+      <w:pPr>
+        <w:autoSpaceDE w:val="0"/>
+        <w:autoSpaceDN w:val="0"/>
+        <w:adjustRightInd w:val="0"/>
+        <w:jc w:val="center"/>
+        <w:rPr>
+          <w:rFonts w:ascii="Cambria" w:hAnsi="Cambria"/>
+          <w:b/>
+          <w:bCs/>
+          <w:color w:val="FF0000"/>
+          <w:sz w:val="6"/>
+          <w:szCs w:val="6"/>
+          <w:u w:val="single"/>
+        </w:rPr>
+      </w:pPr>
+    </w:p>
+    <w:p>
+      <w:pPr>
+        <w:autoSpaceDE w:val="0"/>
+        <w:autoSpaceDN w:val="0"/>
+        <w:adjustRightInd w:val="0"/>
+        <w:jc w:val="center"/>
+        <w:rPr>
+          <w:rFonts w:ascii="Cambria" w:hAnsi="Cambria"/>
+          <w:b/>
+          <w:bCs/>
+          <w:color w:val="FF0000"/>
+          <w:sz w:val="6"/>
+          <w:szCs w:val="6"/>
+          <w:u w:val="single"/>
+        </w:rPr>
+      </w:pPr>
+    </w:p>
+    <w:p>
+      <w:pPr>
+        <w:autoSpaceDE w:val="0"/>
+        <w:autoSpaceDN w:val="0"/>
+        <w:adjustRightInd w:val="0"/>
+        <w:jc w:val="center"/>
+        <w:rPr>
+          <w:rFonts w:ascii="Cambria" w:hAnsi="Cambria"/>
+          <w:b/>
+          <w:bCs/>
+          <w:color w:val="FF0000"/>
+          <w:sz w:val="6"/>
+          <w:szCs w:val="6"/>
+          <w:u w:val="single"/>
+        </w:rPr>
+      </w:pPr>
+    </w:p>
+    <w:p>
+      <w:pPr>
+        <w:autoSpaceDE w:val="0"/>
+        <w:autoSpaceDN w:val="0"/>
+        <w:adjustRightInd w:val="0"/>
+        <w:jc w:val="center"/>
+        <w:rPr>
+          <w:rFonts w:ascii="Cambria" w:hAnsi="Cambria"/>
+          <w:b/>
+          <w:bCs/>
+          <w:color w:val="FF0000"/>
+          <w:sz w:val="6"/>
+          <w:szCs w:val="6"/>
+          <w:u w:val="single"/>
+        </w:rPr>
+      </w:pPr>
+    </w:p>
+    <w:p>
+      <w:pPr>
+        <w:autoSpaceDE w:val="0"/>
+        <w:autoSpaceDN w:val="0"/>
+        <w:adjustRightInd w:val="0"/>
+        <w:jc w:val="center"/>
+        <w:rPr>
+          <w:rFonts w:ascii="Cambria" w:hAnsi="Cambria"/>
+          <w:b/>
+          <w:bCs/>
+          <w:color w:val="FF0000"/>
+          <w:sz w:val="6"/>
+          <w:szCs w:val="6"/>
+          <w:u w:val="single"/>
+        </w:rPr>
+      </w:pPr>
+    </w:p>
+    <w:p>
+      <w:pPr>
+        <w:autoSpaceDE w:val="0"/>
+        <w:autoSpaceDN w:val="0"/>
+        <w:adjustRightInd w:val="0"/>
+        <w:jc w:val="center"/>
+        <w:rPr>
+          <w:rFonts w:ascii="Cambria" w:hAnsi="Cambria"/>
+          <w:b/>
+          <w:bCs/>
+          <w:color w:val="FF0000"/>
+          <w:sz w:val="6"/>
+          <w:szCs w:val="6"/>
+          <w:u w:val="single"/>
+        </w:rPr>
+      </w:pPr>
+    </w:p>
+    <w:p>
+      <w:pPr>
+        <w:autoSpaceDE w:val="0"/>
+        <w:autoSpaceDN w:val="0"/>
+        <w:adjustRightInd w:val="0"/>
+        <w:jc w:val="center"/>
+        <w:rPr>
+          <w:rFonts w:ascii="Cambria" w:hAnsi="Cambria"/>
+          <w:b/>
+          <w:bCs/>
+          <w:color w:val="FF0000"/>
+          <w:sz w:val="6"/>
+          <w:szCs w:val="6"/>
+          <w:u w:val="single"/>
+        </w:rPr>
+      </w:pPr>
+    </w:p>
+    <w:p>
+      <w:pPr>
+        <w:autoSpaceDE w:val="0"/>
+        <w:autoSpaceDN w:val="0"/>
+        <w:adjustRightInd w:val="0"/>
+        <w:jc w:val="center"/>
+        <w:rPr>
+          <w:rFonts w:ascii="Cambria" w:hAnsi="Cambria"/>
+          <w:b/>
+          <w:bCs/>
+          <w:color w:val="FF0000"/>
+          <w:sz w:val="6"/>
+          <w:szCs w:val="6"/>
+          <w:u w:val="single"/>
+        </w:rPr>
+      </w:pPr>
+    </w:p>
+    <w:p>
+      <w:pPr>
+        <w:autoSpaceDE w:val="0"/>
+        <w:autoSpaceDN w:val="0"/>
+        <w:adjustRightInd w:val="0"/>
+        <w:jc w:val="center"/>
+        <w:rPr>
+          <w:rFonts w:ascii="Cambria" w:hAnsi="Cambria"/>
+          <w:b/>
+          <w:bCs/>
+          <w:color w:val="FF0000"/>
+          <w:sz w:val="6"/>
+          <w:szCs w:val="6"/>
+          <w:u w:val="single"/>
+        </w:rPr>
+      </w:pPr>
+    </w:p>
+    <w:p>
+      <w:pPr>
+        <w:autoSpaceDE w:val="0"/>
+        <w:autoSpaceDN w:val="0"/>
+        <w:adjustRightInd w:val="0"/>
+        <w:jc w:val="center"/>
+        <w:rPr>
+          <w:rFonts w:ascii="Cambria" w:hAnsi="Cambria"/>
+          <w:b/>
+          <w:bCs/>
+          <w:color w:val="FF0000"/>
+          <w:sz w:val="6"/>
+          <w:szCs w:val="6"/>
+          <w:u w:val="single"/>
+        </w:rPr>
+      </w:pPr>
+    </w:p>
+    <w:p>
+      <w:pPr>
+        <w:autoSpaceDE w:val="0"/>
+        <w:autoSpaceDN w:val="0"/>
+        <w:adjustRightInd w:val="0"/>
+        <w:jc w:val="center"/>
+        <w:rPr>
+          <w:rFonts w:ascii="Cambria" w:hAnsi="Cambria"/>
+          <w:b/>
+          <w:bCs/>
+          <w:color w:val="FF0000"/>
+          <w:sz w:val="6"/>
+          <w:szCs w:val="6"/>
+          <w:u w:val="single"/>
+        </w:rPr>
+      </w:pPr>
+    </w:p>
+    <w:p>
+      <w:pPr>
+        <w:autoSpaceDE w:val="0"/>
+        <w:autoSpaceDN w:val="0"/>
+        <w:adjustRightInd w:val="0"/>
+        <w:jc w:val="center"/>
+        <w:rPr>
+          <w:rFonts w:ascii="Cambria" w:hAnsi="Cambria"/>
+          <w:b/>
+          <w:bCs/>
+          <w:color w:val="FF0000"/>
+          <w:sz w:val="6"/>
+          <w:szCs w:val="6"/>
+          <w:u w:val="single"/>
+        </w:rPr>
+      </w:pPr>
+    </w:p>
+    <w:p>
+      <w:pPr>
+        <w:autoSpaceDE w:val="0"/>
+        <w:autoSpaceDN w:val="0"/>
+        <w:adjustRightInd w:val="0"/>
+        <w:jc w:val="center"/>
+        <w:rPr>
+          <w:rFonts w:ascii="Cambria" w:hAnsi="Cambria"/>
+          <w:b/>
+          <w:bCs/>
+          <w:color w:val="FF0000"/>
+          <w:sz w:val="6"/>
+          <w:szCs w:val="6"/>
+          <w:u w:val="single"/>
+        </w:rPr>
+      </w:pPr>
+    </w:p>
+    <w:p>
+      <w:pPr>
+        <w:autoSpaceDE w:val="0"/>
+        <w:autoSpaceDN w:val="0"/>
+        <w:adjustRightInd w:val="0"/>
+        <w:jc w:val="center"/>
+        <w:rPr>
+          <w:rFonts w:ascii="Cambria" w:hAnsi="Cambria"/>
+          <w:b/>
+          <w:bCs/>
+          <w:color w:val="FF0000"/>
+          <w:sz w:val="6"/>
+          <w:szCs w:val="6"/>
+          <w:u w:val="single"/>
+        </w:rPr>
+      </w:pPr>
+    </w:p>
+    <w:p>
+      <w:pPr>
+        <w:autoSpaceDE w:val="0"/>
+        <w:autoSpaceDN w:val="0"/>
+        <w:adjustRightInd w:val="0"/>
+        <w:jc w:val="center"/>
+        <w:rPr>
+          <w:rFonts w:ascii="Cambria" w:hAnsi="Cambria"/>
+          <w:b/>
+          <w:bCs/>
+          <w:color w:val="FF0000"/>
+          <w:sz w:val="6"/>
+          <w:szCs w:val="6"/>
+          <w:u w:val="single"/>
+        </w:rPr>
+      </w:pPr>
+    </w:p>
+    <w:p>
+      <w:pPr>
+        <w:autoSpaceDE w:val="0"/>
+        <w:autoSpaceDN w:val="0"/>
+        <w:adjustRightInd w:val="0"/>
+        <w:jc w:val="center"/>
+        <w:rPr>
+          <w:rFonts w:ascii="Cambria" w:hAnsi="Cambria"/>
+          <w:b/>
+          <w:bCs/>
+          <w:color w:val="FF0000"/>
+          <w:sz w:val="6"/>
+          <w:szCs w:val="6"/>
+          <w:u w:val="single"/>
+        </w:rPr>
+      </w:pPr>
+    </w:p>
+    <w:p>
+      <w:pPr>
+        <w:autoSpaceDE w:val="0"/>
+        <w:autoSpaceDN w:val="0"/>
+        <w:adjustRightInd w:val="0"/>
+        <w:jc w:val="center"/>
+        <w:rPr>
+          <w:rFonts w:ascii="Cambria" w:hAnsi="Cambria"/>
+          <w:b/>
+          <w:bCs/>
+          <w:color w:val="FF0000"/>
+          <w:sz w:val="6"/>
+          <w:szCs w:val="6"/>
+          <w:u w:val="single"/>
+        </w:rPr>
+      </w:pPr>
+    </w:p>
+    <w:p>
+      <w:pPr>
+        <w:autoSpaceDE w:val="0"/>
+        <w:autoSpaceDN w:val="0"/>
+        <w:adjustRightInd w:val="0"/>
+        <w:jc w:val="center"/>
+        <w:rPr>
+          <w:rFonts w:ascii="Cambria" w:hAnsi="Cambria"/>
+          <w:b/>
+          <w:sz w:val="22"/>
+          <w:szCs w:val="22"/>
+        </w:rPr>
+      </w:pPr>
+      <w:r>
+        <w:rPr>
+          <w:rFonts w:ascii="Cambria" w:hAnsi="Cambria"/>
+          <w:b/>
+          <w:sz w:val="22"/>
+          <w:szCs w:val="22"/>
+        </w:rPr>
+        <w:t>Vu, approuvé et enregistré</w:t>
+      </w:r>
+    </w:p>
+    <w:p>
+      <w:pPr>
+        <w:jc w:val="center"/>
+        <w:rPr>
+          <w:rFonts w:ascii="Bookman Old Style" w:hAnsi="Bookman Old Style"/>
+          <w:b/>
+          <w:bCs/>
+          <w:sz w:val="20"/>
+          <w:szCs w:val="22"/>
+          <w:rtl/>
+        </w:rPr>
+      </w:pPr>
+      <w:r>
+        <w:rPr>
+          <w:rFonts w:ascii="Bookman Old Style" w:hAnsi="Bookman Old Style"/>
+          <w:b/>
+          <w:bCs/>
+          <w:sz w:val="20"/>
+          <w:szCs w:val="22"/>
+        </w:rPr>
+        <w:t>L’</w:t>
+      </w:r>
+      <w:r>
+        <w:rPr>
+          <w:rFonts w:ascii="Bookman Old Style" w:hAnsi="Bookman Old Style"/>
+          <w:b/>
+          <w:bCs/>
+          <w:sz w:val="20"/>
+          <w:szCs w:val="22"/>
+        </w:rPr>
+        <w:t>e</w:t>
+      </w:r>
+      <w:r>
+        <w:rPr>
+          <w:rFonts w:ascii="Bookman Old Style" w:hAnsi="Bookman Old Style"/>
+          <w:b/>
+          <w:bCs/>
+          <w:sz w:val="20"/>
+          <w:szCs w:val="22"/>
+        </w:rPr>
+        <w:t xml:space="preserve">xpert </w:t>
+      </w:r>
+      <w:r>
+        <w:rPr>
+          <w:rFonts w:ascii="Bookman Old Style" w:hAnsi="Bookman Old Style"/>
+          <w:b/>
+          <w:bCs/>
+          <w:sz w:val="20"/>
+          <w:szCs w:val="22"/>
+        </w:rPr>
+        <w:t>agréé</w:t>
+      </w:r>
+      <w:r>
+        <w:rPr>
+          <w:rFonts w:ascii="Bookman Old Style" w:hAnsi="Bookman Old Style"/>
+          <w:b/>
+          <w:bCs/>
+          <w:sz w:val="20"/>
+          <w:szCs w:val="22"/>
+        </w:rPr>
+        <w:t>/</w:t>
+      </w:r>
+      <w:r>
+        <w:rPr>
+          <w:rFonts w:ascii="Bookman Old Style" w:hAnsi="Bookman Old Style"/>
+          <w:b/>
+          <w:bCs/>
+          <w:sz w:val="20"/>
+          <w:szCs w:val="22"/>
+        </w:rPr>
+        <w:t>n</w:t>
+      </w:r>
+      <w:r>
+        <w:rPr>
+          <w:rFonts w:ascii="Bookman Old Style" w:hAnsi="Bookman Old Style"/>
+          <w:b/>
+          <w:bCs/>
+          <w:sz w:val="20"/>
+          <w:szCs w:val="22"/>
+        </w:rPr>
+        <w:t xml:space="preserve">om, </w:t>
+      </w:r>
+      <w:r>
+        <w:rPr>
+          <w:rFonts w:ascii="Bookman Old Style" w:hAnsi="Bookman Old Style"/>
+          <w:b/>
+          <w:bCs/>
+          <w:sz w:val="20"/>
+          <w:szCs w:val="22"/>
+        </w:rPr>
+        <w:t xml:space="preserve">prénoms, </w:t>
+      </w:r>
+      <w:r>
+        <w:rPr>
+          <w:rFonts w:ascii="Bookman Old Style" w:hAnsi="Bookman Old Style"/>
+          <w:b/>
+          <w:bCs/>
+          <w:sz w:val="20"/>
+          <w:szCs w:val="22"/>
+        </w:rPr>
+        <w:t>signature</w:t>
+      </w:r>
+      <w:r>
+        <w:rPr>
+          <w:rFonts w:ascii="Bookman Old Style" w:hAnsi="Bookman Old Style"/>
+          <w:b/>
+          <w:bCs/>
+          <w:sz w:val="20"/>
+          <w:szCs w:val="22"/>
+        </w:rPr>
+        <w:t xml:space="preserve"> et</w:t>
+      </w:r>
+      <w:r>
+        <w:rPr>
+          <w:rFonts w:ascii="Bookman Old Style" w:hAnsi="Bookman Old Style"/>
+          <w:b/>
+          <w:bCs/>
+          <w:sz w:val="20"/>
+          <w:szCs w:val="22"/>
+        </w:rPr>
+        <w:t xml:space="preserve"> cachet</w:t>
+      </w:r>
+    </w:p>
+    <w:p>
+      <w:pPr>
+        <w:jc w:val="center"/>
+        <w:rPr>
+          <w:sz w:val="14"/>
+          <w:szCs w:val="14"/>
+        </w:rPr>
+      </w:pPr>
+    </w:p>
+    <w:p>
+      <w:pPr>
+        <w:jc w:val="center"/>
         <w:rPr>
           <w:rFonts w:ascii="Bookman Old Style" w:hAnsi="Bookman Old Style"/>
           <w:sz w:val="18"/>
           <w:szCs w:val="20"/>
         </w:rPr>
-        <w:t>………………</w:t>
-      </w:r>
+      </w:pPr>
       <w:r>
         <w:rPr>
           <w:rFonts w:ascii="Bookman Old Style" w:hAnsi="Bookman Old Style"/>
           <w:sz w:val="18"/>
           <w:szCs w:val="20"/>
         </w:rPr>
-        <w:t>NEGGAZ MOHAMED</w:t>
-      </w:r>
-      <w:r>
-        <w:rPr>
-          <w:rFonts w:ascii="Bookman Old Style" w:hAnsi="Bookman Old Style"/>
-          <w:sz w:val="18"/>
-          <w:szCs w:val="20"/>
-        </w:rPr>
-        <w:t>………….</w:t>
-      </w:r>
-    </w:p>
-    <w:p>
-      <w:pPr>
-        <w:jc w:val="center"/>
-        <w:rPr>
-          <w:rFonts w:ascii="Bookman Old Style" w:hAnsi="Bookman Old Style"/>
-          <w:sz w:val="12"/>
-          <w:szCs w:val="14"/>
-        </w:rPr>
-      </w:pPr>
-    </w:p>
-    <w:p>
-      <w:pPr>
-        <w:jc w:val="center"/>
-        <w:rPr>
-          <w:rFonts w:ascii="Bookman Old Style" w:hAnsi="Bookman Old Style"/>
-          <w:sz w:val="20"/>
-          <w:szCs w:val="22"/>
-        </w:rPr>
-      </w:pPr>
-      <w:r>
-        <w:t>Fait à {{lieu}}, le {{</w:t>
-      </w:r>
-      <w:proofErr w:type="spellStart"/>
-      <w:r>
-        <w:t>date_expertise</w:t>
-      </w:r>
-      <w:proofErr w:type="spellEnd"/>
-      <w:r>
-        <w:t>}}</w:t>
-      </w:r>
-    </w:p>
-    <w:p>
-      <w:pPr>
-        <w:jc w:val="center"/>
-        <w:rPr>
-          <w:rFonts w:ascii="Bookman Old Style" w:hAnsi="Bookman Old Style"/>
-          <w:sz w:val="20"/>
-          <w:szCs w:val="22"/>
-        </w:rPr>
-      </w:pPr>
-    </w:p>
-    <w:p>
-      <w:pPr>
-        <w:jc w:val="center"/>
-        <w:rPr>
-          <w:rFonts w:ascii="Bookman Old Style" w:hAnsi="Bookman Old Style"/>
-          <w:sz w:val="14"/>
-          <w:szCs w:val="16"/>
-        </w:rPr>
-      </w:pPr>
-    </w:p>
-    <w:p>
-      <w:pPr>
-        <w:jc w:val="right"/>
-        <w:rPr>
-          <w:rFonts w:ascii="Bookman Old Style" w:hAnsi="Bookman Old Style"/>
-          <w:sz w:val="14"/>
-          <w:szCs w:val="16"/>
-        </w:rPr>
-      </w:pPr>
-    </w:p>
-    <w:p>
-      <w:pPr>
-        <w:jc w:val="right"/>
-        <w:rPr>
-          <w:rFonts w:ascii="Bookman Old Style" w:hAnsi="Bookman Old Style"/>
-          <w:b/>
-          <w:bCs/>
-          <w:sz w:val="22"/>
-        </w:rPr>
-      </w:pPr>
-      <w:r>
-        <w:rPr>
-          <w:rFonts w:ascii="Bookman Old Style" w:hAnsi="Bookman Old Style"/>
-          <w:b/>
-          <w:bCs/>
-          <w:sz w:val="22"/>
-        </w:rPr>
-        <w:t>1</w:t>
-      </w:r>
-      <w:r>
-        <w:rPr>
-          <w:rFonts w:ascii="Bookman Old Style" w:hAnsi="Bookman Old Style"/>
-          <w:b/>
-          <w:bCs/>
-          <w:sz w:val="22"/>
-        </w:rPr>
-        <w:t>/</w:t>
-      </w:r>
-      <w:r>
-        <w:rPr>
-          <w:rFonts w:ascii="Bookman Old Style" w:hAnsi="Bookman Old Style"/>
-          <w:b/>
-          <w:bCs/>
-          <w:sz w:val="22"/>
-        </w:rPr>
-        <w:t>2</w:t>
-      </w:r>
-    </w:p>
-    <w:p>
-      <w:pPr>
-        <w:jc w:val="right"/>
-        <w:rPr>
-          <w:rFonts w:ascii="Bookman Old Style" w:hAnsi="Bookman Old Style"/>
-          <w:b/>
-          <w:bCs/>
-          <w:sz w:val="22"/>
-        </w:rPr>
-      </w:pPr>
-    </w:p>
-    <w:p>
-      <w:pPr>
-        <w:jc w:val="center"/>
-        <w:rPr>
-          <w:rFonts w:ascii="Bookman Old Style" w:hAnsi="Bookman Old Style"/>
-          <w:b/>
-          <w:bCs/>
-          <w:sz w:val="22"/>
-        </w:rPr>
-      </w:pPr>
-    </w:p>
-    <w:p>
-      <w:pPr>
-        <w:jc w:val="center"/>
-        <w:rPr>
-          <w:rFonts w:ascii="Bookman Old Style" w:hAnsi="Bookman Old Style"/>
-          <w:sz w:val="14"/>
-          <w:szCs w:val="16"/>
-        </w:rPr>
-      </w:pPr>
-    </w:p>
-    <w:p>
-      <w:pPr>
-        <w:jc w:val="center"/>
-        <w:rPr>
-          <w:rFonts w:ascii="Bookman Old Style" w:hAnsi="Bookman Old Style"/>
-          <w:b/>
-          <w:bCs/>
-          <w:sz w:val="32"/>
-          <w:szCs w:val="36"/>
-        </w:rPr>
-      </w:pPr>
-      <w:r>
-        <w:rPr>
-          <w:rFonts w:ascii="Bookman Old Style" w:hAnsi="Bookman Old Style"/>
-          <w:b/>
-          <w:bCs/>
-          <w:sz w:val="32"/>
-          <w:szCs w:val="36"/>
-        </w:rPr>
-        <w:t>{{</w:t>
-      </w:r>
-      <w:proofErr w:type="spellStart"/>
-      <w:r>
-        <w:rPr>
-          <w:rFonts w:ascii="Bookman Old Style" w:hAnsi="Bookman Old Style"/>
-          <w:b/>
-          <w:bCs/>
-          <w:sz w:val="32"/>
-          <w:szCs w:val="36"/>
-        </w:rPr>
-        <w:t>img_vehicule</w:t>
-      </w:r>
-      <w:proofErr w:type="spellEnd"/>
-      <w:r>
-        <w:rPr>
-          <w:rFonts w:ascii="Bookman Old Style" w:hAnsi="Bookman Old Style"/>
-          <w:b/>
-          <w:bCs/>
-          <w:sz w:val="32"/>
-          <w:szCs w:val="36"/>
-        </w:rPr>
-        <w:t>}}</w:t>
-      </w:r>
-    </w:p>
-    <w:p>
-      <w:pPr>
-        <w:jc w:val="center"/>
-        <w:rPr>
-          <w:rFonts w:ascii="Bookman Old Style" w:hAnsi="Bookman Old Style"/>
-          <w:b/>
-          <w:bCs/>
-          <w:sz w:val="32"/>
-          <w:szCs w:val="36"/>
-        </w:rPr>
-      </w:pPr>
-    </w:p>
-    <w:p>
-      <w:pPr>
-        <w:jc w:val="center"/>
-        <w:rPr>
-          <w:rFonts w:ascii="Bookman Old Style" w:hAnsi="Bookman Old Style"/>
-          <w:b/>
-          <w:bCs/>
-          <w:sz w:val="32"/>
-          <w:szCs w:val="36"/>
-        </w:rPr>
-      </w:pPr>
-      <w:r>
-        <w:rPr>
-          <w:rFonts w:ascii="Bookman Old Style" w:hAnsi="Bookman Old Style"/>
-          <w:b/>
-          <w:bCs/>
-          <w:sz w:val="32"/>
-          <w:szCs w:val="36"/>
-        </w:rPr>
-        <w:t>{{</w:t>
-      </w:r>
-      <w:proofErr w:type="spellStart"/>
-      <w:r>
-        <w:rPr>
-          <w:rFonts w:ascii="Bookman Old Style" w:hAnsi="Bookman Old Style"/>
-          <w:b/>
-          <w:bCs/>
-          <w:sz w:val="32"/>
-          <w:szCs w:val="36"/>
-        </w:rPr>
-        <w:t>img_carte</w:t>
-      </w:r>
-      <w:proofErr w:type="spellEnd"/>
-      <w:r>
-        <w:rPr>
-          <w:rFonts w:ascii="Bookman Old Style" w:hAnsi="Bookman Old Style"/>
-          <w:b/>
-          <w:bCs/>
-          <w:sz w:val="32"/>
-          <w:szCs w:val="36"/>
-        </w:rPr>
-        <w:t>}}</w:t>
-      </w:r>
-    </w:p>
-    <w:p>
-      <w:pPr>
-        <w:jc w:val="center"/>
-        <w:rPr>
-          <w:rFonts w:ascii="Bookman Old Style" w:hAnsi="Bookman Old Style"/>
-          <w:b/>
-          <w:bCs/>
-          <w:sz w:val="32"/>
-          <w:szCs w:val="36"/>
-        </w:rPr>
-      </w:pPr>
-    </w:p>
-    <w:p>
-      <w:pPr>
-        <w:jc w:val="center"/>
-        <w:rPr>
-          <w:rFonts w:ascii="Bookman Old Style" w:hAnsi="Bookman Old Style"/>
-          <w:b/>
-          <w:bCs/>
-          <w:sz w:val="32"/>
-          <w:szCs w:val="36"/>
-        </w:rPr>
-      </w:pPr>
-      <w:r>
-        <w:rPr>
-          <w:rFonts w:ascii="Bookman Old Style" w:hAnsi="Bookman Old Style"/>
-          <w:b/>
-          <w:bCs/>
-          <w:sz w:val="32"/>
-          <w:szCs w:val="36"/>
-        </w:rPr>
-        <w:t>{{</w:t>
-      </w:r>
-      <w:proofErr w:type="spellStart"/>
-      <w:r>
-        <w:rPr>
-          <w:rFonts w:ascii="Bookman Old Style" w:hAnsi="Bookman Old Style"/>
-          <w:b/>
-          <w:bCs/>
-          <w:sz w:val="32"/>
-          <w:szCs w:val="36"/>
-        </w:rPr>
-        <w:t>img_plaque</w:t>
-      </w:r>
-      <w:proofErr w:type="spellEnd"/>
-      <w:r>
-        <w:rPr>
-          <w:rFonts w:ascii="Bookman Old Style" w:hAnsi="Bookman Old Style"/>
-          <w:b/>
-          <w:bCs/>
-          <w:sz w:val="32"/>
-          <w:szCs w:val="36"/>
-        </w:rPr>
-        <w:t>}}</w:t>
-      </w:r>
-    </w:p>
-    <w:p>
-      <w:pPr>
-        <w:jc w:val="center"/>
-        <w:rPr>
-          <w:rFonts w:ascii="Bookman Old Style" w:hAnsi="Bookman Old Style"/>
-          <w:b/>
-          <w:bCs/>
-          <w:sz w:val="32"/>
-          <w:szCs w:val="36"/>
-        </w:rPr>
-      </w:pPr>
-    </w:p>
-    <w:p>
-      <w:pPr>
-        <w:jc w:val="center"/>
-        <w:rPr>
-          <w:rFonts w:ascii="Bookman Old Style" w:hAnsi="Bookman Old Style"/>
-          <w:b/>
-          <w:bCs/>
-          <w:sz w:val="32"/>
-          <w:szCs w:val="36"/>
-        </w:rPr>
-      </w:pPr>
-      <w:r>
-        <w:rPr>
-          <w:rFonts w:ascii="Bookman Old Style" w:hAnsi="Bookman Old Style"/>
-          <w:b/>
-          <w:bCs/>
-          <w:sz w:val="32"/>
-          <w:szCs w:val="36"/>
-        </w:rPr>
-        <w:t>{{</w:t>
-      </w:r>
-      <w:proofErr w:type="spellStart"/>
-      <w:r>
-        <w:rPr>
-          <w:rFonts w:ascii="Bookman Old Style" w:hAnsi="Bookman Old Style"/>
-          <w:b/>
-          <w:bCs/>
-          <w:sz w:val="32"/>
-          <w:szCs w:val="36"/>
-        </w:rPr>
-        <w:t>img_vin</w:t>
-      </w:r>
-      <w:proofErr w:type="spellEnd"/>
-      <w:r>
-        <w:rPr>
-          <w:rFonts w:ascii="Bookman Old Style" w:hAnsi="Bookman Old Style"/>
-          <w:b/>
-          <w:bCs/>
-          <w:sz w:val="32"/>
-          <w:szCs w:val="36"/>
-        </w:rPr>
-        <w:t>}}</w:t>
-      </w:r>
-    </w:p>
-    <w:p>
-      <w:pPr>
-        <w:bidi/>
-        <w:jc w:val="center"/>
-        <w:rPr>
-          <w:rFonts w:asciiTheme="majorBidi" w:hAnsiTheme="majorBidi" w:cstheme="majorBidi"/>
-          <w:b/>
-          <w:bCs/>
-          <w:sz w:val="14"/>
-          <w:szCs w:val="14"/>
-          <w:lang w:bidi="ar-DZ"/>
-        </w:rPr>
-      </w:pPr>
-    </w:p>
-    <w:p>
-      <w:pPr>
-        <w:bidi/>
-        <w:jc w:val="center"/>
-        <w:rPr>
-          <w:rFonts w:asciiTheme="majorBidi" w:hAnsiTheme="majorBidi" w:cstheme="majorBidi"/>
-          <w:b/>
-          <w:bCs/>
-          <w:sz w:val="14"/>
-          <w:szCs w:val="14"/>
-          <w:lang w:bidi="ar-DZ"/>
-        </w:rPr>
-      </w:pPr>
-    </w:p>
-    <w:p>
-      <w:pPr>
-        <w:bidi/>
-        <w:jc w:val="center"/>
-        <w:rPr>
-          <w:rFonts w:asciiTheme="majorBidi" w:hAnsiTheme="majorBidi" w:cstheme="majorBidi"/>
-          <w:b/>
-          <w:bCs/>
-          <w:sz w:val="14"/>
-          <w:szCs w:val="14"/>
-          <w:lang w:bidi="ar-DZ"/>
-        </w:rPr>
-      </w:pPr>
-    </w:p>
-    <w:p>
-      <w:pPr>
-        <w:bidi/>
-        <w:jc w:val="center"/>
-        <w:rPr>
-          <w:rFonts w:asciiTheme="majorBidi" w:hAnsiTheme="majorBidi" w:cstheme="majorBidi"/>
-          <w:b/>
-          <w:bCs/>
-          <w:sz w:val="14"/>
-          <w:szCs w:val="14"/>
-          <w:lang w:bidi="ar-DZ"/>
-        </w:rPr>
-      </w:pPr>
-    </w:p>
-    <w:p>
-      <w:pPr>
-        <w:bidi/>
-        <w:jc w:val="center"/>
-        <w:rPr>
-          <w:rFonts w:asciiTheme="majorBidi" w:hAnsiTheme="majorBidi" w:cstheme="majorBidi"/>
-          <w:b/>
-          <w:bCs/>
-          <w:sz w:val="14"/>
-          <w:szCs w:val="14"/>
-          <w:lang w:bidi="ar-DZ"/>
-        </w:rPr>
-      </w:pPr>
-    </w:p>
-    <w:p>
-      <w:pPr>
-        <w:bidi/>
-        <w:jc w:val="center"/>
-        <w:rPr>
-          <w:rFonts w:asciiTheme="majorBidi" w:hAnsiTheme="majorBidi" w:cstheme="majorBidi"/>
-          <w:b/>
-          <w:bCs/>
-          <w:sz w:val="14"/>
-          <w:szCs w:val="14"/>
-          <w:lang w:bidi="ar-DZ"/>
-        </w:rPr>
-      </w:pPr>
-    </w:p>
-    <w:p>
-      <w:pPr>
-        <w:autoSpaceDE w:val="0"/>
-        <w:autoSpaceDN w:val="0"/>
-        <w:adjustRightInd w:val="0"/>
-        <w:rPr>
-          <w:rFonts w:ascii="Cambria" w:hAnsi="Cambria"/>
-          <w:b/>
-          <w:bCs/>
-          <w:color w:val="FF0000"/>
-          <w:sz w:val="6"/>
-          <w:szCs w:val="6"/>
-          <w:u w:val="single"/>
-        </w:rPr>
-      </w:pPr>
-    </w:p>
-    <w:p>
-      <w:pPr>
-        <w:autoSpaceDE w:val="0"/>
-        <w:autoSpaceDN w:val="0"/>
-        <w:adjustRightInd w:val="0"/>
-        <w:jc w:val="center"/>
-        <w:rPr>
-          <w:rFonts w:ascii="Cambria" w:hAnsi="Cambria"/>
-          <w:b/>
-          <w:bCs/>
-          <w:color w:val="FF0000"/>
-          <w:sz w:val="6"/>
-          <w:szCs w:val="6"/>
-          <w:u w:val="single"/>
-        </w:rPr>
-      </w:pPr>
-    </w:p>
-    <w:p>
-      <w:pPr>
-        <w:autoSpaceDE w:val="0"/>
-        <w:autoSpaceDN w:val="0"/>
-        <w:adjustRightInd w:val="0"/>
-        <w:jc w:val="center"/>
-        <w:rPr>
-          <w:rFonts w:ascii="Cambria" w:hAnsi="Cambria"/>
-          <w:b/>
-          <w:bCs/>
-          <w:color w:val="FF0000"/>
-          <w:sz w:val="6"/>
-          <w:szCs w:val="6"/>
-          <w:u w:val="single"/>
-        </w:rPr>
-      </w:pPr>
-    </w:p>
-    <w:p>
-      <w:pPr>
-        <w:autoSpaceDE w:val="0"/>
-        <w:autoSpaceDN w:val="0"/>
-        <w:adjustRightInd w:val="0"/>
-        <w:jc w:val="center"/>
-        <w:rPr>
-          <w:rFonts w:ascii="Cambria" w:hAnsi="Cambria"/>
-          <w:b/>
-          <w:bCs/>
-          <w:color w:val="FF0000"/>
-          <w:sz w:val="6"/>
-          <w:szCs w:val="6"/>
-          <w:u w:val="single"/>
-        </w:rPr>
-      </w:pPr>
-    </w:p>
-    <w:p>
-      <w:pPr>
-        <w:autoSpaceDE w:val="0"/>
-        <w:autoSpaceDN w:val="0"/>
-        <w:adjustRightInd w:val="0"/>
-        <w:jc w:val="center"/>
-        <w:rPr>
-          <w:rFonts w:ascii="Cambria" w:hAnsi="Cambria"/>
-          <w:b/>
-          <w:bCs/>
-          <w:color w:val="FF0000"/>
-          <w:sz w:val="6"/>
-          <w:szCs w:val="6"/>
-          <w:u w:val="single"/>
-        </w:rPr>
-      </w:pPr>
-    </w:p>
-    <w:p>
-      <w:pPr>
-        <w:autoSpaceDE w:val="0"/>
-        <w:autoSpaceDN w:val="0"/>
-        <w:adjustRightInd w:val="0"/>
-        <w:jc w:val="center"/>
-        <w:rPr>
-          <w:rFonts w:ascii="Cambria" w:hAnsi="Cambria"/>
-          <w:b/>
-          <w:bCs/>
-          <w:color w:val="FF0000"/>
-          <w:sz w:val="6"/>
-          <w:szCs w:val="6"/>
-          <w:u w:val="single"/>
-        </w:rPr>
-      </w:pPr>
-    </w:p>
-    <w:p>
-      <w:pPr>
-        <w:autoSpaceDE w:val="0"/>
-        <w:autoSpaceDN w:val="0"/>
-        <w:adjustRightInd w:val="0"/>
-        <w:jc w:val="center"/>
-        <w:rPr>
-          <w:rFonts w:ascii="Cambria" w:hAnsi="Cambria"/>
-          <w:b/>
-          <w:bCs/>
-          <w:color w:val="FF0000"/>
-          <w:sz w:val="6"/>
-          <w:szCs w:val="6"/>
-          <w:u w:val="single"/>
-        </w:rPr>
-      </w:pPr>
-    </w:p>
-    <w:p>
-      <w:pPr>
-        <w:autoSpaceDE w:val="0"/>
-        <w:autoSpaceDN w:val="0"/>
-        <w:adjustRightInd w:val="0"/>
-        <w:jc w:val="center"/>
-        <w:rPr>
-          <w:rFonts w:ascii="Cambria" w:hAnsi="Cambria"/>
-          <w:b/>
-          <w:bCs/>
-          <w:color w:val="FF0000"/>
-          <w:sz w:val="6"/>
-          <w:szCs w:val="6"/>
-          <w:u w:val="single"/>
-        </w:rPr>
-      </w:pPr>
-    </w:p>
-    <w:p>
-      <w:pPr>
-        <w:autoSpaceDE w:val="0"/>
-        <w:autoSpaceDN w:val="0"/>
-        <w:adjustRightInd w:val="0"/>
-        <w:jc w:val="center"/>
-        <w:rPr>
-          <w:rFonts w:ascii="Cambria" w:hAnsi="Cambria"/>
-          <w:b/>
-          <w:bCs/>
-          <w:color w:val="FF0000"/>
-          <w:sz w:val="6"/>
-          <w:szCs w:val="6"/>
-          <w:u w:val="single"/>
-        </w:rPr>
-      </w:pPr>
-    </w:p>
-    <w:p>
-      <w:pPr>
-        <w:autoSpaceDE w:val="0"/>
-        <w:autoSpaceDN w:val="0"/>
-        <w:adjustRightInd w:val="0"/>
-        <w:jc w:val="center"/>
-        <w:rPr>
-          <w:rFonts w:ascii="Cambria" w:hAnsi="Cambria"/>
-          <w:b/>
-          <w:bCs/>
-          <w:color w:val="FF0000"/>
-          <w:sz w:val="6"/>
-          <w:szCs w:val="6"/>
-          <w:u w:val="single"/>
-        </w:rPr>
-      </w:pPr>
-    </w:p>
-    <w:p>
-      <w:pPr>
-        <w:autoSpaceDE w:val="0"/>
-        <w:autoSpaceDN w:val="0"/>
-        <w:adjustRightInd w:val="0"/>
-        <w:jc w:val="center"/>
-        <w:rPr>
-          <w:rFonts w:ascii="Cambria" w:hAnsi="Cambria"/>
-          <w:b/>
-          <w:bCs/>
-          <w:color w:val="FF0000"/>
-          <w:sz w:val="6"/>
-          <w:szCs w:val="6"/>
-          <w:u w:val="single"/>
-        </w:rPr>
-      </w:pPr>
-    </w:p>
-    <w:p>
-      <w:pPr>
-        <w:autoSpaceDE w:val="0"/>
-        <w:autoSpaceDN w:val="0"/>
-        <w:adjustRightInd w:val="0"/>
-        <w:jc w:val="center"/>
-        <w:rPr>
-          <w:rFonts w:ascii="Cambria" w:hAnsi="Cambria"/>
-          <w:b/>
-          <w:bCs/>
-          <w:color w:val="FF0000"/>
-          <w:sz w:val="6"/>
-          <w:szCs w:val="6"/>
-          <w:u w:val="single"/>
-        </w:rPr>
-      </w:pPr>
-    </w:p>
-    <w:p>
-      <w:pPr>
-        <w:autoSpaceDE w:val="0"/>
-        <w:autoSpaceDN w:val="0"/>
-        <w:adjustRightInd w:val="0"/>
-        <w:jc w:val="center"/>
-        <w:rPr>
-          <w:rFonts w:ascii="Cambria" w:hAnsi="Cambria"/>
-          <w:b/>
-          <w:bCs/>
-          <w:color w:val="FF0000"/>
-          <w:sz w:val="6"/>
-          <w:szCs w:val="6"/>
-          <w:u w:val="single"/>
-        </w:rPr>
-      </w:pPr>
-    </w:p>
-    <w:p>
-      <w:pPr>
-        <w:autoSpaceDE w:val="0"/>
-        <w:autoSpaceDN w:val="0"/>
-        <w:adjustRightInd w:val="0"/>
-        <w:jc w:val="center"/>
-        <w:rPr>
-          <w:rFonts w:ascii="Cambria" w:hAnsi="Cambria"/>
-          <w:b/>
-          <w:bCs/>
-          <w:color w:val="FF0000"/>
-          <w:sz w:val="6"/>
-          <w:szCs w:val="6"/>
-          <w:u w:val="single"/>
-        </w:rPr>
-      </w:pPr>
-    </w:p>
-    <w:p>
-      <w:pPr>
-        <w:autoSpaceDE w:val="0"/>
-        <w:autoSpaceDN w:val="0"/>
-        <w:adjustRightInd w:val="0"/>
-        <w:jc w:val="center"/>
-        <w:rPr>
-          <w:rFonts w:ascii="Cambria" w:hAnsi="Cambria"/>
-          <w:b/>
-          <w:bCs/>
-          <w:color w:val="FF0000"/>
-          <w:sz w:val="6"/>
-          <w:szCs w:val="6"/>
-          <w:u w:val="single"/>
-        </w:rPr>
-      </w:pPr>
-    </w:p>
-    <w:p>
-      <w:pPr>
-        <w:autoSpaceDE w:val="0"/>
-        <w:autoSpaceDN w:val="0"/>
-        <w:adjustRightInd w:val="0"/>
-        <w:jc w:val="center"/>
-        <w:rPr>
-          <w:rFonts w:ascii="Cambria" w:hAnsi="Cambria"/>
-          <w:b/>
-          <w:bCs/>
-          <w:color w:val="FF0000"/>
-          <w:sz w:val="6"/>
-          <w:szCs w:val="6"/>
-          <w:u w:val="single"/>
-        </w:rPr>
-      </w:pPr>
-    </w:p>
-    <w:p>
-      <w:pPr>
-        <w:autoSpaceDE w:val="0"/>
-        <w:autoSpaceDN w:val="0"/>
-        <w:adjustRightInd w:val="0"/>
-        <w:jc w:val="center"/>
-        <w:rPr>
-          <w:rFonts w:ascii="Cambria" w:hAnsi="Cambria"/>
-          <w:b/>
-          <w:bCs/>
-          <w:color w:val="FF0000"/>
-          <w:sz w:val="6"/>
-          <w:szCs w:val="6"/>
-          <w:u w:val="single"/>
-        </w:rPr>
-      </w:pPr>
-    </w:p>
-    <w:p>
-      <w:pPr>
-        <w:autoSpaceDE w:val="0"/>
-        <w:autoSpaceDN w:val="0"/>
-        <w:adjustRightInd w:val="0"/>
-        <w:jc w:val="center"/>
-        <w:rPr>
-          <w:rFonts w:ascii="Cambria" w:hAnsi="Cambria"/>
-          <w:b/>
-          <w:bCs/>
-          <w:color w:val="FF0000"/>
-          <w:sz w:val="6"/>
-          <w:szCs w:val="6"/>
-          <w:u w:val="single"/>
-        </w:rPr>
-      </w:pPr>
-    </w:p>
-    <w:p>
-      <w:pPr>
-        <w:autoSpaceDE w:val="0"/>
-        <w:autoSpaceDN w:val="0"/>
-        <w:adjustRightInd w:val="0"/>
-        <w:jc w:val="center"/>
-        <w:rPr>
-          <w:rFonts w:ascii="Cambria" w:hAnsi="Cambria"/>
-          <w:b/>
-          <w:bCs/>
-          <w:color w:val="FF0000"/>
-          <w:sz w:val="6"/>
-          <w:szCs w:val="6"/>
-          <w:u w:val="single"/>
-        </w:rPr>
-      </w:pPr>
-    </w:p>
-    <w:p>
-      <w:pPr>
-        <w:autoSpaceDE w:val="0"/>
-        <w:autoSpaceDN w:val="0"/>
-        <w:adjustRightInd w:val="0"/>
-        <w:jc w:val="center"/>
-        <w:rPr>
-          <w:rFonts w:ascii="Cambria" w:hAnsi="Cambria"/>
-          <w:b/>
-          <w:bCs/>
-          <w:color w:val="FF0000"/>
-          <w:sz w:val="6"/>
-          <w:szCs w:val="6"/>
-          <w:u w:val="single"/>
-        </w:rPr>
-      </w:pPr>
-    </w:p>
-    <w:p>
-      <w:pPr>
-        <w:autoSpaceDE w:val="0"/>
-        <w:autoSpaceDN w:val="0"/>
-        <w:adjustRightInd w:val="0"/>
-        <w:jc w:val="center"/>
-        <w:rPr>
-          <w:rFonts w:ascii="Cambria" w:hAnsi="Cambria"/>
-          <w:b/>
-          <w:bCs/>
-          <w:color w:val="FF0000"/>
-          <w:sz w:val="6"/>
-          <w:szCs w:val="6"/>
-          <w:u w:val="single"/>
-        </w:rPr>
-      </w:pPr>
-    </w:p>
-    <w:p>
-      <w:pPr>
-        <w:autoSpaceDE w:val="0"/>
-        <w:autoSpaceDN w:val="0"/>
-        <w:adjustRightInd w:val="0"/>
-        <w:jc w:val="center"/>
-        <w:rPr>
-          <w:rFonts w:ascii="Cambria" w:hAnsi="Cambria"/>
-          <w:b/>
-          <w:bCs/>
-          <w:color w:val="FF0000"/>
-          <w:sz w:val="6"/>
-          <w:szCs w:val="6"/>
-          <w:u w:val="single"/>
-        </w:rPr>
-      </w:pPr>
-    </w:p>
-    <w:p>
-      <w:pPr>
-        <w:autoSpaceDE w:val="0"/>
-        <w:autoSpaceDN w:val="0"/>
-        <w:adjustRightInd w:val="0"/>
-        <w:jc w:val="center"/>
-        <w:rPr>
-          <w:rFonts w:ascii="Cambria" w:hAnsi="Cambria"/>
-          <w:b/>
-          <w:bCs/>
-          <w:color w:val="FF0000"/>
-          <w:sz w:val="6"/>
-          <w:szCs w:val="6"/>
-          <w:u w:val="single"/>
-        </w:rPr>
-      </w:pPr>
-    </w:p>
-    <w:p>
-      <w:pPr>
-        <w:autoSpaceDE w:val="0"/>
-        <w:autoSpaceDN w:val="0"/>
-        <w:adjustRightInd w:val="0"/>
-        <w:jc w:val="center"/>
-        <w:rPr>
-          <w:rFonts w:ascii="Cambria" w:hAnsi="Cambria"/>
-          <w:b/>
-          <w:bCs/>
-          <w:color w:val="FF0000"/>
-          <w:sz w:val="6"/>
-          <w:szCs w:val="6"/>
-          <w:u w:val="single"/>
-        </w:rPr>
-      </w:pPr>
-    </w:p>
-    <w:p>
-      <w:pPr>
-        <w:autoSpaceDE w:val="0"/>
-        <w:autoSpaceDN w:val="0"/>
-        <w:adjustRightInd w:val="0"/>
-        <w:jc w:val="center"/>
-        <w:rPr>
-          <w:rFonts w:ascii="Cambria" w:hAnsi="Cambria"/>
-          <w:b/>
-          <w:bCs/>
-          <w:color w:val="FF0000"/>
-          <w:sz w:val="6"/>
-          <w:szCs w:val="6"/>
-          <w:u w:val="single"/>
-        </w:rPr>
-      </w:pPr>
-    </w:p>
-    <w:p>
-      <w:pPr>
-        <w:autoSpaceDE w:val="0"/>
-        <w:autoSpaceDN w:val="0"/>
-        <w:adjustRightInd w:val="0"/>
-        <w:jc w:val="center"/>
-        <w:rPr>
-          <w:rFonts w:ascii="Cambria" w:hAnsi="Cambria"/>
-          <w:b/>
-          <w:bCs/>
-          <w:color w:val="FF0000"/>
-          <w:sz w:val="6"/>
-          <w:szCs w:val="6"/>
-          <w:u w:val="single"/>
-        </w:rPr>
-      </w:pPr>
-    </w:p>
-    <w:p>
-      <w:pPr>
-        <w:autoSpaceDE w:val="0"/>
-        <w:autoSpaceDN w:val="0"/>
-        <w:adjustRightInd w:val="0"/>
-        <w:jc w:val="center"/>
-        <w:rPr>
-          <w:rFonts w:ascii="Cambria" w:hAnsi="Cambria"/>
-          <w:b/>
-          <w:bCs/>
-          <w:color w:val="FF0000"/>
-          <w:sz w:val="6"/>
-          <w:szCs w:val="6"/>
-          <w:u w:val="single"/>
-        </w:rPr>
-      </w:pPr>
-    </w:p>
-    <w:p>
-      <w:pPr>
-        <w:autoSpaceDE w:val="0"/>
-        <w:autoSpaceDN w:val="0"/>
-        <w:adjustRightInd w:val="0"/>
-        <w:jc w:val="center"/>
-        <w:rPr>
-          <w:rFonts w:ascii="Cambria" w:hAnsi="Cambria"/>
-          <w:b/>
-          <w:bCs/>
-          <w:color w:val="FF0000"/>
-          <w:sz w:val="6"/>
-          <w:szCs w:val="6"/>
-          <w:u w:val="single"/>
-        </w:rPr>
-      </w:pPr>
-    </w:p>
-    <w:p>
-      <w:pPr>
-        <w:autoSpaceDE w:val="0"/>
-        <w:autoSpaceDN w:val="0"/>
-        <w:adjustRightInd w:val="0"/>
-        <w:jc w:val="center"/>
-        <w:rPr>
-          <w:rFonts w:ascii="Cambria" w:hAnsi="Cambria"/>
-          <w:b/>
-          <w:bCs/>
-          <w:color w:val="FF0000"/>
-          <w:sz w:val="6"/>
-          <w:szCs w:val="6"/>
-          <w:u w:val="single"/>
-        </w:rPr>
-      </w:pPr>
-    </w:p>
-    <w:p>
-      <w:pPr>
-        <w:autoSpaceDE w:val="0"/>
-        <w:autoSpaceDN w:val="0"/>
-        <w:adjustRightInd w:val="0"/>
-        <w:jc w:val="center"/>
-        <w:rPr>
-          <w:rFonts w:ascii="Cambria" w:hAnsi="Cambria"/>
-          <w:b/>
-          <w:bCs/>
-          <w:color w:val="FF0000"/>
-          <w:sz w:val="6"/>
-          <w:szCs w:val="6"/>
-          <w:u w:val="single"/>
-        </w:rPr>
-      </w:pPr>
-    </w:p>
-    <w:p>
-      <w:pPr>
-        <w:autoSpaceDE w:val="0"/>
-        <w:autoSpaceDN w:val="0"/>
-        <w:adjustRightInd w:val="0"/>
-        <w:jc w:val="center"/>
-        <w:rPr>
-          <w:rFonts w:ascii="Cambria" w:hAnsi="Cambria"/>
-          <w:b/>
-          <w:bCs/>
-          <w:color w:val="FF0000"/>
-          <w:sz w:val="6"/>
-          <w:szCs w:val="6"/>
-          <w:u w:val="single"/>
-        </w:rPr>
-      </w:pPr>
-    </w:p>
-    <w:p>
-      <w:pPr>
-        <w:autoSpaceDE w:val="0"/>
-        <w:autoSpaceDN w:val="0"/>
-        <w:adjustRightInd w:val="0"/>
-        <w:jc w:val="center"/>
-        <w:rPr>
-          <w:rFonts w:ascii="Cambria" w:hAnsi="Cambria"/>
-          <w:b/>
-          <w:bCs/>
-          <w:color w:val="FF0000"/>
-          <w:sz w:val="6"/>
-          <w:szCs w:val="6"/>
-          <w:u w:val="single"/>
-        </w:rPr>
-      </w:pPr>
-    </w:p>
-    <w:p>
-      <w:pPr>
-        <w:autoSpaceDE w:val="0"/>
-        <w:autoSpaceDN w:val="0"/>
-        <w:adjustRightInd w:val="0"/>
-        <w:jc w:val="center"/>
-        <w:rPr>
-          <w:rFonts w:ascii="Cambria" w:hAnsi="Cambria"/>
-          <w:b/>
-          <w:bCs/>
-          <w:color w:val="FF0000"/>
-          <w:sz w:val="6"/>
-          <w:szCs w:val="6"/>
-          <w:u w:val="single"/>
-        </w:rPr>
-      </w:pPr>
-    </w:p>
-    <w:p>
-      <w:pPr>
-        <w:autoSpaceDE w:val="0"/>
-        <w:autoSpaceDN w:val="0"/>
-        <w:adjustRightInd w:val="0"/>
-        <w:jc w:val="center"/>
-        <w:rPr>
-          <w:rFonts w:ascii="Cambria" w:hAnsi="Cambria"/>
-          <w:b/>
-          <w:bCs/>
-          <w:color w:val="FF0000"/>
-          <w:sz w:val="6"/>
-          <w:szCs w:val="6"/>
-          <w:u w:val="single"/>
-        </w:rPr>
-      </w:pPr>
-    </w:p>
-    <w:p>
-      <w:pPr>
-        <w:autoSpaceDE w:val="0"/>
-        <w:autoSpaceDN w:val="0"/>
-        <w:adjustRightInd w:val="0"/>
-        <w:jc w:val="center"/>
-        <w:rPr>
-          <w:rFonts w:ascii="Cambria" w:hAnsi="Cambria"/>
-          <w:b/>
-          <w:bCs/>
-          <w:color w:val="FF0000"/>
-          <w:sz w:val="6"/>
-          <w:szCs w:val="6"/>
-          <w:u w:val="single"/>
-        </w:rPr>
-      </w:pPr>
-    </w:p>
-    <w:p>
-      <w:pPr>
-        <w:autoSpaceDE w:val="0"/>
-        <w:autoSpaceDN w:val="0"/>
-        <w:adjustRightInd w:val="0"/>
-        <w:jc w:val="center"/>
-        <w:rPr>
-          <w:rFonts w:ascii="Cambria" w:hAnsi="Cambria"/>
-          <w:b/>
-          <w:bCs/>
-          <w:color w:val="FF0000"/>
-          <w:sz w:val="6"/>
-          <w:szCs w:val="6"/>
-          <w:u w:val="single"/>
-        </w:rPr>
-      </w:pPr>
-    </w:p>
-    <w:p>
-      <w:pPr>
-        <w:autoSpaceDE w:val="0"/>
-        <w:autoSpaceDN w:val="0"/>
-        <w:adjustRightInd w:val="0"/>
-        <w:jc w:val="center"/>
-        <w:rPr>
-          <w:rFonts w:ascii="Cambria" w:hAnsi="Cambria"/>
-          <w:b/>
-          <w:bCs/>
-          <w:color w:val="FF0000"/>
-          <w:sz w:val="6"/>
-          <w:szCs w:val="6"/>
-          <w:u w:val="single"/>
-        </w:rPr>
-      </w:pPr>
-    </w:p>
-    <w:p>
-      <w:pPr>
-        <w:autoSpaceDE w:val="0"/>
-        <w:autoSpaceDN w:val="0"/>
-        <w:adjustRightInd w:val="0"/>
-        <w:jc w:val="center"/>
-        <w:rPr>
-          <w:rFonts w:ascii="Cambria" w:hAnsi="Cambria"/>
-          <w:b/>
-          <w:bCs/>
-          <w:color w:val="FF0000"/>
-          <w:sz w:val="6"/>
-          <w:szCs w:val="6"/>
-          <w:u w:val="single"/>
-        </w:rPr>
-      </w:pPr>
-    </w:p>
-    <w:p>
-      <w:pPr>
-        <w:autoSpaceDE w:val="0"/>
-        <w:autoSpaceDN w:val="0"/>
-        <w:adjustRightInd w:val="0"/>
-        <w:jc w:val="center"/>
-        <w:rPr>
-          <w:rFonts w:ascii="Cambria" w:hAnsi="Cambria"/>
-          <w:b/>
-          <w:bCs/>
-          <w:color w:val="FF0000"/>
-          <w:sz w:val="6"/>
-          <w:szCs w:val="6"/>
-          <w:u w:val="single"/>
-        </w:rPr>
-      </w:pPr>
-    </w:p>
-    <w:p>
-      <w:pPr>
-        <w:autoSpaceDE w:val="0"/>
-        <w:autoSpaceDN w:val="0"/>
-        <w:adjustRightInd w:val="0"/>
-        <w:jc w:val="center"/>
-        <w:rPr>
-          <w:rFonts w:ascii="Cambria" w:hAnsi="Cambria"/>
-          <w:b/>
-          <w:bCs/>
-          <w:color w:val="FF0000"/>
-          <w:sz w:val="6"/>
-          <w:szCs w:val="6"/>
-          <w:u w:val="single"/>
-        </w:rPr>
-      </w:pPr>
-    </w:p>
-    <w:p>
-      <w:pPr>
-        <w:autoSpaceDE w:val="0"/>
-        <w:autoSpaceDN w:val="0"/>
-        <w:adjustRightInd w:val="0"/>
-        <w:jc w:val="center"/>
-        <w:rPr>
-          <w:rFonts w:ascii="Cambria" w:hAnsi="Cambria"/>
-          <w:b/>
-          <w:bCs/>
-          <w:color w:val="FF0000"/>
-          <w:sz w:val="6"/>
-          <w:szCs w:val="6"/>
-          <w:u w:val="single"/>
-        </w:rPr>
-      </w:pPr>
-    </w:p>
-    <w:p>
-      <w:pPr>
-        <w:autoSpaceDE w:val="0"/>
-        <w:autoSpaceDN w:val="0"/>
-        <w:adjustRightInd w:val="0"/>
-        <w:jc w:val="center"/>
-        <w:rPr>
-          <w:rFonts w:ascii="Cambria" w:hAnsi="Cambria"/>
-          <w:b/>
-          <w:bCs/>
-          <w:color w:val="FF0000"/>
-          <w:sz w:val="6"/>
-          <w:szCs w:val="6"/>
-          <w:u w:val="single"/>
-        </w:rPr>
-      </w:pPr>
-    </w:p>
-    <w:p>
-      <w:pPr>
-        <w:autoSpaceDE w:val="0"/>
-        <w:autoSpaceDN w:val="0"/>
-        <w:adjustRightInd w:val="0"/>
-        <w:jc w:val="center"/>
-        <w:rPr>
-          <w:rFonts w:ascii="Cambria" w:hAnsi="Cambria"/>
-          <w:b/>
-          <w:bCs/>
-          <w:color w:val="FF0000"/>
-          <w:sz w:val="6"/>
-          <w:szCs w:val="6"/>
-          <w:u w:val="single"/>
-        </w:rPr>
-      </w:pPr>
-    </w:p>
-    <w:p>
-      <w:pPr>
-        <w:autoSpaceDE w:val="0"/>
-        <w:autoSpaceDN w:val="0"/>
-        <w:adjustRightInd w:val="0"/>
-        <w:jc w:val="center"/>
-        <w:rPr>
-          <w:rFonts w:ascii="Cambria" w:hAnsi="Cambria"/>
-          <w:b/>
-          <w:bCs/>
-          <w:color w:val="FF0000"/>
-          <w:sz w:val="6"/>
-          <w:szCs w:val="6"/>
-          <w:u w:val="single"/>
-        </w:rPr>
-      </w:pPr>
-    </w:p>
-    <w:p>
-      <w:pPr>
-        <w:autoSpaceDE w:val="0"/>
-        <w:autoSpaceDN w:val="0"/>
-        <w:adjustRightInd w:val="0"/>
-        <w:jc w:val="center"/>
-        <w:rPr>
-          <w:rFonts w:ascii="Cambria" w:hAnsi="Cambria"/>
-          <w:b/>
-          <w:bCs/>
-          <w:color w:val="FF0000"/>
-          <w:sz w:val="6"/>
-          <w:szCs w:val="6"/>
-          <w:u w:val="single"/>
-        </w:rPr>
-      </w:pPr>
-    </w:p>
-    <w:p>
-      <w:pPr>
-        <w:autoSpaceDE w:val="0"/>
-        <w:autoSpaceDN w:val="0"/>
-        <w:adjustRightInd w:val="0"/>
-        <w:jc w:val="center"/>
-        <w:rPr>
-          <w:rFonts w:ascii="Cambria" w:hAnsi="Cambria"/>
-          <w:b/>
-          <w:bCs/>
-          <w:color w:val="FF0000"/>
-          <w:sz w:val="6"/>
-          <w:szCs w:val="6"/>
-          <w:u w:val="single"/>
-        </w:rPr>
-      </w:pPr>
-    </w:p>
-    <w:p>
-      <w:pPr>
-        <w:autoSpaceDE w:val="0"/>
-        <w:autoSpaceDN w:val="0"/>
-        <w:adjustRightInd w:val="0"/>
-        <w:jc w:val="center"/>
-        <w:rPr>
-          <w:rFonts w:ascii="Cambria" w:hAnsi="Cambria"/>
-          <w:b/>
-          <w:bCs/>
-          <w:color w:val="FF0000"/>
-          <w:sz w:val="6"/>
-          <w:szCs w:val="6"/>
-          <w:u w:val="single"/>
-        </w:rPr>
-      </w:pPr>
-    </w:p>
-    <w:p>
-      <w:pPr>
-        <w:autoSpaceDE w:val="0"/>
-        <w:autoSpaceDN w:val="0"/>
-        <w:adjustRightInd w:val="0"/>
-        <w:jc w:val="center"/>
-        <w:rPr>
-          <w:rFonts w:ascii="Cambria" w:hAnsi="Cambria"/>
-          <w:b/>
-          <w:bCs/>
-          <w:color w:val="FF0000"/>
-          <w:sz w:val="6"/>
-          <w:szCs w:val="6"/>
-          <w:u w:val="single"/>
-        </w:rPr>
-      </w:pPr>
-    </w:p>
-    <w:p>
-      <w:pPr>
-        <w:autoSpaceDE w:val="0"/>
-        <w:autoSpaceDN w:val="0"/>
-        <w:adjustRightInd w:val="0"/>
-        <w:jc w:val="center"/>
-        <w:rPr>
-          <w:rFonts w:ascii="Cambria" w:hAnsi="Cambria"/>
-          <w:b/>
-          <w:bCs/>
-          <w:color w:val="FF0000"/>
-          <w:sz w:val="6"/>
-          <w:szCs w:val="6"/>
-          <w:u w:val="single"/>
-        </w:rPr>
-      </w:pPr>
-    </w:p>
-    <w:p>
-      <w:pPr>
-        <w:autoSpaceDE w:val="0"/>
-        <w:autoSpaceDN w:val="0"/>
-        <w:adjustRightInd w:val="0"/>
-        <w:jc w:val="center"/>
-        <w:rPr>
-          <w:rFonts w:ascii="Cambria" w:hAnsi="Cambria"/>
-          <w:b/>
-          <w:bCs/>
-          <w:color w:val="FF0000"/>
-          <w:sz w:val="6"/>
-          <w:szCs w:val="6"/>
-          <w:u w:val="single"/>
-        </w:rPr>
-      </w:pPr>
-    </w:p>
-    <w:p>
-      <w:pPr>
-        <w:autoSpaceDE w:val="0"/>
-        <w:autoSpaceDN w:val="0"/>
-        <w:adjustRightInd w:val="0"/>
-        <w:jc w:val="center"/>
-        <w:rPr>
-          <w:rFonts w:ascii="Cambria" w:hAnsi="Cambria"/>
-          <w:b/>
-          <w:bCs/>
-          <w:color w:val="FF0000"/>
-          <w:sz w:val="6"/>
-          <w:szCs w:val="6"/>
-          <w:u w:val="single"/>
-        </w:rPr>
-      </w:pPr>
-    </w:p>
-    <w:p>
-      <w:pPr>
-        <w:autoSpaceDE w:val="0"/>
-        <w:autoSpaceDN w:val="0"/>
-        <w:adjustRightInd w:val="0"/>
-        <w:jc w:val="center"/>
-        <w:rPr>
-          <w:rFonts w:ascii="Cambria" w:hAnsi="Cambria"/>
-          <w:b/>
-          <w:bCs/>
-          <w:color w:val="FF0000"/>
-          <w:sz w:val="6"/>
-          <w:szCs w:val="6"/>
-          <w:u w:val="single"/>
-        </w:rPr>
-      </w:pPr>
-    </w:p>
-    <w:p>
-      <w:pPr>
-        <w:autoSpaceDE w:val="0"/>
-        <w:autoSpaceDN w:val="0"/>
-        <w:adjustRightInd w:val="0"/>
-        <w:jc w:val="center"/>
-        <w:rPr>
-          <w:rFonts w:ascii="Cambria" w:hAnsi="Cambria"/>
-          <w:b/>
-          <w:bCs/>
-          <w:color w:val="FF0000"/>
-          <w:sz w:val="6"/>
-          <w:szCs w:val="6"/>
-          <w:u w:val="single"/>
-        </w:rPr>
-      </w:pPr>
-    </w:p>
-    <w:p>
-      <w:pPr>
-        <w:autoSpaceDE w:val="0"/>
-        <w:autoSpaceDN w:val="0"/>
-        <w:adjustRightInd w:val="0"/>
-        <w:jc w:val="center"/>
-        <w:rPr>
-          <w:rFonts w:ascii="Cambria" w:hAnsi="Cambria"/>
-          <w:b/>
-          <w:bCs/>
-          <w:color w:val="FF0000"/>
-          <w:sz w:val="6"/>
-          <w:szCs w:val="6"/>
-          <w:u w:val="single"/>
-        </w:rPr>
-      </w:pPr>
-    </w:p>
-    <w:p>
-      <w:pPr>
-        <w:autoSpaceDE w:val="0"/>
-        <w:autoSpaceDN w:val="0"/>
-        <w:adjustRightInd w:val="0"/>
-        <w:jc w:val="center"/>
-        <w:rPr>
-          <w:rFonts w:ascii="Cambria" w:hAnsi="Cambria"/>
-          <w:b/>
-          <w:bCs/>
-          <w:color w:val="FF0000"/>
-          <w:sz w:val="6"/>
-          <w:szCs w:val="6"/>
-          <w:u w:val="single"/>
-        </w:rPr>
-      </w:pPr>
-    </w:p>
-    <w:p>
-      <w:pPr>
-        <w:autoSpaceDE w:val="0"/>
-        <w:autoSpaceDN w:val="0"/>
-        <w:adjustRightInd w:val="0"/>
-        <w:jc w:val="center"/>
-        <w:rPr>
-          <w:rFonts w:ascii="Cambria" w:hAnsi="Cambria"/>
-          <w:b/>
-          <w:bCs/>
-          <w:color w:val="FF0000"/>
-          <w:sz w:val="6"/>
-          <w:szCs w:val="6"/>
-          <w:u w:val="single"/>
-        </w:rPr>
-      </w:pPr>
-    </w:p>
-    <w:p>
-      <w:pPr>
-        <w:autoSpaceDE w:val="0"/>
-        <w:autoSpaceDN w:val="0"/>
-        <w:adjustRightInd w:val="0"/>
-        <w:jc w:val="center"/>
-        <w:rPr>
-          <w:rFonts w:ascii="Cambria" w:hAnsi="Cambria"/>
-          <w:b/>
-          <w:bCs/>
-          <w:color w:val="FF0000"/>
-          <w:sz w:val="6"/>
-          <w:szCs w:val="6"/>
-          <w:u w:val="single"/>
-        </w:rPr>
-      </w:pPr>
-    </w:p>
-    <w:p>
-      <w:pPr>
-        <w:autoSpaceDE w:val="0"/>
-        <w:autoSpaceDN w:val="0"/>
-        <w:adjustRightInd w:val="0"/>
-        <w:jc w:val="center"/>
-        <w:rPr>
-          <w:rFonts w:ascii="Cambria" w:hAnsi="Cambria"/>
-          <w:b/>
-          <w:bCs/>
-          <w:color w:val="FF0000"/>
-          <w:sz w:val="6"/>
-          <w:szCs w:val="6"/>
-          <w:u w:val="single"/>
-        </w:rPr>
-      </w:pPr>
-    </w:p>
-    <w:p>
-      <w:pPr>
-        <w:autoSpaceDE w:val="0"/>
-        <w:autoSpaceDN w:val="0"/>
-        <w:adjustRightInd w:val="0"/>
-        <w:jc w:val="center"/>
-        <w:rPr>
-          <w:rFonts w:ascii="Cambria" w:hAnsi="Cambria"/>
-          <w:b/>
-          <w:bCs/>
-          <w:color w:val="FF0000"/>
-          <w:sz w:val="6"/>
-          <w:szCs w:val="6"/>
-          <w:u w:val="single"/>
-        </w:rPr>
-      </w:pPr>
-    </w:p>
-    <w:p>
-      <w:pPr>
-        <w:autoSpaceDE w:val="0"/>
-        <w:autoSpaceDN w:val="0"/>
-        <w:adjustRightInd w:val="0"/>
-        <w:jc w:val="center"/>
-        <w:rPr>
-          <w:rFonts w:ascii="Cambria" w:hAnsi="Cambria"/>
-          <w:b/>
-          <w:bCs/>
-          <w:color w:val="FF0000"/>
-          <w:sz w:val="6"/>
-          <w:szCs w:val="6"/>
-          <w:u w:val="single"/>
-        </w:rPr>
-      </w:pPr>
-    </w:p>
-    <w:p>
-      <w:pPr>
-        <w:autoSpaceDE w:val="0"/>
-        <w:autoSpaceDN w:val="0"/>
-        <w:adjustRightInd w:val="0"/>
-        <w:jc w:val="center"/>
-        <w:rPr>
-          <w:rFonts w:ascii="Cambria" w:hAnsi="Cambria"/>
-          <w:b/>
-          <w:bCs/>
-          <w:color w:val="FF0000"/>
-          <w:sz w:val="6"/>
-          <w:szCs w:val="6"/>
-          <w:u w:val="single"/>
-        </w:rPr>
-      </w:pPr>
-    </w:p>
-    <w:p>
-      <w:pPr>
-        <w:autoSpaceDE w:val="0"/>
-        <w:autoSpaceDN w:val="0"/>
-        <w:adjustRightInd w:val="0"/>
-        <w:jc w:val="center"/>
-        <w:rPr>
-          <w:rFonts w:ascii="Cambria" w:hAnsi="Cambria"/>
-          <w:b/>
-          <w:bCs/>
-          <w:color w:val="FF0000"/>
-          <w:sz w:val="6"/>
-          <w:szCs w:val="6"/>
-          <w:u w:val="single"/>
-        </w:rPr>
-      </w:pPr>
-    </w:p>
-    <w:p>
-      <w:pPr>
-        <w:autoSpaceDE w:val="0"/>
-        <w:autoSpaceDN w:val="0"/>
-        <w:adjustRightInd w:val="0"/>
-        <w:jc w:val="center"/>
-        <w:rPr>
-          <w:rFonts w:ascii="Cambria" w:hAnsi="Cambria"/>
-          <w:b/>
-          <w:bCs/>
-          <w:color w:val="FF0000"/>
-          <w:sz w:val="6"/>
-          <w:szCs w:val="6"/>
-          <w:u w:val="single"/>
-        </w:rPr>
-      </w:pPr>
-    </w:p>
-    <w:p>
-      <w:pPr>
-        <w:autoSpaceDE w:val="0"/>
-        <w:autoSpaceDN w:val="0"/>
-        <w:adjustRightInd w:val="0"/>
-        <w:jc w:val="center"/>
-        <w:rPr>
-          <w:rFonts w:ascii="Cambria" w:hAnsi="Cambria"/>
-          <w:b/>
-          <w:bCs/>
-          <w:color w:val="FF0000"/>
-          <w:sz w:val="6"/>
-          <w:szCs w:val="6"/>
-          <w:u w:val="single"/>
-        </w:rPr>
-      </w:pPr>
-    </w:p>
-    <w:p>
-      <w:pPr>
-        <w:autoSpaceDE w:val="0"/>
-        <w:autoSpaceDN w:val="0"/>
-        <w:adjustRightInd w:val="0"/>
-        <w:jc w:val="center"/>
-        <w:rPr>
-          <w:rFonts w:ascii="Cambria" w:hAnsi="Cambria"/>
-          <w:b/>
-          <w:bCs/>
-          <w:color w:val="FF0000"/>
-          <w:sz w:val="6"/>
-          <w:szCs w:val="6"/>
-          <w:u w:val="single"/>
-        </w:rPr>
-      </w:pPr>
-    </w:p>
-    <w:p>
-      <w:pPr>
-        <w:autoSpaceDE w:val="0"/>
-        <w:autoSpaceDN w:val="0"/>
-        <w:adjustRightInd w:val="0"/>
-        <w:jc w:val="center"/>
-        <w:rPr>
-          <w:rFonts w:ascii="Cambria" w:hAnsi="Cambria"/>
-          <w:b/>
-          <w:bCs/>
-          <w:color w:val="FF0000"/>
-          <w:sz w:val="6"/>
-          <w:szCs w:val="6"/>
-          <w:u w:val="single"/>
-        </w:rPr>
-      </w:pPr>
-    </w:p>
-    <w:p>
-      <w:pPr>
-        <w:autoSpaceDE w:val="0"/>
-        <w:autoSpaceDN w:val="0"/>
-        <w:adjustRightInd w:val="0"/>
-        <w:jc w:val="center"/>
-        <w:rPr>
-          <w:rFonts w:ascii="Cambria" w:hAnsi="Cambria"/>
-          <w:b/>
-          <w:bCs/>
-          <w:color w:val="FF0000"/>
-          <w:sz w:val="6"/>
-          <w:szCs w:val="6"/>
-          <w:u w:val="single"/>
-        </w:rPr>
-      </w:pPr>
-    </w:p>
-    <w:p>
-      <w:pPr>
-        <w:autoSpaceDE w:val="0"/>
-        <w:autoSpaceDN w:val="0"/>
-        <w:adjustRightInd w:val="0"/>
-        <w:jc w:val="center"/>
-        <w:rPr>
-          <w:rFonts w:ascii="Cambria" w:hAnsi="Cambria"/>
-          <w:b/>
-          <w:bCs/>
-          <w:color w:val="FF0000"/>
-          <w:sz w:val="6"/>
-          <w:szCs w:val="6"/>
-          <w:u w:val="single"/>
-        </w:rPr>
-      </w:pPr>
-    </w:p>
-    <w:p>
-      <w:pPr>
-        <w:autoSpaceDE w:val="0"/>
-        <w:autoSpaceDN w:val="0"/>
-        <w:adjustRightInd w:val="0"/>
-        <w:jc w:val="center"/>
-        <w:rPr>
-          <w:rFonts w:ascii="Cambria" w:hAnsi="Cambria"/>
-          <w:b/>
-          <w:bCs/>
-          <w:color w:val="FF0000"/>
-          <w:sz w:val="6"/>
-          <w:szCs w:val="6"/>
-          <w:u w:val="single"/>
-        </w:rPr>
-      </w:pPr>
-    </w:p>
-    <w:p>
-      <w:pPr>
-        <w:autoSpaceDE w:val="0"/>
-        <w:autoSpaceDN w:val="0"/>
-        <w:adjustRightInd w:val="0"/>
-        <w:jc w:val="center"/>
-        <w:rPr>
-          <w:rFonts w:ascii="Cambria" w:hAnsi="Cambria"/>
-          <w:b/>
-          <w:bCs/>
-          <w:color w:val="FF0000"/>
-          <w:sz w:val="6"/>
-          <w:szCs w:val="6"/>
-          <w:u w:val="single"/>
-        </w:rPr>
-      </w:pPr>
-    </w:p>
-    <w:p>
-      <w:pPr>
-        <w:autoSpaceDE w:val="0"/>
-        <w:autoSpaceDN w:val="0"/>
-        <w:adjustRightInd w:val="0"/>
-        <w:jc w:val="center"/>
-        <w:rPr>
-          <w:rFonts w:ascii="Cambria" w:hAnsi="Cambria"/>
-          <w:b/>
-          <w:bCs/>
-          <w:color w:val="FF0000"/>
-          <w:sz w:val="6"/>
-          <w:szCs w:val="6"/>
-          <w:u w:val="single"/>
-        </w:rPr>
-      </w:pPr>
-    </w:p>
-    <w:p>
-      <w:pPr>
-        <w:autoSpaceDE w:val="0"/>
-        <w:autoSpaceDN w:val="0"/>
-        <w:adjustRightInd w:val="0"/>
-        <w:jc w:val="center"/>
-        <w:rPr>
-          <w:rFonts w:ascii="Cambria" w:hAnsi="Cambria"/>
-          <w:b/>
-          <w:bCs/>
-          <w:color w:val="FF0000"/>
-          <w:sz w:val="6"/>
-          <w:szCs w:val="6"/>
-          <w:u w:val="single"/>
-        </w:rPr>
-      </w:pPr>
-    </w:p>
-    <w:p>
-      <w:pPr>
-        <w:autoSpaceDE w:val="0"/>
-        <w:autoSpaceDN w:val="0"/>
-        <w:adjustRightInd w:val="0"/>
-        <w:jc w:val="center"/>
-        <w:rPr>
-          <w:rFonts w:ascii="Cambria" w:hAnsi="Cambria"/>
-          <w:b/>
-          <w:bCs/>
-          <w:color w:val="FF0000"/>
-          <w:sz w:val="6"/>
-          <w:szCs w:val="6"/>
-          <w:u w:val="single"/>
-        </w:rPr>
-      </w:pPr>
-    </w:p>
-    <w:p>
-      <w:pPr>
-        <w:autoSpaceDE w:val="0"/>
-        <w:autoSpaceDN w:val="0"/>
-        <w:adjustRightInd w:val="0"/>
-        <w:jc w:val="center"/>
-        <w:rPr>
-          <w:rFonts w:ascii="Cambria" w:hAnsi="Cambria"/>
-          <w:b/>
-          <w:bCs/>
-          <w:color w:val="FF0000"/>
-          <w:sz w:val="6"/>
-          <w:szCs w:val="6"/>
-          <w:u w:val="single"/>
-        </w:rPr>
-      </w:pPr>
-    </w:p>
-    <w:p>
-      <w:pPr>
-        <w:autoSpaceDE w:val="0"/>
-        <w:autoSpaceDN w:val="0"/>
-        <w:adjustRightInd w:val="0"/>
-        <w:jc w:val="center"/>
-        <w:rPr>
-          <w:rFonts w:ascii="Cambria" w:hAnsi="Cambria"/>
-          <w:b/>
-          <w:bCs/>
-          <w:color w:val="FF0000"/>
-          <w:sz w:val="6"/>
-          <w:szCs w:val="6"/>
-          <w:u w:val="single"/>
-        </w:rPr>
-      </w:pPr>
-    </w:p>
-    <w:p>
-      <w:pPr>
-        <w:autoSpaceDE w:val="0"/>
-        <w:autoSpaceDN w:val="0"/>
-        <w:adjustRightInd w:val="0"/>
-        <w:jc w:val="center"/>
-        <w:rPr>
-          <w:rFonts w:ascii="Cambria" w:hAnsi="Cambria"/>
-          <w:b/>
-          <w:bCs/>
-          <w:color w:val="FF0000"/>
-          <w:sz w:val="6"/>
-          <w:szCs w:val="6"/>
-          <w:u w:val="single"/>
-        </w:rPr>
-      </w:pPr>
-    </w:p>
-    <w:p>
-      <w:pPr>
-        <w:autoSpaceDE w:val="0"/>
-        <w:autoSpaceDN w:val="0"/>
-        <w:adjustRightInd w:val="0"/>
-        <w:jc w:val="center"/>
-        <w:rPr>
-          <w:rFonts w:ascii="Cambria" w:hAnsi="Cambria"/>
-          <w:b/>
-          <w:bCs/>
-          <w:color w:val="FF0000"/>
-          <w:sz w:val="6"/>
-          <w:szCs w:val="6"/>
-          <w:u w:val="single"/>
-        </w:rPr>
-      </w:pPr>
-    </w:p>
-    <w:p>
-      <w:pPr>
-        <w:autoSpaceDE w:val="0"/>
-        <w:autoSpaceDN w:val="0"/>
-        <w:adjustRightInd w:val="0"/>
-        <w:jc w:val="center"/>
-        <w:rPr>
-          <w:rFonts w:ascii="Cambria" w:hAnsi="Cambria"/>
-          <w:b/>
-          <w:bCs/>
-          <w:color w:val="FF0000"/>
-          <w:sz w:val="6"/>
-          <w:szCs w:val="6"/>
-          <w:u w:val="single"/>
-        </w:rPr>
-      </w:pPr>
-    </w:p>
-    <w:p>
-      <w:pPr>
-        <w:autoSpaceDE w:val="0"/>
-        <w:autoSpaceDN w:val="0"/>
-        <w:adjustRightInd w:val="0"/>
-        <w:jc w:val="center"/>
-        <w:rPr>
-          <w:rFonts w:ascii="Cambria" w:hAnsi="Cambria"/>
-          <w:b/>
-          <w:bCs/>
-          <w:color w:val="FF0000"/>
-          <w:sz w:val="6"/>
-          <w:szCs w:val="6"/>
-          <w:u w:val="single"/>
-        </w:rPr>
-      </w:pPr>
-    </w:p>
-    <w:p>
-      <w:pPr>
-        <w:autoSpaceDE w:val="0"/>
-        <w:autoSpaceDN w:val="0"/>
-        <w:adjustRightInd w:val="0"/>
-        <w:jc w:val="center"/>
-        <w:rPr>
-          <w:rFonts w:ascii="Cambria" w:hAnsi="Cambria"/>
-          <w:b/>
-          <w:bCs/>
-          <w:color w:val="FF0000"/>
-          <w:sz w:val="6"/>
-          <w:szCs w:val="6"/>
-          <w:u w:val="single"/>
-        </w:rPr>
-      </w:pPr>
-    </w:p>
-    <w:p>
-      <w:pPr>
-        <w:autoSpaceDE w:val="0"/>
-        <w:autoSpaceDN w:val="0"/>
-        <w:adjustRightInd w:val="0"/>
-        <w:jc w:val="center"/>
-        <w:rPr>
-          <w:rFonts w:ascii="Cambria" w:hAnsi="Cambria"/>
-          <w:b/>
-          <w:bCs/>
-          <w:color w:val="FF0000"/>
-          <w:sz w:val="6"/>
-          <w:szCs w:val="6"/>
-          <w:u w:val="single"/>
-        </w:rPr>
-      </w:pPr>
-    </w:p>
-    <w:p>
-      <w:pPr>
-        <w:autoSpaceDE w:val="0"/>
-        <w:autoSpaceDN w:val="0"/>
-        <w:adjustRightInd w:val="0"/>
-        <w:jc w:val="center"/>
-        <w:rPr>
-          <w:rFonts w:ascii="Cambria" w:hAnsi="Cambria"/>
-          <w:b/>
-          <w:bCs/>
-          <w:color w:val="FF0000"/>
-          <w:sz w:val="6"/>
-          <w:szCs w:val="6"/>
-          <w:u w:val="single"/>
-        </w:rPr>
-      </w:pPr>
-    </w:p>
-    <w:p>
-      <w:pPr>
-        <w:autoSpaceDE w:val="0"/>
-        <w:autoSpaceDN w:val="0"/>
-        <w:adjustRightInd w:val="0"/>
-        <w:jc w:val="center"/>
-        <w:rPr>
-          <w:rFonts w:ascii="Cambria" w:hAnsi="Cambria"/>
-          <w:b/>
-          <w:bCs/>
-          <w:color w:val="FF0000"/>
-          <w:sz w:val="6"/>
-          <w:szCs w:val="6"/>
-          <w:u w:val="single"/>
-        </w:rPr>
-      </w:pPr>
-    </w:p>
-    <w:p>
-      <w:pPr>
-        <w:autoSpaceDE w:val="0"/>
-        <w:autoSpaceDN w:val="0"/>
-        <w:adjustRightInd w:val="0"/>
-        <w:jc w:val="center"/>
-        <w:rPr>
-          <w:rFonts w:ascii="Cambria" w:hAnsi="Cambria"/>
-          <w:b/>
-          <w:bCs/>
-          <w:color w:val="FF0000"/>
-          <w:sz w:val="6"/>
-          <w:szCs w:val="6"/>
-          <w:u w:val="single"/>
-        </w:rPr>
-      </w:pPr>
-    </w:p>
-    <w:p>
-      <w:pPr>
-        <w:autoSpaceDE w:val="0"/>
-        <w:autoSpaceDN w:val="0"/>
-        <w:adjustRightInd w:val="0"/>
-        <w:jc w:val="center"/>
-        <w:rPr>
-          <w:rFonts w:ascii="Cambria" w:hAnsi="Cambria"/>
-          <w:b/>
-          <w:bCs/>
-          <w:color w:val="FF0000"/>
-          <w:sz w:val="6"/>
-          <w:szCs w:val="6"/>
-          <w:u w:val="single"/>
-        </w:rPr>
-      </w:pPr>
-    </w:p>
-    <w:p>
-      <w:pPr>
-        <w:autoSpaceDE w:val="0"/>
-        <w:autoSpaceDN w:val="0"/>
-        <w:adjustRightInd w:val="0"/>
-        <w:jc w:val="center"/>
-        <w:rPr>
-          <w:rFonts w:ascii="Cambria" w:hAnsi="Cambria"/>
-          <w:b/>
-          <w:bCs/>
-          <w:color w:val="FF0000"/>
-          <w:sz w:val="6"/>
-          <w:szCs w:val="6"/>
-          <w:u w:val="single"/>
-        </w:rPr>
-      </w:pPr>
-    </w:p>
-    <w:p>
-      <w:pPr>
-        <w:autoSpaceDE w:val="0"/>
-        <w:autoSpaceDN w:val="0"/>
-        <w:adjustRightInd w:val="0"/>
-        <w:jc w:val="center"/>
-        <w:rPr>
-          <w:rFonts w:ascii="Cambria" w:hAnsi="Cambria"/>
-          <w:b/>
-          <w:bCs/>
-          <w:color w:val="FF0000"/>
-          <w:sz w:val="6"/>
-          <w:szCs w:val="6"/>
-          <w:u w:val="single"/>
-        </w:rPr>
-      </w:pPr>
-    </w:p>
-    <w:p>
-      <w:pPr>
-        <w:autoSpaceDE w:val="0"/>
-        <w:autoSpaceDN w:val="0"/>
-        <w:adjustRightInd w:val="0"/>
-        <w:jc w:val="center"/>
-        <w:rPr>
-          <w:rFonts w:ascii="Cambria" w:hAnsi="Cambria"/>
-          <w:b/>
-          <w:bCs/>
-          <w:color w:val="FF0000"/>
-          <w:sz w:val="6"/>
-          <w:szCs w:val="6"/>
-          <w:u w:val="single"/>
-        </w:rPr>
-      </w:pPr>
-    </w:p>
-    <w:p>
-      <w:pPr>
-        <w:autoSpaceDE w:val="0"/>
-        <w:autoSpaceDN w:val="0"/>
-        <w:adjustRightInd w:val="0"/>
-        <w:jc w:val="center"/>
-        <w:rPr>
-          <w:rFonts w:ascii="Cambria" w:hAnsi="Cambria"/>
-          <w:b/>
-          <w:bCs/>
-          <w:color w:val="FF0000"/>
-          <w:sz w:val="6"/>
-          <w:szCs w:val="6"/>
-          <w:u w:val="single"/>
-        </w:rPr>
-      </w:pPr>
-    </w:p>
-    <w:p>
-      <w:pPr>
-        <w:autoSpaceDE w:val="0"/>
-        <w:autoSpaceDN w:val="0"/>
-        <w:adjustRightInd w:val="0"/>
-        <w:jc w:val="center"/>
-        <w:rPr>
-          <w:rFonts w:ascii="Cambria" w:hAnsi="Cambria"/>
-          <w:b/>
-          <w:bCs/>
-          <w:color w:val="FF0000"/>
-          <w:sz w:val="6"/>
-          <w:szCs w:val="6"/>
-          <w:u w:val="single"/>
-        </w:rPr>
-      </w:pPr>
-    </w:p>
-    <w:p>
-      <w:pPr>
-        <w:autoSpaceDE w:val="0"/>
-        <w:autoSpaceDN w:val="0"/>
-        <w:adjustRightInd w:val="0"/>
-        <w:jc w:val="center"/>
-        <w:rPr>
-          <w:rFonts w:ascii="Cambria" w:hAnsi="Cambria"/>
-          <w:b/>
-          <w:bCs/>
-          <w:color w:val="FF0000"/>
-          <w:sz w:val="6"/>
-          <w:szCs w:val="6"/>
-          <w:u w:val="single"/>
-        </w:rPr>
-      </w:pPr>
-    </w:p>
-    <w:p>
-      <w:pPr>
-        <w:autoSpaceDE w:val="0"/>
-        <w:autoSpaceDN w:val="0"/>
-        <w:adjustRightInd w:val="0"/>
-        <w:jc w:val="center"/>
-        <w:rPr>
-          <w:rFonts w:ascii="Cambria" w:hAnsi="Cambria"/>
-          <w:b/>
-          <w:bCs/>
-          <w:color w:val="FF0000"/>
-          <w:sz w:val="6"/>
-          <w:szCs w:val="6"/>
-          <w:u w:val="single"/>
-        </w:rPr>
-      </w:pPr>
-    </w:p>
-    <w:p>
-      <w:pPr>
-        <w:autoSpaceDE w:val="0"/>
-        <w:autoSpaceDN w:val="0"/>
-        <w:adjustRightInd w:val="0"/>
-        <w:jc w:val="center"/>
-        <w:rPr>
-          <w:rFonts w:ascii="Cambria" w:hAnsi="Cambria"/>
-          <w:b/>
-          <w:bCs/>
-          <w:color w:val="FF0000"/>
-          <w:sz w:val="6"/>
-          <w:szCs w:val="6"/>
-          <w:u w:val="single"/>
-        </w:rPr>
-      </w:pPr>
-    </w:p>
-    <w:p>
-      <w:pPr>
-        <w:autoSpaceDE w:val="0"/>
-        <w:autoSpaceDN w:val="0"/>
-        <w:adjustRightInd w:val="0"/>
-        <w:jc w:val="center"/>
-        <w:rPr>
-          <w:rFonts w:ascii="Cambria" w:hAnsi="Cambria"/>
-          <w:b/>
-          <w:bCs/>
-          <w:color w:val="FF0000"/>
-          <w:sz w:val="6"/>
-          <w:szCs w:val="6"/>
-          <w:u w:val="single"/>
-        </w:rPr>
-      </w:pPr>
-    </w:p>
-    <w:p>
-      <w:pPr>
-        <w:autoSpaceDE w:val="0"/>
-        <w:autoSpaceDN w:val="0"/>
-        <w:adjustRightInd w:val="0"/>
-        <w:jc w:val="center"/>
-        <w:rPr>
-          <w:rFonts w:ascii="Cambria" w:hAnsi="Cambria"/>
-          <w:b/>
-          <w:bCs/>
-          <w:color w:val="FF0000"/>
-          <w:sz w:val="6"/>
-          <w:szCs w:val="6"/>
-          <w:u w:val="single"/>
-        </w:rPr>
-      </w:pPr>
-    </w:p>
-    <w:p>
-      <w:pPr>
-        <w:autoSpaceDE w:val="0"/>
-        <w:autoSpaceDN w:val="0"/>
-        <w:adjustRightInd w:val="0"/>
-        <w:jc w:val="center"/>
-        <w:rPr>
-          <w:rFonts w:ascii="Cambria" w:hAnsi="Cambria"/>
-          <w:b/>
-          <w:bCs/>
-          <w:color w:val="FF0000"/>
-          <w:sz w:val="6"/>
-          <w:szCs w:val="6"/>
-          <w:u w:val="single"/>
-        </w:rPr>
-      </w:pPr>
-    </w:p>
-    <w:p>
-      <w:pPr>
-        <w:autoSpaceDE w:val="0"/>
-        <w:autoSpaceDN w:val="0"/>
-        <w:adjustRightInd w:val="0"/>
-        <w:jc w:val="center"/>
-        <w:rPr>
-          <w:rFonts w:ascii="Cambria" w:hAnsi="Cambria"/>
-          <w:b/>
-          <w:bCs/>
-          <w:color w:val="FF0000"/>
-          <w:sz w:val="6"/>
-          <w:szCs w:val="6"/>
-          <w:u w:val="single"/>
-        </w:rPr>
-      </w:pPr>
-    </w:p>
-    <w:p>
-      <w:pPr>
-        <w:autoSpaceDE w:val="0"/>
-        <w:autoSpaceDN w:val="0"/>
-        <w:adjustRightInd w:val="0"/>
-        <w:jc w:val="center"/>
-        <w:rPr>
-          <w:rFonts w:ascii="Cambria" w:hAnsi="Cambria"/>
-          <w:b/>
-          <w:bCs/>
-          <w:color w:val="FF0000"/>
-          <w:sz w:val="6"/>
-          <w:szCs w:val="6"/>
-          <w:u w:val="single"/>
-        </w:rPr>
-      </w:pPr>
-    </w:p>
-    <w:p>
-      <w:pPr>
-        <w:autoSpaceDE w:val="0"/>
-        <w:autoSpaceDN w:val="0"/>
-        <w:adjustRightInd w:val="0"/>
-        <w:jc w:val="center"/>
-        <w:rPr>
-          <w:rFonts w:ascii="Cambria" w:hAnsi="Cambria"/>
-          <w:b/>
-          <w:bCs/>
-          <w:color w:val="FF0000"/>
-          <w:sz w:val="6"/>
-          <w:szCs w:val="6"/>
-          <w:u w:val="single"/>
-        </w:rPr>
-      </w:pPr>
-    </w:p>
-    <w:p>
-      <w:pPr>
-        <w:autoSpaceDE w:val="0"/>
-        <w:autoSpaceDN w:val="0"/>
-        <w:adjustRightInd w:val="0"/>
-        <w:jc w:val="center"/>
-        <w:rPr>
-          <w:rFonts w:ascii="Cambria" w:hAnsi="Cambria"/>
-          <w:b/>
-          <w:bCs/>
-          <w:color w:val="FF0000"/>
-          <w:sz w:val="6"/>
-          <w:szCs w:val="6"/>
-          <w:u w:val="single"/>
-        </w:rPr>
-      </w:pPr>
-    </w:p>
-    <w:p>
-      <w:pPr>
-        <w:autoSpaceDE w:val="0"/>
-        <w:autoSpaceDN w:val="0"/>
-        <w:adjustRightInd w:val="0"/>
-        <w:jc w:val="center"/>
-        <w:rPr>
-          <w:rFonts w:ascii="Cambria" w:hAnsi="Cambria"/>
-          <w:b/>
-          <w:bCs/>
-          <w:color w:val="FF0000"/>
-          <w:sz w:val="6"/>
-          <w:szCs w:val="6"/>
-          <w:u w:val="single"/>
-        </w:rPr>
-      </w:pPr>
-    </w:p>
-    <w:p>
-      <w:pPr>
-        <w:autoSpaceDE w:val="0"/>
-        <w:autoSpaceDN w:val="0"/>
-        <w:adjustRightInd w:val="0"/>
-        <w:jc w:val="center"/>
-        <w:rPr>
-          <w:rFonts w:ascii="Cambria" w:hAnsi="Cambria"/>
-          <w:b/>
-          <w:bCs/>
-          <w:color w:val="FF0000"/>
-          <w:sz w:val="6"/>
-          <w:szCs w:val="6"/>
-          <w:u w:val="single"/>
-        </w:rPr>
-      </w:pPr>
-    </w:p>
-    <w:p>
-      <w:pPr>
-        <w:autoSpaceDE w:val="0"/>
-        <w:autoSpaceDN w:val="0"/>
-        <w:adjustRightInd w:val="0"/>
-        <w:jc w:val="center"/>
-        <w:rPr>
-          <w:rFonts w:ascii="Cambria" w:hAnsi="Cambria"/>
-          <w:b/>
-          <w:bCs/>
-          <w:color w:val="FF0000"/>
-          <w:sz w:val="6"/>
-          <w:szCs w:val="6"/>
-          <w:u w:val="single"/>
-        </w:rPr>
-      </w:pPr>
-    </w:p>
-    <w:p>
-      <w:pPr>
-        <w:autoSpaceDE w:val="0"/>
-        <w:autoSpaceDN w:val="0"/>
-        <w:adjustRightInd w:val="0"/>
-        <w:jc w:val="center"/>
-        <w:rPr>
-          <w:rFonts w:ascii="Cambria" w:hAnsi="Cambria"/>
-          <w:b/>
-          <w:bCs/>
-          <w:color w:val="FF0000"/>
-          <w:sz w:val="6"/>
-          <w:szCs w:val="6"/>
-          <w:u w:val="single"/>
-        </w:rPr>
-      </w:pPr>
-    </w:p>
-    <w:p>
-      <w:pPr>
-        <w:autoSpaceDE w:val="0"/>
-        <w:autoSpaceDN w:val="0"/>
-        <w:adjustRightInd w:val="0"/>
-        <w:jc w:val="center"/>
-        <w:rPr>
-          <w:rFonts w:ascii="Cambria" w:hAnsi="Cambria"/>
-          <w:b/>
-          <w:bCs/>
-          <w:color w:val="FF0000"/>
-          <w:sz w:val="6"/>
-          <w:szCs w:val="6"/>
-          <w:u w:val="single"/>
-        </w:rPr>
-      </w:pPr>
-    </w:p>
-    <w:p>
-      <w:pPr>
-        <w:autoSpaceDE w:val="0"/>
-        <w:autoSpaceDN w:val="0"/>
-        <w:adjustRightInd w:val="0"/>
-        <w:jc w:val="center"/>
-        <w:rPr>
-          <w:rFonts w:ascii="Cambria" w:hAnsi="Cambria"/>
-          <w:b/>
-          <w:bCs/>
-          <w:color w:val="FF0000"/>
-          <w:sz w:val="6"/>
-          <w:szCs w:val="6"/>
-          <w:u w:val="single"/>
-        </w:rPr>
-      </w:pPr>
-    </w:p>
-    <w:p>
-      <w:pPr>
-        <w:autoSpaceDE w:val="0"/>
-        <w:autoSpaceDN w:val="0"/>
-        <w:adjustRightInd w:val="0"/>
-        <w:jc w:val="center"/>
-        <w:rPr>
-          <w:rFonts w:ascii="Cambria" w:hAnsi="Cambria"/>
-          <w:b/>
-          <w:bCs/>
-          <w:color w:val="FF0000"/>
-          <w:sz w:val="6"/>
-          <w:szCs w:val="6"/>
-          <w:u w:val="single"/>
-        </w:rPr>
-      </w:pPr>
-    </w:p>
-    <w:p>
-      <w:pPr>
-        <w:autoSpaceDE w:val="0"/>
-        <w:autoSpaceDN w:val="0"/>
-        <w:adjustRightInd w:val="0"/>
-        <w:jc w:val="center"/>
-        <w:rPr>
-          <w:rFonts w:ascii="Cambria" w:hAnsi="Cambria"/>
-          <w:b/>
-          <w:bCs/>
-          <w:color w:val="FF0000"/>
-          <w:sz w:val="6"/>
-          <w:szCs w:val="6"/>
-          <w:u w:val="single"/>
-        </w:rPr>
-      </w:pPr>
-    </w:p>
-    <w:p>
-      <w:pPr>
-        <w:autoSpaceDE w:val="0"/>
-        <w:autoSpaceDN w:val="0"/>
-        <w:adjustRightInd w:val="0"/>
-        <w:jc w:val="center"/>
-        <w:rPr>
-          <w:rFonts w:ascii="Cambria" w:hAnsi="Cambria"/>
-          <w:b/>
-          <w:bCs/>
-          <w:color w:val="FF0000"/>
-          <w:sz w:val="6"/>
-          <w:szCs w:val="6"/>
-          <w:u w:val="single"/>
-        </w:rPr>
-      </w:pPr>
-    </w:p>
-    <w:p>
-      <w:pPr>
-        <w:autoSpaceDE w:val="0"/>
-        <w:autoSpaceDN w:val="0"/>
-        <w:adjustRightInd w:val="0"/>
-        <w:jc w:val="center"/>
-        <w:rPr>
-          <w:rFonts w:ascii="Cambria" w:hAnsi="Cambria"/>
-          <w:b/>
-          <w:bCs/>
-          <w:color w:val="FF0000"/>
-          <w:sz w:val="6"/>
-          <w:szCs w:val="6"/>
-          <w:u w:val="single"/>
-        </w:rPr>
-      </w:pPr>
-    </w:p>
-    <w:p>
-      <w:pPr>
-        <w:autoSpaceDE w:val="0"/>
-        <w:autoSpaceDN w:val="0"/>
-        <w:adjustRightInd w:val="0"/>
-        <w:jc w:val="center"/>
-        <w:rPr>
-          <w:rFonts w:ascii="Cambria" w:hAnsi="Cambria"/>
-          <w:b/>
-          <w:bCs/>
-          <w:color w:val="FF0000"/>
-          <w:sz w:val="6"/>
-          <w:szCs w:val="6"/>
-          <w:u w:val="single"/>
-        </w:rPr>
-      </w:pPr>
-    </w:p>
-    <w:p>
-      <w:pPr>
-        <w:autoSpaceDE w:val="0"/>
-        <w:autoSpaceDN w:val="0"/>
-        <w:adjustRightInd w:val="0"/>
-        <w:jc w:val="center"/>
-        <w:rPr>
-          <w:rFonts w:ascii="Cambria" w:hAnsi="Cambria"/>
-          <w:b/>
-          <w:bCs/>
-          <w:color w:val="FF0000"/>
-          <w:sz w:val="6"/>
-          <w:szCs w:val="6"/>
-          <w:u w:val="single"/>
-        </w:rPr>
-      </w:pPr>
-    </w:p>
-    <w:p>
-      <w:pPr>
-        <w:autoSpaceDE w:val="0"/>
-        <w:autoSpaceDN w:val="0"/>
-        <w:adjustRightInd w:val="0"/>
-        <w:jc w:val="center"/>
-        <w:rPr>
-          <w:rFonts w:ascii="Cambria" w:hAnsi="Cambria"/>
-          <w:b/>
-          <w:bCs/>
-          <w:color w:val="FF0000"/>
-          <w:sz w:val="6"/>
-          <w:szCs w:val="6"/>
-          <w:u w:val="single"/>
-        </w:rPr>
-      </w:pPr>
-    </w:p>
-    <w:p>
-      <w:pPr>
-        <w:autoSpaceDE w:val="0"/>
-        <w:autoSpaceDN w:val="0"/>
-        <w:adjustRightInd w:val="0"/>
-        <w:jc w:val="center"/>
-        <w:rPr>
-          <w:rFonts w:ascii="Cambria" w:hAnsi="Cambria"/>
-          <w:b/>
-          <w:bCs/>
-          <w:color w:val="FF0000"/>
-          <w:sz w:val="6"/>
-          <w:szCs w:val="6"/>
-          <w:u w:val="single"/>
-        </w:rPr>
-      </w:pPr>
-    </w:p>
-    <w:p>
-      <w:pPr>
-        <w:autoSpaceDE w:val="0"/>
-        <w:autoSpaceDN w:val="0"/>
-        <w:adjustRightInd w:val="0"/>
-        <w:jc w:val="center"/>
-        <w:rPr>
-          <w:rFonts w:ascii="Cambria" w:hAnsi="Cambria"/>
-          <w:b/>
-          <w:bCs/>
-          <w:color w:val="FF0000"/>
-          <w:sz w:val="6"/>
-          <w:szCs w:val="6"/>
-          <w:u w:val="single"/>
-        </w:rPr>
-      </w:pPr>
-    </w:p>
-    <w:p>
-      <w:pPr>
-        <w:autoSpaceDE w:val="0"/>
-        <w:autoSpaceDN w:val="0"/>
-        <w:adjustRightInd w:val="0"/>
-        <w:jc w:val="center"/>
-        <w:rPr>
-          <w:rFonts w:ascii="Cambria" w:hAnsi="Cambria"/>
-          <w:b/>
-          <w:bCs/>
-          <w:color w:val="FF0000"/>
-          <w:sz w:val="6"/>
-          <w:szCs w:val="6"/>
-          <w:u w:val="single"/>
-        </w:rPr>
-      </w:pPr>
-    </w:p>
-    <w:p>
-      <w:pPr>
-        <w:autoSpaceDE w:val="0"/>
-        <w:autoSpaceDN w:val="0"/>
-        <w:adjustRightInd w:val="0"/>
-        <w:jc w:val="center"/>
-        <w:rPr>
-          <w:rFonts w:ascii="Cambria" w:hAnsi="Cambria"/>
-          <w:b/>
-          <w:sz w:val="22"/>
-          <w:szCs w:val="22"/>
-        </w:rPr>
-      </w:pPr>
-      <w:r>
-        <w:rPr>
-          <w:rFonts w:ascii="Cambria" w:hAnsi="Cambria"/>
-          <w:b/>
-          <w:sz w:val="22"/>
-          <w:szCs w:val="22"/>
-        </w:rPr>
-        <w:t>Vu, approuvé et enregistré</w:t>
-      </w:r>
-    </w:p>
-    <w:p>
-      <w:pPr>
-        <w:jc w:val="center"/>
-        <w:rPr>
-          <w:rFonts w:ascii="Bookman Old Style" w:hAnsi="Bookman Old Style"/>
-          <w:b/>
-          <w:bCs/>
-          <w:sz w:val="20"/>
-          <w:szCs w:val="22"/>
-          <w:rtl/>
-        </w:rPr>
-      </w:pPr>
-      <w:r>
-        <w:rPr>
-          <w:rFonts w:ascii="Bookman Old Style" w:hAnsi="Bookman Old Style"/>
-          <w:b/>
-          <w:bCs/>
-          <w:sz w:val="20"/>
-          <w:szCs w:val="22"/>
-        </w:rPr>
-        <w:t>L’</w:t>
-      </w:r>
-      <w:r>
-        <w:rPr>
-          <w:rFonts w:ascii="Bookman Old Style" w:hAnsi="Bookman Old Style"/>
-          <w:b/>
-          <w:bCs/>
-          <w:sz w:val="20"/>
-          <w:szCs w:val="22"/>
-        </w:rPr>
-        <w:t>e</w:t>
-      </w:r>
-      <w:r>
-        <w:rPr>
-          <w:rFonts w:ascii="Bookman Old Style" w:hAnsi="Bookman Old Style"/>
-          <w:b/>
-          <w:bCs/>
-          <w:sz w:val="20"/>
-          <w:szCs w:val="22"/>
-        </w:rPr>
-        <w:t xml:space="preserve">xpert </w:t>
-      </w:r>
-      <w:r>
-        <w:rPr>
-          <w:rFonts w:ascii="Bookman Old Style" w:hAnsi="Bookman Old Style"/>
-          <w:b/>
-          <w:bCs/>
-          <w:sz w:val="20"/>
-          <w:szCs w:val="22"/>
-        </w:rPr>
-        <w:t>agréé</w:t>
-      </w:r>
-      <w:r>
-        <w:rPr>
-          <w:rFonts w:ascii="Bookman Old Style" w:hAnsi="Bookman Old Style"/>
-          <w:b/>
-          <w:bCs/>
-          <w:sz w:val="20"/>
-          <w:szCs w:val="22"/>
-        </w:rPr>
-        <w:t>/</w:t>
-      </w:r>
-      <w:r>
-        <w:rPr>
-          <w:rFonts w:ascii="Bookman Old Style" w:hAnsi="Bookman Old Style"/>
-          <w:b/>
-          <w:bCs/>
-          <w:sz w:val="20"/>
-          <w:szCs w:val="22"/>
-        </w:rPr>
-        <w:t>n</w:t>
-      </w:r>
-      <w:r>
-        <w:rPr>
-          <w:rFonts w:ascii="Bookman Old Style" w:hAnsi="Bookman Old Style"/>
-          <w:b/>
-          <w:bCs/>
-          <w:sz w:val="20"/>
-          <w:szCs w:val="22"/>
-        </w:rPr>
-        <w:t xml:space="preserve">om, </w:t>
-      </w:r>
-      <w:r>
-        <w:rPr>
-          <w:rFonts w:ascii="Bookman Old Style" w:hAnsi="Bookman Old Style"/>
-          <w:b/>
-          <w:bCs/>
-          <w:sz w:val="20"/>
-          <w:szCs w:val="22"/>
-        </w:rPr>
-        <w:t xml:space="preserve">prénoms, </w:t>
-      </w:r>
-      <w:r>
-        <w:rPr>
-          <w:rFonts w:ascii="Bookman Old Style" w:hAnsi="Bookman Old Style"/>
-          <w:b/>
-          <w:bCs/>
-          <w:sz w:val="20"/>
-          <w:szCs w:val="22"/>
-        </w:rPr>
-        <w:t>signature</w:t>
-      </w:r>
-      <w:r>
-        <w:rPr>
-          <w:rFonts w:ascii="Bookman Old Style" w:hAnsi="Bookman Old Style"/>
-          <w:b/>
-          <w:bCs/>
-          <w:sz w:val="20"/>
-          <w:szCs w:val="22"/>
-        </w:rPr>
-        <w:t xml:space="preserve"> et</w:t>
-      </w:r>
-      <w:r>
-        <w:rPr>
-          <w:rFonts w:ascii="Bookman Old Style" w:hAnsi="Bookman Old Style"/>
-          <w:b/>
-          <w:bCs/>
-          <w:sz w:val="20"/>
-          <w:szCs w:val="22"/>
-        </w:rPr>
-        <w:t xml:space="preserve"> cachet</w:t>
-      </w:r>
-    </w:p>
-    <w:p>
-      <w:pPr>
-        <w:jc w:val="center"/>
-        <w:rPr>
-          <w:sz w:val="14"/>
-          <w:szCs w:val="14"/>
-        </w:rPr>
-      </w:pPr>
-    </w:p>
-    <w:p>
-      <w:pPr>
-        <w:jc w:val="center"/>
-        <w:rPr>
-          <w:rFonts w:ascii="Bookman Old Style" w:hAnsi="Bookman Old Style"/>
-          <w:sz w:val="18"/>
-          <w:szCs w:val="20"/>
-        </w:rPr>
-      </w:pPr>
-      <w:r>
-        <w:rPr>
-          <w:rFonts w:ascii="Bookman Old Style" w:hAnsi="Bookman Old Style"/>
-          <w:sz w:val="18"/>
-          <w:szCs w:val="20"/>
-        </w:rPr>
-        <w:lastRenderedPageBreak/>
         <w:t>………………</w:t>
       </w:r>
       <w:r>

--- a/modele.docx
+++ b/modele.docx
@@ -104,7 +104,6 @@
           </mc:Fallback>
         </mc:AlternateContent>
       </w:r>
-      <w:proofErr w:type="spellStart"/>
       <w:r>
         <w:rPr>
           <w:rFonts w:ascii="Courier New" w:hAnsi="Courier New" w:cs="Simplified Arabic"/>
@@ -116,7 +115,6 @@
         </w:rPr>
         <w:t>الجمـهوريةالجزائـريـةالديمقراطيـةالشعبيــة</w:t>
       </w:r>
-      <w:proofErr w:type="spellEnd"/>
     </w:p>
     <w:p>
       <w:pPr>
@@ -288,20 +286,7 @@
         </w:rPr>
       </w:pPr>
       <w:r>
-        <w:t>Nom de l’expert agréé : NEGGAZ MOHAMED ({{</w:t>
-      </w:r>
-      <w:proofErr w:type="spellStart"/>
-      <w:r>
-        <w:t>nombre_places_assises</w:t>
-      </w:r>
-      <w:proofErr w:type="spellEnd"/>
-      <w:proofErr w:type="gramStart"/>
-      <w:r>
-        <w:t>}}-</w:t>
-      </w:r>
-      <w:proofErr w:type="gramEnd"/>
-      <w:r>
-        <w:t>60-32-61-42)</w:t>
+        <w:t>Nom de l’expert agréé : NEGGAZ MOHAMED ({{nombre_places_assises}}-60-32-61-42)</w:t>
       </w:r>
     </w:p>
     <w:p>
@@ -378,15 +363,7 @@
         </w:rPr>
       </w:pPr>
       <w:r>
-        <w:t>Nom du propriétaire de véhicule ou son représentant : {{</w:t>
-      </w:r>
-      <w:proofErr w:type="spellStart"/>
-      <w:r>
-        <w:t>nom_proprietaire</w:t>
-      </w:r>
-      <w:proofErr w:type="spellEnd"/>
-      <w:r>
-        <w:t>}}</w:t>
+        <w:t>Nom du propriétaire de véhicule ou son représentant : {{nom_proprietaire}}</w:t>
       </w:r>
     </w:p>
     <w:p>
@@ -410,15 +387,7 @@
       </w:r>
       <w:r>
         <w:tab/>
-        <w:t>date : {{</w:t>
-      </w:r>
-      <w:proofErr w:type="spellStart"/>
-      <w:r>
-        <w:t>date_expertise</w:t>
-      </w:r>
-      <w:proofErr w:type="spellEnd"/>
-      <w:r>
-        <w:t>}}</w:t>
+        <w:t>date : {{date_expertise}}</w:t>
       </w:r>
     </w:p>
     <w:p>
@@ -489,23 +458,7 @@
         </w:rPr>
       </w:pPr>
       <w:r>
-        <w:t>N° {{</w:t>
-      </w:r>
-      <w:proofErr w:type="spellStart"/>
-      <w:r>
-        <w:t>num_rapport</w:t>
-      </w:r>
-      <w:proofErr w:type="spellEnd"/>
-      <w:r>
-        <w:t>}} du {{</w:t>
-      </w:r>
-      <w:proofErr w:type="spellStart"/>
-      <w:r>
-        <w:t>date_expertise</w:t>
-      </w:r>
-      <w:proofErr w:type="spellEnd"/>
-      <w:r>
-        <w:t>}}</w:t>
+        <w:t>N° {{num_rapport}} du {{date_expertise}}</w:t>
       </w:r>
     </w:p>
     <w:p>
@@ -555,15 +508,7 @@
         </w:rPr>
       </w:pPr>
       <w:r>
-        <w:t>En application des dispositions du décret exécutif n°18-{{</w:t>
-      </w:r>
-      <w:proofErr w:type="spellStart"/>
-      <w:r>
-        <w:t>nombre_places_assises</w:t>
-      </w:r>
-      <w:proofErr w:type="spellEnd"/>
-      <w:r>
-        <w:t>}} du 27RabieEthani 1439 correspondant au 15 janvier 2018 fixant l’organisation du contrôle de conformité de véhicules et les modalités de   son exercice, j’ai effectué une expertise de conformité sur le véhicule présentant les prescriptions et caractéristiques techniques telles que fixées ci-dessous, sur la base des documents présentés………………………………CARTE GRISE</w:t>
+        <w:t>En application des dispositions du décret exécutif n°18-{{nombre_places_assises}} du 27RabieEthani 1439 correspondant au 15 janvier 2018 fixant l’organisation du contrôle de conformité de véhicules et les modalités de   son exercice, j’ai effectué une expertise de conformité sur le véhicule présentant les prescriptions et caractéristiques techniques telles que fixées ci-dessous, sur la base des documents présentés………………………………CARTE GRISE</w:t>
       </w:r>
     </w:p>
     <w:p>
@@ -657,18 +602,10 @@
       </w:r>
       <w:r>
         <w:tab/>
-        <w:t xml:space="preserve"> </w:t>
-      </w:r>
-      <w:proofErr w:type="gramStart"/>
-      <w:r>
-        <w:t xml:space="preserve">   </w:t>
-      </w:r>
-      <w:r>
-        <w:t>:</w:t>
-      </w:r>
-      <w:proofErr w:type="gramEnd"/>
-      <w:r>
-        <w:t xml:space="preserve"> </w:t>
+        <w:t xml:space="preserve">    </w:t>
+      </w:r>
+      <w:r>
+        <w:t xml:space="preserve">: </w:t>
       </w:r>
       <w:r>
         <w:t>{{Genre}}</w:t>
@@ -707,23 +644,7 @@
         </w:rPr>
       </w:pPr>
       <w:r>
-        <w:t>N° d’immatriculation : {{immatriculation</w:t>
-      </w:r>
-      <w:proofErr w:type="gramStart"/>
-      <w:r>
-        <w:t xml:space="preserve">}}   </w:t>
-      </w:r>
-      <w:proofErr w:type="gramEnd"/>
-      <w:r>
-        <w:t xml:space="preserve">  Date de1ère mise en circulation {{</w:t>
-      </w:r>
-      <w:proofErr w:type="spellStart"/>
-      <w:r>
-        <w:t>date_premiere_circulation</w:t>
-      </w:r>
-      <w:proofErr w:type="spellEnd"/>
-      <w:r>
-        <w:t>}}</w:t>
+        <w:t>N° d’immatriculation : {{immatriculation}}     Date de1ère mise en circulation {{date_premiere_circulation}}</w:t>
       </w:r>
     </w:p>
     <w:p>
@@ -788,15 +709,7 @@
         <w:t xml:space="preserve">Numéro d’identification du véhicule (VIN), composé de dix-sept (17) caractères : </w:t>
       </w:r>
       <w:r>
-        <w:t>{{</w:t>
-      </w:r>
-      <w:proofErr w:type="spellStart"/>
-      <w:r>
-        <w:t>vin_complet</w:t>
-      </w:r>
-      <w:proofErr w:type="spellEnd"/>
-      <w:r>
-        <w:t>}}</w:t>
+        <w:t>{{vin_complet}}</w:t>
       </w:r>
     </w:p>
     <w:p>
@@ -829,40 +742,13 @@
         <w:spacing w:before="0" w:beforeAutospacing="0" w:after="0" w:afterAutospacing="0"/>
       </w:pPr>
       <w:r>
-        <w:t xml:space="preserve">Puissance </w:t>
-      </w:r>
-      <w:proofErr w:type="gramStart"/>
-      <w:r>
-        <w:t>administrative(</w:t>
-      </w:r>
-      <w:proofErr w:type="gramEnd"/>
-      <w:r>
-        <w:t>CV) : {{</w:t>
-      </w:r>
-      <w:proofErr w:type="spellStart"/>
-      <w:r>
-        <w:t>puiss_cv</w:t>
-      </w:r>
-      <w:proofErr w:type="spellEnd"/>
-      <w:r>
-        <w:t>}}</w:t>
-      </w:r>
-      <w:r>
-        <w:t xml:space="preserve">  Nombre de places :{{</w:t>
-      </w:r>
-      <w:r>
-        <w:t xml:space="preserve"> </w:t>
-      </w:r>
-      <w:r>
-        <w:t>{</w:t>
-      </w:r>
-      <w:proofErr w:type="spellStart"/>
-      <w:r>
-        <w:t>nb_places</w:t>
-      </w:r>
-      <w:proofErr w:type="spellEnd"/>
-      <w:r>
-        <w:t>}}, debout : 00</w:t>
+        <w:t>Puissance administrative(CV) : {{puiss_cv}}</w:t>
+      </w:r>
+      <w:r>
+        <w:t xml:space="preserve">  </w:t>
+      </w:r>
+      <w:r>
+        <w:t>Nombre de places : {{nb_places}}, debout : 00</w:t>
       </w:r>
     </w:p>
     <w:p>
@@ -1078,70 +964,14 @@
         <w:rPr>
           <w:highlight w:val="yellow"/>
         </w:rPr>
-        <w:t>Poids du véhicule (PTAC) : {{</w:t>
-      </w:r>
-      <w:proofErr w:type="spellStart"/>
+        <w:t>Poids du véhicule (PTAC) : {{ptac}}</w:t>
+      </w:r>
       <w:r>
         <w:rPr>
           <w:highlight w:val="yellow"/>
         </w:rPr>
-        <w:t>ptac</w:t>
-      </w:r>
-      <w:proofErr w:type="spellEnd"/>
-      <w:r>
-        <w:rPr>
-          <w:highlight w:val="yellow"/>
-        </w:rPr>
-        <w:t>}}</w:t>
-      </w:r>
-      <w:r>
-        <w:rPr>
-          <w:highlight w:val="yellow"/>
-        </w:rPr>
         <w:tab/>
-        <w:t>Poids à vide</w:t>
-      </w:r>
-      <w:proofErr w:type="gramStart"/>
-      <w:r>
-        <w:rPr>
-          <w:highlight w:val="yellow"/>
-        </w:rPr>
-        <w:t> :{</w:t>
-      </w:r>
-      <w:proofErr w:type="gramEnd"/>
-      <w:r>
-        <w:rPr>
-          <w:highlight w:val="yellow"/>
-        </w:rPr>
-        <w:t>{</w:t>
-      </w:r>
-      <w:proofErr w:type="spellStart"/>
-      <w:r>
-        <w:rPr>
-          <w:highlight w:val="yellow"/>
-        </w:rPr>
-        <w:t>poids_vide</w:t>
-      </w:r>
-      <w:proofErr w:type="spellEnd"/>
-      <w:r>
-        <w:rPr>
-          <w:highlight w:val="yellow"/>
-        </w:rPr>
-        <w:t>}}    Poids total roulant autorisé (PTRA) : {{</w:t>
-      </w:r>
-      <w:proofErr w:type="spellStart"/>
-      <w:r>
-        <w:rPr>
-          <w:highlight w:val="yellow"/>
-        </w:rPr>
-        <w:t>ptra</w:t>
-      </w:r>
-      <w:proofErr w:type="spellEnd"/>
-      <w:r>
-        <w:rPr>
-          <w:highlight w:val="yellow"/>
-        </w:rPr>
-        <w:t>}}</w:t>
+        <w:t>Poids à vide :{{poids_vide}}    Poids total roulant autorisé (PTRA) : {{ptra}}</w:t>
       </w:r>
     </w:p>
     <w:p>
@@ -1160,21 +990,7 @@
         <w:rPr>
           <w:highlight w:val="yellow"/>
         </w:rPr>
-        <w:t>Charge utile (CU) : {{</w:t>
-      </w:r>
-      <w:proofErr w:type="spellStart"/>
-      <w:r>
-        <w:rPr>
-          <w:highlight w:val="yellow"/>
-        </w:rPr>
-        <w:t>charge_utile</w:t>
-      </w:r>
-      <w:proofErr w:type="spellEnd"/>
-      <w:r>
-        <w:rPr>
-          <w:highlight w:val="yellow"/>
-        </w:rPr>
-        <w:t>}}</w:t>
+        <w:t>Charge utile (CU) : {{charge_utile}}</w:t>
       </w:r>
     </w:p>
     <w:p>
@@ -1200,27 +1016,11 @@
       </w:r>
       <w:r>
         <w:tab/>
-        <w:t>Nb cylindres : {{</w:t>
-      </w:r>
-      <w:proofErr w:type="spellStart"/>
-      <w:r>
-        <w:t>nb_cylindres</w:t>
-      </w:r>
-      <w:proofErr w:type="spellEnd"/>
-      <w:r>
-        <w:t>}}</w:t>
+        <w:t>Nb cylindres : {{nb_cylindres}}</w:t>
       </w:r>
       <w:r>
         <w:tab/>
-        <w:t>Cylindrée (cm3) : {{</w:t>
-      </w:r>
-      <w:proofErr w:type="spellStart"/>
-      <w:r>
-        <w:t>cylindree</w:t>
-      </w:r>
-      <w:proofErr w:type="spellEnd"/>
-      <w:r>
-        <w:t xml:space="preserve">}}                  </w:t>
+        <w:t xml:space="preserve">Cylindrée (cm3) : {{cylindree}}                  </w:t>
       </w:r>
     </w:p>
     <w:p>
@@ -1269,15 +1069,7 @@
         </w:rPr>
       </w:pPr>
       <w:r>
-        <w:t>Boite à vitesse : {{</w:t>
-      </w:r>
-      <w:proofErr w:type="spellStart"/>
-      <w:r>
-        <w:t>boite_vitesse</w:t>
-      </w:r>
-      <w:proofErr w:type="spellEnd"/>
-      <w:r>
-        <w:t>}}</w:t>
+        <w:t>Boite à vitesse : {{boite_vitesse}}</w:t>
       </w:r>
       <w:r>
         <w:tab/>
@@ -1413,7 +1205,6 @@
           <w:szCs w:val="22"/>
         </w:rPr>
       </w:pPr>
-      <w:proofErr w:type="gramStart"/>
       <w:r>
         <w:rPr>
           <w:rFonts w:asciiTheme="majorHAnsi" w:hAnsiTheme="majorHAnsi"/>
@@ -1423,19 +1214,7 @@
           <w:sz w:val="22"/>
           <w:szCs w:val="22"/>
         </w:rPr>
-        <w:t>a</w:t>
-      </w:r>
-      <w:proofErr w:type="gramEnd"/>
-      <w:r>
-        <w:rPr>
-          <w:rFonts w:asciiTheme="majorHAnsi" w:hAnsiTheme="majorHAnsi"/>
-          <w:b/>
-          <w:i/>
-          <w:iCs/>
-          <w:sz w:val="22"/>
-          <w:szCs w:val="22"/>
-        </w:rPr>
-        <w:t xml:space="preserve"> </w:t>
+        <w:t xml:space="preserve">a </w:t>
       </w:r>
       <w:r>
         <w:rPr>
@@ -1516,33 +1295,7 @@
           <w:sz w:val="22"/>
           <w:szCs w:val="22"/>
         </w:rPr>
-        <w:t>n’</w:t>
-      </w:r>
-      <w:proofErr w:type="spellStart"/>
-      <w:r>
-        <w:rPr>
-          <w:rFonts w:asciiTheme="majorHAnsi" w:hAnsiTheme="majorHAnsi"/>
-          <w:b/>
-          <w:i/>
-          <w:iCs/>
-          <w:color w:val="000000" w:themeColor="text1"/>
-          <w:sz w:val="22"/>
-          <w:szCs w:val="22"/>
-        </w:rPr>
-        <w:t>apas</w:t>
-      </w:r>
-      <w:proofErr w:type="spellEnd"/>
-      <w:r>
-        <w:rPr>
-          <w:rFonts w:asciiTheme="majorHAnsi" w:hAnsiTheme="majorHAnsi"/>
-          <w:b/>
-          <w:i/>
-          <w:iCs/>
-          <w:color w:val="000000" w:themeColor="text1"/>
-          <w:sz w:val="22"/>
-          <w:szCs w:val="22"/>
-        </w:rPr>
-        <w:t xml:space="preserve"> </w:t>
+        <w:t xml:space="preserve">n’apas </w:t>
       </w:r>
       <w:r>
         <w:rPr>
@@ -1615,7 +1368,6 @@
           <w:szCs w:val="22"/>
         </w:rPr>
       </w:pPr>
-      <w:proofErr w:type="gramStart"/>
       <w:r>
         <w:rPr>
           <w:rFonts w:asciiTheme="majorHAnsi" w:hAnsiTheme="majorHAnsi"/>
@@ -1627,7 +1379,6 @@
         </w:rPr>
         <w:t>est</w:t>
       </w:r>
-      <w:proofErr w:type="gramEnd"/>
       <w:r>
         <w:rPr>
           <w:rFonts w:asciiTheme="majorHAnsi" w:hAnsiTheme="majorHAnsi"/>
@@ -2362,15 +2113,7 @@
         </w:rPr>
       </w:pPr>
       <w:r>
-        <w:t>Fait à {{lieu}}, le {{</w:t>
-      </w:r>
-      <w:proofErr w:type="spellStart"/>
-      <w:r>
-        <w:t>date_expertise</w:t>
-      </w:r>
-      <w:proofErr w:type="spellEnd"/>
-      <w:r>
-        <w:t>}}</w:t>
+        <w:t>Fait à {{lieu}}, le {{date_expertise}}</w:t>
       </w:r>
     </w:p>
     <w:p>
@@ -2492,29 +2235,7 @@
           <w:sz w:val="32"/>
           <w:szCs w:val="36"/>
         </w:rPr>
-        <w:t>{{</w:t>
-      </w:r>
-      <w:proofErr w:type="spellStart"/>
-      <w:r>
-        <w:rPr>
-          <w:rFonts w:ascii="Bookman Old Style" w:hAnsi="Bookman Old Style"/>
-          <w:b/>
-          <w:bCs/>
-          <w:sz w:val="32"/>
-          <w:szCs w:val="36"/>
-        </w:rPr>
-        <w:t>img_vehicule</w:t>
-      </w:r>
-      <w:proofErr w:type="spellEnd"/>
-      <w:r>
-        <w:rPr>
-          <w:rFonts w:ascii="Bookman Old Style" w:hAnsi="Bookman Old Style"/>
-          <w:b/>
-          <w:bCs/>
-          <w:sz w:val="32"/>
-          <w:szCs w:val="36"/>
-        </w:rPr>
-        <w:t>}}</w:t>
+        <w:t>{{img_vehicule}}</w:t>
       </w:r>
     </w:p>
     <w:p>
@@ -2609,7 +2330,7 @@
           </mc:Choice>
           <mc:Fallback>
             <w:pict>
-              <v:shapetype w14:anchorId="19B7EEBA" id="_x0000_t32" coordsize="21600,21600" o:spt="32" o:oned="t" path="m,l21600,21600e" filled="f">
+              <v:shapetype w14:anchorId="2716587C" id="_x0000_t32" coordsize="21600,21600" o:spt="32" o:oned="t" path="m,l21600,21600e" filled="f">
                 <v:path arrowok="t" fillok="f" o:connecttype="none"/>
                 <o:lock v:ext="edit" shapetype="t"/>
               </v:shapetype>
@@ -2641,10 +2362,12 @@
           <w:sz w:val="32"/>
           <w:szCs w:val="36"/>
         </w:rPr>
-        <w:t>{{</w:t>
-      </w:r>
-      <w:proofErr w:type="spellStart"/>
-      <w:r>
+        <w:t>{{img_carte}}</w:t>
+      </w:r>
+    </w:p>
+    <w:p>
+      <w:pPr>
+        <w:jc w:val="center"/>
         <w:rPr>
           <w:rFonts w:ascii="Bookman Old Style" w:hAnsi="Bookman Old Style"/>
           <w:b/>
@@ -2652,10 +2375,11 @@
           <w:sz w:val="32"/>
           <w:szCs w:val="36"/>
         </w:rPr>
-        <w:t>img_carte</w:t>
-      </w:r>
-      <w:proofErr w:type="spellEnd"/>
-      <w:r>
+      </w:pPr>
+    </w:p>
+    <w:p>
+      <w:pPr>
+        <w:jc w:val="center"/>
         <w:rPr>
           <w:rFonts w:ascii="Bookman Old Style" w:hAnsi="Bookman Old Style"/>
           <w:b/>
@@ -2663,12 +2387,8 @@
           <w:sz w:val="32"/>
           <w:szCs w:val="36"/>
         </w:rPr>
-        <w:t>}}</w:t>
-      </w:r>
-    </w:p>
-    <w:p>
-      <w:pPr>
-        <w:jc w:val="center"/>
+      </w:pPr>
+      <w:r>
         <w:rPr>
           <w:rFonts w:ascii="Bookman Old Style" w:hAnsi="Bookman Old Style"/>
           <w:b/>
@@ -2676,7 +2396,8 @@
           <w:sz w:val="32"/>
           <w:szCs w:val="36"/>
         </w:rPr>
-      </w:pPr>
+        <w:t>{{img_plaque}}</w:t>
+      </w:r>
     </w:p>
     <w:p>
       <w:pPr>
@@ -2689,7 +2410,10 @@
           <w:szCs w:val="36"/>
         </w:rPr>
       </w:pPr>
-      <w:r>
+    </w:p>
+    <w:p>
+      <w:pPr>
+        <w:jc w:val="center"/>
         <w:rPr>
           <w:rFonts w:ascii="Bookman Old Style" w:hAnsi="Bookman Old Style"/>
           <w:b/>
@@ -2697,9 +2421,7 @@
           <w:sz w:val="32"/>
           <w:szCs w:val="36"/>
         </w:rPr>
-        <w:t>{{</w:t>
-      </w:r>
-      <w:proofErr w:type="spellStart"/>
+      </w:pPr>
       <w:r>
         <w:rPr>
           <w:rFonts w:ascii="Bookman Old Style" w:hAnsi="Bookman Old Style"/>
@@ -2708,74 +2430,7 @@
           <w:sz w:val="32"/>
           <w:szCs w:val="36"/>
         </w:rPr>
-        <w:t>img_plaque</w:t>
-      </w:r>
-      <w:proofErr w:type="spellEnd"/>
-      <w:r>
-        <w:rPr>
-          <w:rFonts w:ascii="Bookman Old Style" w:hAnsi="Bookman Old Style"/>
-          <w:b/>
-          <w:bCs/>
-          <w:sz w:val="32"/>
-          <w:szCs w:val="36"/>
-        </w:rPr>
-        <w:t>}}</w:t>
-      </w:r>
-    </w:p>
-    <w:p>
-      <w:pPr>
-        <w:jc w:val="center"/>
-        <w:rPr>
-          <w:rFonts w:ascii="Bookman Old Style" w:hAnsi="Bookman Old Style"/>
-          <w:b/>
-          <w:bCs/>
-          <w:sz w:val="32"/>
-          <w:szCs w:val="36"/>
-        </w:rPr>
-      </w:pPr>
-    </w:p>
-    <w:p>
-      <w:pPr>
-        <w:jc w:val="center"/>
-        <w:rPr>
-          <w:rFonts w:ascii="Bookman Old Style" w:hAnsi="Bookman Old Style"/>
-          <w:b/>
-          <w:bCs/>
-          <w:sz w:val="32"/>
-          <w:szCs w:val="36"/>
-        </w:rPr>
-      </w:pPr>
-      <w:r>
-        <w:rPr>
-          <w:rFonts w:ascii="Bookman Old Style" w:hAnsi="Bookman Old Style"/>
-          <w:b/>
-          <w:bCs/>
-          <w:sz w:val="32"/>
-          <w:szCs w:val="36"/>
-        </w:rPr>
-        <w:t>{{</w:t>
-      </w:r>
-      <w:proofErr w:type="spellStart"/>
-      <w:r>
-        <w:rPr>
-          <w:rFonts w:ascii="Bookman Old Style" w:hAnsi="Bookman Old Style"/>
-          <w:b/>
-          <w:bCs/>
-          <w:sz w:val="32"/>
-          <w:szCs w:val="36"/>
-        </w:rPr>
-        <w:t>img_vin</w:t>
-      </w:r>
-      <w:proofErr w:type="spellEnd"/>
-      <w:r>
-        <w:rPr>
-          <w:rFonts w:ascii="Bookman Old Style" w:hAnsi="Bookman Old Style"/>
-          <w:b/>
-          <w:bCs/>
-          <w:sz w:val="32"/>
-          <w:szCs w:val="36"/>
-        </w:rPr>
-        <w:t>}}</w:t>
+        <w:t>{{img_vin}}</w:t>
       </w:r>
     </w:p>
     <w:p>
@@ -5058,15 +4713,7 @@
         </w:rPr>
       </w:pPr>
       <w:r>
-        <w:t>Fait à {{lieu}}, le {{</w:t>
-      </w:r>
-      <w:proofErr w:type="spellStart"/>
-      <w:r>
-        <w:t>date_expertise</w:t>
-      </w:r>
-      <w:proofErr w:type="spellEnd"/>
-      <w:r>
-        <w:t>}}</w:t>
+        <w:t>Fait à {{lieu}}, le {{date_expertise}}</w:t>
       </w:r>
     </w:p>
     <w:p>
